--- a/templates/plananual/ARTE 1° A 5/ARTE 3° - PROGRAMACIÓN CURRICULAR ANUAL .docx
+++ b/templates/plananual/ARTE 1° A 5/ARTE 3° - PROGRAMACIÓN CURRICULAR ANUAL .docx
@@ -442,18 +442,7 @@
                             <w:sz w:val="32"/>
                             <w:szCs w:val="32"/>
                           </w:rPr>
-                          <w:t xml:space="preserve"> </w:t>
-                        </w:r>
-                        <w:r>
-                          <w:rPr>
-                            <w:rFonts w:ascii="Aptos ExtraBold" w:hAnsi="Aptos ExtraBold" w:cs="Times New Roman"/>
-                            <w:b/>
-                            <w:bCs/>
-                            <w:color w:val="FFFFFF" w:themeColor="background1"/>
-                            <w:sz w:val="32"/>
-                            <w:szCs w:val="32"/>
-                          </w:rPr>
-                          <w:t>{{</w:t>
+                          <w:t xml:space="preserve"> {{</w:t>
                         </w:r>
                         <w:proofErr w:type="spellStart"/>
                         <w:r>
@@ -9605,7 +9594,7 @@
     <w:tbl>
       <w:tblPr>
         <w:tblStyle w:val="Tablaconcuadrcula"/>
-        <w:tblW w:w="14850" w:type="dxa"/>
+        <w:tblW w:w="14851" w:type="dxa"/>
         <w:jc w:val="center"/>
         <w:tblBorders>
           <w:top w:val="double" w:sz="4" w:space="0" w:color="47D459" w:themeColor="accent3" w:themeTint="99"/>
@@ -9619,7 +9608,7 @@
         <w:tblLook w:val="04A0" w:firstRow="1" w:lastRow="0" w:firstColumn="1" w:lastColumn="0" w:noHBand="0" w:noVBand="1"/>
       </w:tblPr>
       <w:tblGrid>
-        <w:gridCol w:w="874"/>
+        <w:gridCol w:w="875"/>
         <w:gridCol w:w="1095"/>
         <w:gridCol w:w="1726"/>
         <w:gridCol w:w="6169"/>
@@ -9635,32 +9624,27 @@
         <w:tc>
           <w:tcPr>
             <w:tcW w:w="875" w:type="dxa"/>
-            <w:tcBorders>
-              <w:top w:val="double" w:sz="4" w:space="0" w:color="47D459" w:themeColor="accent3" w:themeTint="99"/>
-              <w:left w:val="double" w:sz="4" w:space="0" w:color="47D459" w:themeColor="accent3" w:themeTint="99"/>
-              <w:bottom w:val="double" w:sz="4" w:space="0" w:color="47D459" w:themeColor="accent3" w:themeTint="99"/>
-              <w:right w:val="double" w:sz="4" w:space="0" w:color="47D459" w:themeColor="accent3" w:themeTint="99"/>
-            </w:tcBorders>
             <w:shd w:val="clear" w:color="auto" w:fill="C1F0C7" w:themeFill="accent3" w:themeFillTint="33"/>
             <w:vAlign w:val="center"/>
-            <w:hideMark/>
-          </w:tcPr>
-          <w:p>
-            <w:pPr>
-              <w:spacing w:after="160" w:line="276" w:lineRule="auto"/>
-              <w:ind w:right="-455"/>
-              <w:rPr>
-                <w:rFonts w:ascii="Arial Nova Cond Light" w:hAnsi="Arial Nova Cond Light" w:cs="Times New Roman"/>
-                <w:b/>
-                <w:bCs/>
-                <w:color w:val="000000" w:themeColor="text1"/>
-                <w:sz w:val="20"/>
-                <w:szCs w:val="20"/>
-              </w:rPr>
-            </w:pPr>
-            <w:r>
-              <w:rPr>
-                <w:rFonts w:ascii="Arial Nova Cond Light" w:hAnsi="Arial Nova Cond Light" w:cs="Times New Roman"/>
+          </w:tcPr>
+          <w:p>
+            <w:pPr>
+              <w:pStyle w:val="Prrafodelista"/>
+              <w:ind w:left="0"/>
+              <w:jc w:val="center"/>
+              <w:rPr>
+                <w:rFonts w:ascii="Arial Nova Cond" w:hAnsi="Arial Nova Cond" w:cs="Times New Roman"/>
+                <w:b/>
+                <w:bCs/>
+                <w:color w:val="000000" w:themeColor="text1"/>
+                <w:sz w:val="20"/>
+                <w:szCs w:val="20"/>
+              </w:rPr>
+            </w:pPr>
+            <w:bookmarkStart w:id="1" w:name="_Hlk227075175"/>
+            <w:r>
+              <w:rPr>
+                <w:rFonts w:ascii="Arial Nova Cond" w:hAnsi="Arial Nova Cond" w:cs="Times New Roman"/>
                 <w:b/>
                 <w:bCs/>
                 <w:color w:val="000000" w:themeColor="text1"/>
@@ -9674,32 +9658,26 @@
         <w:tc>
           <w:tcPr>
             <w:tcW w:w="1095" w:type="dxa"/>
-            <w:tcBorders>
-              <w:top w:val="double" w:sz="4" w:space="0" w:color="47D459" w:themeColor="accent3" w:themeTint="99"/>
-              <w:left w:val="double" w:sz="4" w:space="0" w:color="47D459" w:themeColor="accent3" w:themeTint="99"/>
-              <w:bottom w:val="double" w:sz="4" w:space="0" w:color="47D459" w:themeColor="accent3" w:themeTint="99"/>
-              <w:right w:val="double" w:sz="4" w:space="0" w:color="47D459" w:themeColor="accent3" w:themeTint="99"/>
-            </w:tcBorders>
             <w:shd w:val="clear" w:color="auto" w:fill="C1F0C7" w:themeFill="accent3" w:themeFillTint="33"/>
             <w:vAlign w:val="center"/>
-            <w:hideMark/>
-          </w:tcPr>
-          <w:p>
-            <w:pPr>
-              <w:spacing w:after="160" w:line="276" w:lineRule="auto"/>
-              <w:ind w:right="-455"/>
-              <w:rPr>
-                <w:rFonts w:ascii="Arial Nova Cond Light" w:hAnsi="Arial Nova Cond Light" w:cs="Times New Roman"/>
-                <w:b/>
-                <w:bCs/>
-                <w:color w:val="000000" w:themeColor="text1"/>
-                <w:sz w:val="20"/>
-                <w:szCs w:val="20"/>
-              </w:rPr>
-            </w:pPr>
-            <w:r>
-              <w:rPr>
-                <w:rFonts w:ascii="Arial Nova Cond Light" w:hAnsi="Arial Nova Cond Light" w:cs="Times New Roman"/>
+          </w:tcPr>
+          <w:p>
+            <w:pPr>
+              <w:pStyle w:val="Prrafodelista"/>
+              <w:ind w:left="0"/>
+              <w:jc w:val="center"/>
+              <w:rPr>
+                <w:rFonts w:ascii="Arial Nova Cond" w:hAnsi="Arial Nova Cond" w:cs="Times New Roman"/>
+                <w:b/>
+                <w:bCs/>
+                <w:color w:val="000000" w:themeColor="text1"/>
+                <w:sz w:val="20"/>
+                <w:szCs w:val="20"/>
+              </w:rPr>
+            </w:pPr>
+            <w:r>
+              <w:rPr>
+                <w:rFonts w:ascii="Arial Nova Cond" w:hAnsi="Arial Nova Cond" w:cs="Times New Roman"/>
                 <w:b/>
                 <w:bCs/>
                 <w:color w:val="000000" w:themeColor="text1"/>
@@ -9713,32 +9691,26 @@
         <w:tc>
           <w:tcPr>
             <w:tcW w:w="1726" w:type="dxa"/>
-            <w:tcBorders>
-              <w:top w:val="double" w:sz="4" w:space="0" w:color="47D459" w:themeColor="accent3" w:themeTint="99"/>
-              <w:left w:val="double" w:sz="4" w:space="0" w:color="47D459" w:themeColor="accent3" w:themeTint="99"/>
-              <w:bottom w:val="double" w:sz="4" w:space="0" w:color="47D459" w:themeColor="accent3" w:themeTint="99"/>
-              <w:right w:val="double" w:sz="4" w:space="0" w:color="47D459" w:themeColor="accent3" w:themeTint="99"/>
-            </w:tcBorders>
             <w:shd w:val="clear" w:color="auto" w:fill="C1F0C7" w:themeFill="accent3" w:themeFillTint="33"/>
             <w:vAlign w:val="center"/>
-            <w:hideMark/>
-          </w:tcPr>
-          <w:p>
-            <w:pPr>
-              <w:spacing w:after="160" w:line="276" w:lineRule="auto"/>
-              <w:ind w:right="-455"/>
-              <w:rPr>
-                <w:rFonts w:ascii="Arial Nova Cond Light" w:hAnsi="Arial Nova Cond Light" w:cs="Times New Roman"/>
-                <w:b/>
-                <w:bCs/>
-                <w:color w:val="000000" w:themeColor="text1"/>
-                <w:sz w:val="20"/>
-                <w:szCs w:val="20"/>
-              </w:rPr>
-            </w:pPr>
-            <w:r>
-              <w:rPr>
-                <w:rFonts w:ascii="Arial Nova Cond Light" w:hAnsi="Arial Nova Cond Light" w:cs="Times New Roman"/>
+          </w:tcPr>
+          <w:p>
+            <w:pPr>
+              <w:pStyle w:val="Prrafodelista"/>
+              <w:ind w:left="0"/>
+              <w:jc w:val="center"/>
+              <w:rPr>
+                <w:rFonts w:ascii="Arial Nova Cond" w:hAnsi="Arial Nova Cond" w:cs="Times New Roman"/>
+                <w:b/>
+                <w:bCs/>
+                <w:color w:val="000000" w:themeColor="text1"/>
+                <w:sz w:val="20"/>
+                <w:szCs w:val="20"/>
+              </w:rPr>
+            </w:pPr>
+            <w:r>
+              <w:rPr>
+                <w:rFonts w:ascii="Arial Nova Cond" w:hAnsi="Arial Nova Cond" w:cs="Times New Roman"/>
                 <w:b/>
                 <w:bCs/>
                 <w:color w:val="000000" w:themeColor="text1"/>
@@ -9752,110 +9724,147 @@
         <w:tc>
           <w:tcPr>
             <w:tcW w:w="6169" w:type="dxa"/>
-            <w:tcBorders>
-              <w:top w:val="double" w:sz="4" w:space="0" w:color="47D459" w:themeColor="accent3" w:themeTint="99"/>
-              <w:left w:val="double" w:sz="4" w:space="0" w:color="47D459" w:themeColor="accent3" w:themeTint="99"/>
-              <w:bottom w:val="double" w:sz="4" w:space="0" w:color="47D459" w:themeColor="accent3" w:themeTint="99"/>
-              <w:right w:val="double" w:sz="4" w:space="0" w:color="47D459" w:themeColor="accent3" w:themeTint="99"/>
-            </w:tcBorders>
             <w:shd w:val="clear" w:color="auto" w:fill="C1F0C7" w:themeFill="accent3" w:themeFillTint="33"/>
             <w:vAlign w:val="center"/>
-            <w:hideMark/>
-          </w:tcPr>
-          <w:p>
-            <w:pPr>
-              <w:spacing w:after="160" w:line="276" w:lineRule="auto"/>
-              <w:ind w:right="-455"/>
-              <w:rPr>
-                <w:rFonts w:ascii="Arial Nova Cond Light" w:hAnsi="Arial Nova Cond Light" w:cs="Times New Roman"/>
-                <w:b/>
-                <w:bCs/>
-                <w:color w:val="000000" w:themeColor="text1"/>
-                <w:sz w:val="20"/>
-                <w:szCs w:val="20"/>
-              </w:rPr>
-            </w:pPr>
-            <w:r>
-              <w:rPr>
-                <w:rFonts w:ascii="Arial Nova Cond Light" w:hAnsi="Arial Nova Cond Light" w:cs="Times New Roman"/>
-                <w:b/>
-                <w:bCs/>
-                <w:color w:val="000000" w:themeColor="text1"/>
-                <w:sz w:val="20"/>
-                <w:szCs w:val="20"/>
-              </w:rPr>
-              <w:t>SITUACIÓN SIGNIFICATIVA</w:t>
+          </w:tcPr>
+          <w:p>
+            <w:pPr>
+              <w:pStyle w:val="Prrafodelista"/>
+              <w:ind w:left="0"/>
+              <w:jc w:val="center"/>
+              <w:rPr>
+                <w:rFonts w:ascii="Arial Nova Cond" w:hAnsi="Arial Nova Cond" w:cs="Times New Roman"/>
+                <w:b/>
+                <w:bCs/>
+                <w:color w:val="000000" w:themeColor="text1"/>
+                <w:sz w:val="20"/>
+                <w:szCs w:val="20"/>
+              </w:rPr>
+            </w:pPr>
+            <w:r>
+              <w:rPr>
+                <w:rFonts w:ascii="Arial Nova Cond" w:hAnsi="Arial Nova Cond" w:cs="Times New Roman"/>
+                <w:b/>
+                <w:bCs/>
+                <w:color w:val="000000" w:themeColor="text1"/>
+                <w:sz w:val="20"/>
+                <w:szCs w:val="20"/>
+              </w:rPr>
+              <w:t>SITUACIÓN SIGNIF</w:t>
+            </w:r>
+            <w:r>
+              <w:rPr>
+                <w:rFonts w:ascii="Arial Nova Cond" w:hAnsi="Arial Nova Cond" w:cs="Times New Roman"/>
+                <w:b/>
+                <w:bCs/>
+                <w:color w:val="000000" w:themeColor="text1"/>
+                <w:sz w:val="20"/>
+                <w:szCs w:val="20"/>
+              </w:rPr>
+              <w:t>I</w:t>
+            </w:r>
+            <w:r>
+              <w:rPr>
+                <w:rFonts w:ascii="Arial Nova Cond" w:hAnsi="Arial Nova Cond" w:cs="Times New Roman"/>
+                <w:b/>
+                <w:bCs/>
+                <w:color w:val="000000" w:themeColor="text1"/>
+                <w:sz w:val="20"/>
+                <w:szCs w:val="20"/>
+              </w:rPr>
+              <w:t>CATIVA</w:t>
             </w:r>
           </w:p>
         </w:tc>
         <w:tc>
           <w:tcPr>
             <w:tcW w:w="2015" w:type="dxa"/>
-            <w:tcBorders>
-              <w:top w:val="double" w:sz="4" w:space="0" w:color="47D459" w:themeColor="accent3" w:themeTint="99"/>
-              <w:left w:val="double" w:sz="4" w:space="0" w:color="47D459" w:themeColor="accent3" w:themeTint="99"/>
-              <w:bottom w:val="double" w:sz="4" w:space="0" w:color="47D459" w:themeColor="accent3" w:themeTint="99"/>
-              <w:right w:val="double" w:sz="4" w:space="0" w:color="47D459" w:themeColor="accent3" w:themeTint="99"/>
-            </w:tcBorders>
             <w:shd w:val="clear" w:color="auto" w:fill="C1F0C7" w:themeFill="accent3" w:themeFillTint="33"/>
             <w:vAlign w:val="center"/>
-            <w:hideMark/>
-          </w:tcPr>
-          <w:p>
-            <w:pPr>
-              <w:spacing w:after="160" w:line="276" w:lineRule="auto"/>
-              <w:ind w:right="-455"/>
-              <w:rPr>
-                <w:rFonts w:ascii="Arial Nova Cond Light" w:hAnsi="Arial Nova Cond Light" w:cs="Times New Roman"/>
-                <w:b/>
-                <w:bCs/>
-                <w:color w:val="000000" w:themeColor="text1"/>
-                <w:sz w:val="20"/>
-                <w:szCs w:val="20"/>
-              </w:rPr>
-            </w:pPr>
-            <w:r>
-              <w:rPr>
-                <w:rFonts w:ascii="Arial Nova Cond Light" w:hAnsi="Arial Nova Cond Light" w:cs="Times New Roman"/>
-                <w:b/>
-                <w:bCs/>
-                <w:color w:val="000000" w:themeColor="text1"/>
-                <w:sz w:val="20"/>
-                <w:szCs w:val="20"/>
-              </w:rPr>
-              <w:t>TÍTULO DE LA UNIDAD DIDÁCTICA.</w:t>
+          </w:tcPr>
+          <w:p>
+            <w:pPr>
+              <w:pStyle w:val="Prrafodelista"/>
+              <w:ind w:left="0"/>
+              <w:jc w:val="center"/>
+              <w:rPr>
+                <w:rFonts w:ascii="Arial Nova Cond" w:hAnsi="Arial Nova Cond" w:cs="Times New Roman"/>
+                <w:b/>
+                <w:bCs/>
+                <w:color w:val="000000" w:themeColor="text1"/>
+                <w:sz w:val="20"/>
+                <w:szCs w:val="20"/>
+              </w:rPr>
+            </w:pPr>
+            <w:r>
+              <w:rPr>
+                <w:rFonts w:ascii="Arial Nova Cond" w:hAnsi="Arial Nova Cond" w:cs="Times New Roman"/>
+                <w:b/>
+                <w:bCs/>
+                <w:color w:val="000000" w:themeColor="text1"/>
+                <w:sz w:val="20"/>
+                <w:szCs w:val="20"/>
+              </w:rPr>
+              <w:t>TÍTULO DE LA UNIDAD DID</w:t>
+            </w:r>
+            <w:r>
+              <w:rPr>
+                <w:rFonts w:ascii="Arial Nova Cond" w:hAnsi="Arial Nova Cond" w:cs="Times New Roman"/>
+                <w:b/>
+                <w:bCs/>
+                <w:color w:val="000000" w:themeColor="text1"/>
+                <w:sz w:val="20"/>
+                <w:szCs w:val="20"/>
+              </w:rPr>
+              <w:t>Á</w:t>
+            </w:r>
+            <w:r>
+              <w:rPr>
+                <w:rFonts w:ascii="Arial Nova Cond" w:hAnsi="Arial Nova Cond" w:cs="Times New Roman"/>
+                <w:b/>
+                <w:bCs/>
+                <w:color w:val="000000" w:themeColor="text1"/>
+                <w:sz w:val="20"/>
+                <w:szCs w:val="20"/>
+              </w:rPr>
+              <w:t>CTICA</w:t>
+            </w:r>
+            <w:r>
+              <w:rPr>
+                <w:rFonts w:ascii="Arial Nova Cond" w:hAnsi="Arial Nova Cond" w:cs="Times New Roman"/>
+                <w:b/>
+                <w:bCs/>
+                <w:color w:val="000000" w:themeColor="text1"/>
+                <w:sz w:val="20"/>
+                <w:szCs w:val="20"/>
+              </w:rPr>
+              <w:t>.</w:t>
             </w:r>
           </w:p>
         </w:tc>
         <w:tc>
           <w:tcPr>
             <w:tcW w:w="1634" w:type="dxa"/>
-            <w:tcBorders>
-              <w:top w:val="double" w:sz="4" w:space="0" w:color="47D459" w:themeColor="accent3" w:themeTint="99"/>
-              <w:left w:val="double" w:sz="4" w:space="0" w:color="47D459" w:themeColor="accent3" w:themeTint="99"/>
-              <w:bottom w:val="double" w:sz="4" w:space="0" w:color="47D459" w:themeColor="accent3" w:themeTint="99"/>
-              <w:right w:val="double" w:sz="4" w:space="0" w:color="47D459" w:themeColor="accent3" w:themeTint="99"/>
-            </w:tcBorders>
             <w:shd w:val="clear" w:color="auto" w:fill="C1F0C7" w:themeFill="accent3" w:themeFillTint="33"/>
             <w:vAlign w:val="center"/>
-            <w:hideMark/>
-          </w:tcPr>
-          <w:p>
-            <w:pPr>
-              <w:spacing w:after="160" w:line="276" w:lineRule="auto"/>
-              <w:ind w:right="-455"/>
-              <w:rPr>
-                <w:rFonts w:ascii="Arial Nova Cond Light" w:hAnsi="Arial Nova Cond Light" w:cs="Times New Roman"/>
-                <w:b/>
-                <w:bCs/>
-                <w:color w:val="000000" w:themeColor="text1"/>
-                <w:sz w:val="20"/>
-                <w:szCs w:val="20"/>
-              </w:rPr>
-            </w:pPr>
-            <w:r>
-              <w:rPr>
-                <w:rFonts w:ascii="Arial Nova Cond Light" w:hAnsi="Arial Nova Cond Light" w:cs="Times New Roman"/>
+          </w:tcPr>
+          <w:p>
+            <w:pPr>
+              <w:pStyle w:val="Prrafodelista"/>
+              <w:ind w:left="0"/>
+              <w:jc w:val="center"/>
+              <w:rPr>
+                <w:rFonts w:ascii="Arial Nova Cond" w:hAnsi="Arial Nova Cond" w:cs="Times New Roman"/>
+                <w:b/>
+                <w:bCs/>
+                <w:color w:val="000000" w:themeColor="text1"/>
+                <w:sz w:val="20"/>
+                <w:szCs w:val="20"/>
+              </w:rPr>
+            </w:pPr>
+            <w:r>
+              <w:rPr>
+                <w:rFonts w:ascii="Arial Nova Cond" w:hAnsi="Arial Nova Cond" w:cs="Times New Roman"/>
                 <w:b/>
                 <w:bCs/>
                 <w:color w:val="000000" w:themeColor="text1"/>
@@ -9869,32 +9878,26 @@
         <w:tc>
           <w:tcPr>
             <w:tcW w:w="1337" w:type="dxa"/>
-            <w:tcBorders>
-              <w:top w:val="double" w:sz="4" w:space="0" w:color="47D459" w:themeColor="accent3" w:themeTint="99"/>
-              <w:left w:val="double" w:sz="4" w:space="0" w:color="47D459" w:themeColor="accent3" w:themeTint="99"/>
-              <w:bottom w:val="double" w:sz="4" w:space="0" w:color="47D459" w:themeColor="accent3" w:themeTint="99"/>
-              <w:right w:val="double" w:sz="4" w:space="0" w:color="47D459" w:themeColor="accent3" w:themeTint="99"/>
-            </w:tcBorders>
             <w:shd w:val="clear" w:color="auto" w:fill="C1F0C7" w:themeFill="accent3" w:themeFillTint="33"/>
             <w:vAlign w:val="center"/>
-            <w:hideMark/>
-          </w:tcPr>
-          <w:p>
-            <w:pPr>
-              <w:spacing w:after="160" w:line="276" w:lineRule="auto"/>
-              <w:ind w:right="-455"/>
-              <w:rPr>
-                <w:rFonts w:ascii="Arial Nova Cond Light" w:hAnsi="Arial Nova Cond Light" w:cs="Times New Roman"/>
-                <w:b/>
-                <w:bCs/>
-                <w:color w:val="000000" w:themeColor="text1"/>
-                <w:sz w:val="20"/>
-                <w:szCs w:val="20"/>
-              </w:rPr>
-            </w:pPr>
-            <w:r>
-              <w:rPr>
-                <w:rFonts w:ascii="Arial Nova Cond Light" w:hAnsi="Arial Nova Cond Light" w:cs="Times New Roman"/>
+          </w:tcPr>
+          <w:p>
+            <w:pPr>
+              <w:pStyle w:val="Prrafodelista"/>
+              <w:ind w:left="0"/>
+              <w:jc w:val="center"/>
+              <w:rPr>
+                <w:rFonts w:ascii="Arial Nova Cond" w:hAnsi="Arial Nova Cond" w:cs="Times New Roman"/>
+                <w:b/>
+                <w:bCs/>
+                <w:color w:val="000000" w:themeColor="text1"/>
+                <w:sz w:val="20"/>
+                <w:szCs w:val="20"/>
+              </w:rPr>
+            </w:pPr>
+            <w:r>
+              <w:rPr>
+                <w:rFonts w:ascii="Arial Nova Cond" w:hAnsi="Arial Nova Cond" w:cs="Times New Roman"/>
                 <w:b/>
                 <w:bCs/>
                 <w:color w:val="000000" w:themeColor="text1"/>
@@ -9915,24 +9918,23 @@
           <w:tcPr>
             <w:tcW w:w="875" w:type="dxa"/>
             <w:vMerge w:val="restart"/>
-            <w:tcBorders>
-              <w:top w:val="double" w:sz="4" w:space="0" w:color="47D459" w:themeColor="accent3" w:themeTint="99"/>
-              <w:left w:val="double" w:sz="4" w:space="0" w:color="47D459" w:themeColor="accent3" w:themeTint="99"/>
-              <w:bottom w:val="double" w:sz="4" w:space="0" w:color="47D459" w:themeColor="accent3" w:themeTint="99"/>
-              <w:right w:val="double" w:sz="4" w:space="0" w:color="47D459" w:themeColor="accent3" w:themeTint="99"/>
-            </w:tcBorders>
-            <w:vAlign w:val="center"/>
-            <w:hideMark/>
-          </w:tcPr>
-          <w:p>
-            <w:pPr>
-              <w:spacing w:after="160" w:line="276" w:lineRule="auto"/>
-              <w:ind w:right="-455"/>
-              <w:rPr>
-                <w:rFonts w:ascii="Arial Nova Cond Light" w:hAnsi="Arial Nova Cond Light" w:cs="Times New Roman"/>
-                <w:b/>
-                <w:bCs/>
-                <w:color w:val="000000" w:themeColor="text1"/>
+            <w:vAlign w:val="center"/>
+          </w:tcPr>
+          <w:p>
+            <w:pPr>
+              <w:pStyle w:val="Prrafodelista"/>
+              <w:tabs>
+                <w:tab w:val="left" w:pos="0"/>
+                <w:tab w:val="left" w:pos="142"/>
+                <w:tab w:val="left" w:pos="284"/>
+              </w:tabs>
+              <w:spacing w:line="276" w:lineRule="auto"/>
+              <w:ind w:left="0"/>
+              <w:jc w:val="center"/>
+              <w:rPr>
+                <w:rFonts w:ascii="Arial Nova Cond" w:eastAsia="Calibri" w:hAnsi="Arial Nova Cond" w:cs="Times New Roman"/>
+                <w:b/>
+                <w:bCs/>
                 <w:sz w:val="20"/>
                 <w:szCs w:val="20"/>
                 <w:lang w:val="es-ES_tradnl"/>
@@ -9940,10 +9942,9 @@
             </w:pPr>
             <w:r>
               <w:rPr>
-                <w:rFonts w:ascii="Arial Nova Cond Light" w:hAnsi="Arial Nova Cond Light" w:cs="Times New Roman"/>
-                <w:b/>
-                <w:bCs/>
-                <w:color w:val="000000" w:themeColor="text1"/>
+                <w:rFonts w:ascii="Arial Nova Cond" w:eastAsia="Calibri" w:hAnsi="Arial Nova Cond" w:cs="Times New Roman"/>
+                <w:b/>
+                <w:bCs/>
                 <w:sz w:val="20"/>
                 <w:szCs w:val="20"/>
                 <w:lang w:val="es-ES_tradnl"/>
@@ -9955,24 +9956,23 @@
         <w:tc>
           <w:tcPr>
             <w:tcW w:w="1095" w:type="dxa"/>
-            <w:tcBorders>
-              <w:top w:val="double" w:sz="4" w:space="0" w:color="47D459" w:themeColor="accent3" w:themeTint="99"/>
-              <w:left w:val="double" w:sz="4" w:space="0" w:color="47D459" w:themeColor="accent3" w:themeTint="99"/>
-              <w:bottom w:val="double" w:sz="4" w:space="0" w:color="47D459" w:themeColor="accent3" w:themeTint="99"/>
-              <w:right w:val="double" w:sz="4" w:space="0" w:color="47D459" w:themeColor="accent3" w:themeTint="99"/>
-            </w:tcBorders>
-            <w:vAlign w:val="center"/>
-            <w:hideMark/>
-          </w:tcPr>
-          <w:p>
-            <w:pPr>
-              <w:spacing w:after="160" w:line="276" w:lineRule="auto"/>
-              <w:ind w:right="-455"/>
-              <w:rPr>
-                <w:rFonts w:ascii="Arial Nova Cond Light" w:hAnsi="Arial Nova Cond Light" w:cs="Times New Roman"/>
-                <w:b/>
-                <w:bCs/>
-                <w:color w:val="000000" w:themeColor="text1"/>
+            <w:vAlign w:val="center"/>
+          </w:tcPr>
+          <w:p>
+            <w:pPr>
+              <w:pStyle w:val="Prrafodelista"/>
+              <w:tabs>
+                <w:tab w:val="left" w:pos="0"/>
+                <w:tab w:val="left" w:pos="142"/>
+                <w:tab w:val="left" w:pos="284"/>
+              </w:tabs>
+              <w:spacing w:line="276" w:lineRule="auto"/>
+              <w:ind w:left="0"/>
+              <w:jc w:val="center"/>
+              <w:rPr>
+                <w:rFonts w:ascii="Arial Nova Cond" w:eastAsia="Calibri" w:hAnsi="Arial Nova Cond" w:cs="Times New Roman"/>
+                <w:b/>
+                <w:bCs/>
                 <w:sz w:val="20"/>
                 <w:szCs w:val="20"/>
                 <w:lang w:val="es-ES_tradnl"/>
@@ -9980,10 +9980,9 @@
             </w:pPr>
             <w:r>
               <w:rPr>
-                <w:rFonts w:ascii="Arial Nova Cond Light" w:hAnsi="Arial Nova Cond Light" w:cs="Times New Roman"/>
-                <w:b/>
-                <w:bCs/>
-                <w:color w:val="000000" w:themeColor="text1"/>
+                <w:rFonts w:ascii="Arial Nova Cond" w:eastAsia="Calibri" w:hAnsi="Arial Nova Cond" w:cs="Times New Roman"/>
+                <w:b/>
+                <w:bCs/>
                 <w:sz w:val="20"/>
                 <w:szCs w:val="20"/>
                 <w:lang w:val="es-ES_tradnl"/>
@@ -9995,24 +9994,21 @@
         <w:tc>
           <w:tcPr>
             <w:tcW w:w="1726" w:type="dxa"/>
-            <w:tcBorders>
-              <w:top w:val="double" w:sz="4" w:space="0" w:color="47D459" w:themeColor="accent3" w:themeTint="99"/>
-              <w:left w:val="double" w:sz="4" w:space="0" w:color="47D459" w:themeColor="accent3" w:themeTint="99"/>
-              <w:bottom w:val="double" w:sz="4" w:space="0" w:color="47D459" w:themeColor="accent3" w:themeTint="99"/>
-              <w:right w:val="double" w:sz="4" w:space="0" w:color="47D459" w:themeColor="accent3" w:themeTint="99"/>
-            </w:tcBorders>
-            <w:vAlign w:val="center"/>
-            <w:hideMark/>
-          </w:tcPr>
-          <w:p>
-            <w:pPr>
-              <w:spacing w:after="160" w:line="276" w:lineRule="auto"/>
-              <w:ind w:right="-455"/>
-              <w:rPr>
-                <w:rFonts w:ascii="Arial Nova Cond Light" w:hAnsi="Arial Nova Cond Light" w:cs="Times New Roman"/>
-                <w:b/>
-                <w:bCs/>
-                <w:color w:val="000000" w:themeColor="text1"/>
+            <w:vAlign w:val="center"/>
+          </w:tcPr>
+          <w:p>
+            <w:pPr>
+              <w:pStyle w:val="Prrafodelista"/>
+              <w:tabs>
+                <w:tab w:val="left" w:pos="0"/>
+                <w:tab w:val="left" w:pos="142"/>
+                <w:tab w:val="left" w:pos="284"/>
+              </w:tabs>
+              <w:spacing w:line="276" w:lineRule="auto"/>
+              <w:ind w:left="0"/>
+              <w:jc w:val="both"/>
+              <w:rPr>
+                <w:rFonts w:ascii="Arial Nova Cond" w:eastAsia="Calibri" w:hAnsi="Arial Nova Cond" w:cs="Times New Roman"/>
                 <w:sz w:val="20"/>
                 <w:szCs w:val="20"/>
                 <w:lang w:val="es-ES_tradnl"/>
@@ -10020,10 +10016,7 @@
             </w:pPr>
             <w:r>
               <w:rPr>
-                <w:rFonts w:ascii="Arial Nova Cond Light" w:hAnsi="Arial Nova Cond Light" w:cs="Times New Roman"/>
-                <w:b/>
-                <w:bCs/>
-                <w:color w:val="000000" w:themeColor="text1"/>
+                <w:rFonts w:ascii="Arial Nova Cond" w:eastAsia="Calibri" w:hAnsi="Arial Nova Cond" w:cs="Times New Roman"/>
                 <w:sz w:val="20"/>
                 <w:szCs w:val="20"/>
                 <w:lang w:val="es-ES_tradnl"/>
@@ -10035,24 +10028,21 @@
         <w:tc>
           <w:tcPr>
             <w:tcW w:w="6169" w:type="dxa"/>
-            <w:tcBorders>
-              <w:top w:val="double" w:sz="4" w:space="0" w:color="47D459" w:themeColor="accent3" w:themeTint="99"/>
-              <w:left w:val="double" w:sz="4" w:space="0" w:color="47D459" w:themeColor="accent3" w:themeTint="99"/>
-              <w:bottom w:val="double" w:sz="4" w:space="0" w:color="47D459" w:themeColor="accent3" w:themeTint="99"/>
-              <w:right w:val="double" w:sz="4" w:space="0" w:color="47D459" w:themeColor="accent3" w:themeTint="99"/>
-            </w:tcBorders>
-            <w:vAlign w:val="center"/>
-            <w:hideMark/>
-          </w:tcPr>
-          <w:p>
-            <w:pPr>
-              <w:spacing w:after="160" w:line="276" w:lineRule="auto"/>
-              <w:ind w:right="-455"/>
-              <w:rPr>
-                <w:rFonts w:ascii="Arial Nova Cond Light" w:hAnsi="Arial Nova Cond Light" w:cs="Times New Roman"/>
-                <w:b/>
-                <w:bCs/>
-                <w:color w:val="000000" w:themeColor="text1"/>
+            <w:vAlign w:val="center"/>
+          </w:tcPr>
+          <w:p>
+            <w:pPr>
+              <w:pStyle w:val="Prrafodelista"/>
+              <w:tabs>
+                <w:tab w:val="left" w:pos="0"/>
+                <w:tab w:val="left" w:pos="142"/>
+                <w:tab w:val="left" w:pos="284"/>
+              </w:tabs>
+              <w:spacing w:line="276" w:lineRule="auto"/>
+              <w:ind w:left="0"/>
+              <w:jc w:val="both"/>
+              <w:rPr>
+                <w:rFonts w:ascii="Arial Nova Cond" w:eastAsia="Calibri" w:hAnsi="Arial Nova Cond" w:cs="Times New Roman"/>
                 <w:sz w:val="20"/>
                 <w:szCs w:val="20"/>
                 <w:lang w:val="es-ES_tradnl"/>
@@ -10060,10 +10050,7 @@
             </w:pPr>
             <w:r>
               <w:rPr>
-                <w:rFonts w:ascii="Arial Nova Cond Light" w:hAnsi="Arial Nova Cond Light" w:cs="Times New Roman"/>
-                <w:b/>
-                <w:bCs/>
-                <w:color w:val="000000" w:themeColor="text1"/>
+                <w:rFonts w:ascii="Arial Nova Cond" w:eastAsia="Calibri" w:hAnsi="Arial Nova Cond" w:cs="Times New Roman"/>
                 <w:sz w:val="20"/>
                 <w:szCs w:val="20"/>
                 <w:lang w:val="es-ES_tradnl"/>
@@ -10075,34 +10062,27 @@
         <w:tc>
           <w:tcPr>
             <w:tcW w:w="2015" w:type="dxa"/>
-            <w:tcBorders>
-              <w:top w:val="double" w:sz="4" w:space="0" w:color="47D459" w:themeColor="accent3" w:themeTint="99"/>
-              <w:left w:val="double" w:sz="4" w:space="0" w:color="47D459" w:themeColor="accent3" w:themeTint="99"/>
-              <w:bottom w:val="double" w:sz="4" w:space="0" w:color="47D459" w:themeColor="accent3" w:themeTint="99"/>
-              <w:right w:val="double" w:sz="4" w:space="0" w:color="47D459" w:themeColor="accent3" w:themeTint="99"/>
-            </w:tcBorders>
-            <w:vAlign w:val="center"/>
-            <w:hideMark/>
-          </w:tcPr>
-          <w:p>
-            <w:pPr>
-              <w:spacing w:after="160" w:line="276" w:lineRule="auto"/>
-              <w:ind w:right="-455"/>
-              <w:rPr>
-                <w:rFonts w:ascii="Arial Nova Cond Light" w:hAnsi="Arial Nova Cond Light" w:cs="Times New Roman"/>
-                <w:b/>
-                <w:bCs/>
-                <w:color w:val="000000" w:themeColor="text1"/>
-                <w:sz w:val="20"/>
-                <w:szCs w:val="20"/>
-              </w:rPr>
-            </w:pPr>
-            <w:r>
-              <w:rPr>
-                <w:rFonts w:ascii="Arial Nova Cond Light" w:hAnsi="Arial Nova Cond Light" w:cs="Times New Roman"/>
-                <w:b/>
-                <w:bCs/>
-                <w:color w:val="000000" w:themeColor="text1"/>
+            <w:vAlign w:val="center"/>
+          </w:tcPr>
+          <w:p>
+            <w:pPr>
+              <w:autoSpaceDE w:val="0"/>
+              <w:autoSpaceDN w:val="0"/>
+              <w:adjustRightInd w:val="0"/>
+              <w:jc w:val="center"/>
+              <w:rPr>
+                <w:rFonts w:ascii="Arial Nova Cond" w:hAnsi="Arial Nova Cond" w:cs="Arial"/>
+                <w:color w:val="000000"/>
+                <w:kern w:val="0"/>
+                <w:sz w:val="20"/>
+                <w:szCs w:val="20"/>
+              </w:rPr>
+            </w:pPr>
+            <w:r>
+              <w:rPr>
+                <w:rFonts w:ascii="Arial Nova Cond" w:hAnsi="Arial Nova Cond" w:cs="Arial"/>
+                <w:color w:val="000000"/>
+                <w:kern w:val="0"/>
                 <w:sz w:val="20"/>
                 <w:szCs w:val="20"/>
               </w:rPr>
@@ -10113,34 +10093,27 @@
         <w:tc>
           <w:tcPr>
             <w:tcW w:w="1634" w:type="dxa"/>
-            <w:tcBorders>
-              <w:top w:val="double" w:sz="4" w:space="0" w:color="47D459" w:themeColor="accent3" w:themeTint="99"/>
-              <w:left w:val="double" w:sz="4" w:space="0" w:color="47D459" w:themeColor="accent3" w:themeTint="99"/>
-              <w:bottom w:val="double" w:sz="4" w:space="0" w:color="47D459" w:themeColor="accent3" w:themeTint="99"/>
-              <w:right w:val="double" w:sz="4" w:space="0" w:color="47D459" w:themeColor="accent3" w:themeTint="99"/>
-            </w:tcBorders>
-            <w:vAlign w:val="center"/>
-            <w:hideMark/>
-          </w:tcPr>
-          <w:p>
-            <w:pPr>
-              <w:spacing w:after="160" w:line="276" w:lineRule="auto"/>
-              <w:ind w:right="-455"/>
-              <w:rPr>
-                <w:rFonts w:ascii="Arial Nova Cond Light" w:hAnsi="Arial Nova Cond Light" w:cs="Times New Roman"/>
-                <w:b/>
-                <w:bCs/>
-                <w:color w:val="000000" w:themeColor="text1"/>
-                <w:sz w:val="20"/>
-                <w:szCs w:val="20"/>
-              </w:rPr>
-            </w:pPr>
-            <w:r>
-              <w:rPr>
-                <w:rFonts w:ascii="Arial Nova Cond Light" w:hAnsi="Arial Nova Cond Light" w:cs="Times New Roman"/>
-                <w:b/>
-                <w:bCs/>
-                <w:color w:val="000000" w:themeColor="text1"/>
+            <w:vAlign w:val="center"/>
+          </w:tcPr>
+          <w:p>
+            <w:pPr>
+              <w:autoSpaceDE w:val="0"/>
+              <w:autoSpaceDN w:val="0"/>
+              <w:adjustRightInd w:val="0"/>
+              <w:jc w:val="both"/>
+              <w:rPr>
+                <w:rFonts w:ascii="Arial Nova Cond" w:hAnsi="Arial Nova Cond" w:cs="Arial"/>
+                <w:color w:val="000000"/>
+                <w:kern w:val="0"/>
+                <w:sz w:val="20"/>
+                <w:szCs w:val="20"/>
+              </w:rPr>
+            </w:pPr>
+            <w:r>
+              <w:rPr>
+                <w:rFonts w:ascii="Arial Nova Cond" w:hAnsi="Arial Nova Cond" w:cs="Arial"/>
+                <w:color w:val="000000"/>
+                <w:kern w:val="0"/>
                 <w:sz w:val="20"/>
                 <w:szCs w:val="20"/>
               </w:rPr>
@@ -10151,34 +10124,27 @@
         <w:tc>
           <w:tcPr>
             <w:tcW w:w="1337" w:type="dxa"/>
-            <w:tcBorders>
-              <w:top w:val="double" w:sz="4" w:space="0" w:color="47D459" w:themeColor="accent3" w:themeTint="99"/>
-              <w:left w:val="double" w:sz="4" w:space="0" w:color="47D459" w:themeColor="accent3" w:themeTint="99"/>
-              <w:bottom w:val="double" w:sz="4" w:space="0" w:color="47D459" w:themeColor="accent3" w:themeTint="99"/>
-              <w:right w:val="double" w:sz="4" w:space="0" w:color="47D459" w:themeColor="accent3" w:themeTint="99"/>
-            </w:tcBorders>
-            <w:vAlign w:val="center"/>
-            <w:hideMark/>
-          </w:tcPr>
-          <w:p>
-            <w:pPr>
-              <w:spacing w:after="160" w:line="276" w:lineRule="auto"/>
-              <w:ind w:right="-455"/>
-              <w:rPr>
-                <w:rFonts w:ascii="Arial Nova Cond Light" w:hAnsi="Arial Nova Cond Light" w:cs="Times New Roman"/>
-                <w:b/>
-                <w:bCs/>
-                <w:color w:val="000000" w:themeColor="text1"/>
-                <w:sz w:val="20"/>
-                <w:szCs w:val="20"/>
-              </w:rPr>
-            </w:pPr>
-            <w:r>
-              <w:rPr>
-                <w:rFonts w:ascii="Arial Nova Cond Light" w:hAnsi="Arial Nova Cond Light" w:cs="Times New Roman"/>
-                <w:b/>
-                <w:bCs/>
-                <w:color w:val="000000" w:themeColor="text1"/>
+            <w:vAlign w:val="center"/>
+          </w:tcPr>
+          <w:p>
+            <w:pPr>
+              <w:autoSpaceDE w:val="0"/>
+              <w:autoSpaceDN w:val="0"/>
+              <w:adjustRightInd w:val="0"/>
+              <w:jc w:val="center"/>
+              <w:rPr>
+                <w:rFonts w:ascii="Arial Nova Cond" w:hAnsi="Arial Nova Cond" w:cs="Arial"/>
+                <w:color w:val="000000"/>
+                <w:kern w:val="0"/>
+                <w:sz w:val="20"/>
+                <w:szCs w:val="20"/>
+              </w:rPr>
+            </w:pPr>
+            <w:r>
+              <w:rPr>
+                <w:rFonts w:ascii="Arial Nova Cond" w:hAnsi="Arial Nova Cond" w:cs="Arial"/>
+                <w:color w:val="000000"/>
+                <w:kern w:val="0"/>
                 <w:sz w:val="20"/>
                 <w:szCs w:val="20"/>
               </w:rPr>
@@ -10196,24 +10162,23 @@
           <w:tcPr>
             <w:tcW w:w="875" w:type="dxa"/>
             <w:vMerge/>
-            <w:tcBorders>
-              <w:top w:val="double" w:sz="4" w:space="0" w:color="47D459" w:themeColor="accent3" w:themeTint="99"/>
-              <w:left w:val="double" w:sz="4" w:space="0" w:color="47D459" w:themeColor="accent3" w:themeTint="99"/>
-              <w:bottom w:val="double" w:sz="4" w:space="0" w:color="47D459" w:themeColor="accent3" w:themeTint="99"/>
-              <w:right w:val="double" w:sz="4" w:space="0" w:color="47D459" w:themeColor="accent3" w:themeTint="99"/>
-            </w:tcBorders>
-            <w:vAlign w:val="center"/>
-            <w:hideMark/>
-          </w:tcPr>
-          <w:p>
-            <w:pPr>
-              <w:spacing w:after="160" w:line="276" w:lineRule="auto"/>
-              <w:ind w:right="-455"/>
-              <w:rPr>
-                <w:rFonts w:ascii="Arial Nova Cond Light" w:hAnsi="Arial Nova Cond Light" w:cs="Times New Roman"/>
-                <w:b/>
-                <w:bCs/>
-                <w:color w:val="000000" w:themeColor="text1"/>
+            <w:vAlign w:val="center"/>
+          </w:tcPr>
+          <w:p>
+            <w:pPr>
+              <w:pStyle w:val="Prrafodelista"/>
+              <w:tabs>
+                <w:tab w:val="left" w:pos="0"/>
+                <w:tab w:val="left" w:pos="142"/>
+                <w:tab w:val="left" w:pos="284"/>
+              </w:tabs>
+              <w:spacing w:line="276" w:lineRule="auto"/>
+              <w:ind w:left="0"/>
+              <w:jc w:val="center"/>
+              <w:rPr>
+                <w:rFonts w:ascii="Arial Nova Cond" w:eastAsia="Calibri" w:hAnsi="Arial Nova Cond" w:cs="Times New Roman"/>
+                <w:b/>
+                <w:bCs/>
                 <w:sz w:val="20"/>
                 <w:szCs w:val="20"/>
                 <w:lang w:val="es-ES_tradnl"/>
@@ -10224,24 +10189,23 @@
         <w:tc>
           <w:tcPr>
             <w:tcW w:w="1095" w:type="dxa"/>
-            <w:tcBorders>
-              <w:top w:val="double" w:sz="4" w:space="0" w:color="47D459" w:themeColor="accent3" w:themeTint="99"/>
-              <w:left w:val="double" w:sz="4" w:space="0" w:color="47D459" w:themeColor="accent3" w:themeTint="99"/>
-              <w:bottom w:val="double" w:sz="4" w:space="0" w:color="47D459" w:themeColor="accent3" w:themeTint="99"/>
-              <w:right w:val="double" w:sz="4" w:space="0" w:color="47D459" w:themeColor="accent3" w:themeTint="99"/>
-            </w:tcBorders>
-            <w:vAlign w:val="center"/>
-            <w:hideMark/>
-          </w:tcPr>
-          <w:p>
-            <w:pPr>
-              <w:spacing w:after="160" w:line="276" w:lineRule="auto"/>
-              <w:ind w:right="-455"/>
-              <w:rPr>
-                <w:rFonts w:ascii="Arial Nova Cond Light" w:hAnsi="Arial Nova Cond Light" w:cs="Times New Roman"/>
-                <w:b/>
-                <w:bCs/>
-                <w:color w:val="000000" w:themeColor="text1"/>
+            <w:vAlign w:val="center"/>
+          </w:tcPr>
+          <w:p>
+            <w:pPr>
+              <w:pStyle w:val="Prrafodelista"/>
+              <w:tabs>
+                <w:tab w:val="left" w:pos="0"/>
+                <w:tab w:val="left" w:pos="142"/>
+                <w:tab w:val="left" w:pos="284"/>
+              </w:tabs>
+              <w:spacing w:line="276" w:lineRule="auto"/>
+              <w:ind w:left="0"/>
+              <w:jc w:val="center"/>
+              <w:rPr>
+                <w:rFonts w:ascii="Arial Nova Cond" w:eastAsia="Calibri" w:hAnsi="Arial Nova Cond" w:cs="Times New Roman"/>
+                <w:b/>
+                <w:bCs/>
                 <w:sz w:val="20"/>
                 <w:szCs w:val="20"/>
                 <w:lang w:val="es-ES_tradnl"/>
@@ -10249,10 +10213,9 @@
             </w:pPr>
             <w:r>
               <w:rPr>
-                <w:rFonts w:ascii="Arial Nova Cond Light" w:hAnsi="Arial Nova Cond Light" w:cs="Times New Roman"/>
-                <w:b/>
-                <w:bCs/>
-                <w:color w:val="000000" w:themeColor="text1"/>
+                <w:rFonts w:ascii="Arial Nova Cond" w:eastAsia="Calibri" w:hAnsi="Arial Nova Cond" w:cs="Times New Roman"/>
+                <w:b/>
+                <w:bCs/>
                 <w:sz w:val="20"/>
                 <w:szCs w:val="20"/>
                 <w:lang w:val="es-ES_tradnl"/>
@@ -10264,34 +10227,21 @@
         <w:tc>
           <w:tcPr>
             <w:tcW w:w="1726" w:type="dxa"/>
-            <w:tcBorders>
-              <w:top w:val="double" w:sz="4" w:space="0" w:color="47D459" w:themeColor="accent3" w:themeTint="99"/>
-              <w:left w:val="double" w:sz="4" w:space="0" w:color="47D459" w:themeColor="accent3" w:themeTint="99"/>
-              <w:bottom w:val="double" w:sz="4" w:space="0" w:color="47D459" w:themeColor="accent3" w:themeTint="99"/>
-              <w:right w:val="double" w:sz="4" w:space="0" w:color="47D459" w:themeColor="accent3" w:themeTint="99"/>
-            </w:tcBorders>
-            <w:vAlign w:val="center"/>
-            <w:hideMark/>
-          </w:tcPr>
-          <w:p>
-            <w:pPr>
-              <w:spacing w:after="160" w:line="276" w:lineRule="auto"/>
-              <w:ind w:right="-455"/>
-              <w:rPr>
-                <w:rFonts w:ascii="Arial Nova Cond Light" w:hAnsi="Arial Nova Cond Light" w:cs="Times New Roman"/>
-                <w:b/>
-                <w:bCs/>
-                <w:color w:val="000000" w:themeColor="text1"/>
-                <w:sz w:val="20"/>
-                <w:szCs w:val="20"/>
-              </w:rPr>
-            </w:pPr>
-            <w:r>
-              <w:rPr>
-                <w:rFonts w:ascii="Arial Nova Cond Light" w:hAnsi="Arial Nova Cond Light" w:cs="Times New Roman"/>
-                <w:b/>
-                <w:bCs/>
-                <w:color w:val="000000" w:themeColor="text1"/>
+            <w:vAlign w:val="center"/>
+          </w:tcPr>
+          <w:p>
+            <w:pPr>
+              <w:pStyle w:val="NormalWeb"/>
+              <w:jc w:val="both"/>
+              <w:rPr>
+                <w:rFonts w:ascii="Arial Nova Cond" w:hAnsi="Arial Nova Cond"/>
+                <w:sz w:val="20"/>
+                <w:szCs w:val="20"/>
+              </w:rPr>
+            </w:pPr>
+            <w:r>
+              <w:rPr>
+                <w:rFonts w:ascii="Arial Nova Cond" w:eastAsia="Calibri" w:hAnsi="Arial Nova Cond"/>
                 <w:sz w:val="20"/>
                 <w:szCs w:val="20"/>
                 <w:lang w:val="es-ES_tradnl"/>
@@ -10303,24 +10253,21 @@
         <w:tc>
           <w:tcPr>
             <w:tcW w:w="6169" w:type="dxa"/>
-            <w:tcBorders>
-              <w:top w:val="double" w:sz="4" w:space="0" w:color="47D459" w:themeColor="accent3" w:themeTint="99"/>
-              <w:left w:val="double" w:sz="4" w:space="0" w:color="47D459" w:themeColor="accent3" w:themeTint="99"/>
-              <w:bottom w:val="double" w:sz="4" w:space="0" w:color="47D459" w:themeColor="accent3" w:themeTint="99"/>
-              <w:right w:val="double" w:sz="4" w:space="0" w:color="47D459" w:themeColor="accent3" w:themeTint="99"/>
-            </w:tcBorders>
-            <w:vAlign w:val="center"/>
-            <w:hideMark/>
-          </w:tcPr>
-          <w:p>
-            <w:pPr>
-              <w:spacing w:after="160" w:line="276" w:lineRule="auto"/>
-              <w:ind w:right="-455"/>
-              <w:rPr>
-                <w:rFonts w:ascii="Arial Nova Cond Light" w:hAnsi="Arial Nova Cond Light" w:cs="Times New Roman"/>
-                <w:b/>
-                <w:bCs/>
-                <w:color w:val="000000" w:themeColor="text1"/>
+            <w:vAlign w:val="center"/>
+          </w:tcPr>
+          <w:p>
+            <w:pPr>
+              <w:pStyle w:val="Prrafodelista"/>
+              <w:tabs>
+                <w:tab w:val="left" w:pos="0"/>
+                <w:tab w:val="left" w:pos="142"/>
+                <w:tab w:val="left" w:pos="284"/>
+              </w:tabs>
+              <w:spacing w:line="276" w:lineRule="auto"/>
+              <w:ind w:left="0"/>
+              <w:jc w:val="both"/>
+              <w:rPr>
+                <w:rFonts w:ascii="Arial Nova Cond" w:eastAsia="Calibri" w:hAnsi="Arial Nova Cond" w:cs="Times New Roman"/>
                 <w:sz w:val="20"/>
                 <w:szCs w:val="20"/>
                 <w:lang w:val="es-ES_tradnl"/>
@@ -10328,10 +10275,7 @@
             </w:pPr>
             <w:r>
               <w:rPr>
-                <w:rFonts w:ascii="Arial Nova Cond Light" w:hAnsi="Arial Nova Cond Light" w:cs="Times New Roman"/>
-                <w:b/>
-                <w:bCs/>
-                <w:color w:val="000000" w:themeColor="text1"/>
+                <w:rFonts w:ascii="Arial Nova Cond" w:eastAsia="Calibri" w:hAnsi="Arial Nova Cond" w:cs="Times New Roman"/>
                 <w:sz w:val="20"/>
                 <w:szCs w:val="20"/>
                 <w:lang w:val="es-ES_tradnl"/>
@@ -10343,34 +10287,27 @@
         <w:tc>
           <w:tcPr>
             <w:tcW w:w="2015" w:type="dxa"/>
-            <w:tcBorders>
-              <w:top w:val="double" w:sz="4" w:space="0" w:color="47D459" w:themeColor="accent3" w:themeTint="99"/>
-              <w:left w:val="double" w:sz="4" w:space="0" w:color="47D459" w:themeColor="accent3" w:themeTint="99"/>
-              <w:bottom w:val="double" w:sz="4" w:space="0" w:color="47D459" w:themeColor="accent3" w:themeTint="99"/>
-              <w:right w:val="double" w:sz="4" w:space="0" w:color="47D459" w:themeColor="accent3" w:themeTint="99"/>
-            </w:tcBorders>
-            <w:vAlign w:val="center"/>
-            <w:hideMark/>
-          </w:tcPr>
-          <w:p>
-            <w:pPr>
-              <w:spacing w:after="160" w:line="276" w:lineRule="auto"/>
-              <w:ind w:right="-455"/>
-              <w:rPr>
-                <w:rFonts w:ascii="Arial Nova Cond Light" w:hAnsi="Arial Nova Cond Light" w:cs="Times New Roman"/>
-                <w:b/>
-                <w:bCs/>
-                <w:color w:val="000000" w:themeColor="text1"/>
-                <w:sz w:val="20"/>
-                <w:szCs w:val="20"/>
-              </w:rPr>
-            </w:pPr>
-            <w:r>
-              <w:rPr>
-                <w:rFonts w:ascii="Arial Nova Cond Light" w:hAnsi="Arial Nova Cond Light" w:cs="Times New Roman"/>
-                <w:b/>
-                <w:bCs/>
-                <w:color w:val="000000" w:themeColor="text1"/>
+            <w:vAlign w:val="center"/>
+          </w:tcPr>
+          <w:p>
+            <w:pPr>
+              <w:autoSpaceDE w:val="0"/>
+              <w:autoSpaceDN w:val="0"/>
+              <w:adjustRightInd w:val="0"/>
+              <w:jc w:val="center"/>
+              <w:rPr>
+                <w:rFonts w:ascii="Arial Nova Cond" w:hAnsi="Arial Nova Cond" w:cs="Arial"/>
+                <w:color w:val="000000" w:themeColor="text1"/>
+                <w:kern w:val="0"/>
+                <w:sz w:val="20"/>
+                <w:szCs w:val="20"/>
+              </w:rPr>
+            </w:pPr>
+            <w:r>
+              <w:rPr>
+                <w:rFonts w:ascii="Arial Nova Cond" w:hAnsi="Arial Nova Cond" w:cs="Arial"/>
+                <w:color w:val="000000"/>
+                <w:kern w:val="0"/>
                 <w:sz w:val="20"/>
                 <w:szCs w:val="20"/>
               </w:rPr>
@@ -10381,34 +10318,27 @@
         <w:tc>
           <w:tcPr>
             <w:tcW w:w="1634" w:type="dxa"/>
-            <w:tcBorders>
-              <w:top w:val="double" w:sz="4" w:space="0" w:color="47D459" w:themeColor="accent3" w:themeTint="99"/>
-              <w:left w:val="double" w:sz="4" w:space="0" w:color="47D459" w:themeColor="accent3" w:themeTint="99"/>
-              <w:bottom w:val="double" w:sz="4" w:space="0" w:color="47D459" w:themeColor="accent3" w:themeTint="99"/>
-              <w:right w:val="double" w:sz="4" w:space="0" w:color="47D459" w:themeColor="accent3" w:themeTint="99"/>
-            </w:tcBorders>
-            <w:vAlign w:val="center"/>
-            <w:hideMark/>
-          </w:tcPr>
-          <w:p>
-            <w:pPr>
-              <w:spacing w:after="160" w:line="276" w:lineRule="auto"/>
-              <w:ind w:right="-455"/>
-              <w:rPr>
-                <w:rFonts w:ascii="Arial Nova Cond Light" w:hAnsi="Arial Nova Cond Light" w:cs="Times New Roman"/>
-                <w:b/>
-                <w:bCs/>
-                <w:color w:val="000000" w:themeColor="text1"/>
-                <w:sz w:val="20"/>
-                <w:szCs w:val="20"/>
-              </w:rPr>
-            </w:pPr>
-            <w:r>
-              <w:rPr>
-                <w:rFonts w:ascii="Arial Nova Cond Light" w:hAnsi="Arial Nova Cond Light" w:cs="Times New Roman"/>
-                <w:b/>
-                <w:bCs/>
-                <w:color w:val="000000" w:themeColor="text1"/>
+            <w:vAlign w:val="center"/>
+          </w:tcPr>
+          <w:p>
+            <w:pPr>
+              <w:autoSpaceDE w:val="0"/>
+              <w:autoSpaceDN w:val="0"/>
+              <w:adjustRightInd w:val="0"/>
+              <w:jc w:val="both"/>
+              <w:rPr>
+                <w:rFonts w:ascii="Arial Nova Cond" w:hAnsi="Arial Nova Cond" w:cs="Arial"/>
+                <w:color w:val="000000"/>
+                <w:kern w:val="0"/>
+                <w:sz w:val="20"/>
+                <w:szCs w:val="20"/>
+              </w:rPr>
+            </w:pPr>
+            <w:r>
+              <w:rPr>
+                <w:rFonts w:ascii="Arial Nova Cond" w:hAnsi="Arial Nova Cond" w:cs="Arial"/>
+                <w:color w:val="000000"/>
+                <w:kern w:val="0"/>
                 <w:sz w:val="20"/>
                 <w:szCs w:val="20"/>
               </w:rPr>
@@ -10419,34 +10349,27 @@
         <w:tc>
           <w:tcPr>
             <w:tcW w:w="1337" w:type="dxa"/>
-            <w:tcBorders>
-              <w:top w:val="double" w:sz="4" w:space="0" w:color="47D459" w:themeColor="accent3" w:themeTint="99"/>
-              <w:left w:val="double" w:sz="4" w:space="0" w:color="47D459" w:themeColor="accent3" w:themeTint="99"/>
-              <w:bottom w:val="double" w:sz="4" w:space="0" w:color="47D459" w:themeColor="accent3" w:themeTint="99"/>
-              <w:right w:val="double" w:sz="4" w:space="0" w:color="47D459" w:themeColor="accent3" w:themeTint="99"/>
-            </w:tcBorders>
-            <w:vAlign w:val="center"/>
-            <w:hideMark/>
-          </w:tcPr>
-          <w:p>
-            <w:pPr>
-              <w:spacing w:after="160" w:line="276" w:lineRule="auto"/>
-              <w:ind w:right="-455"/>
-              <w:rPr>
-                <w:rFonts w:ascii="Arial Nova Cond Light" w:hAnsi="Arial Nova Cond Light" w:cs="Times New Roman"/>
-                <w:b/>
-                <w:bCs/>
-                <w:color w:val="000000" w:themeColor="text1"/>
-                <w:sz w:val="20"/>
-                <w:szCs w:val="20"/>
-              </w:rPr>
-            </w:pPr>
-            <w:r>
-              <w:rPr>
-                <w:rFonts w:ascii="Arial Nova Cond Light" w:hAnsi="Arial Nova Cond Light" w:cs="Times New Roman"/>
-                <w:b/>
-                <w:bCs/>
-                <w:color w:val="000000" w:themeColor="text1"/>
+            <w:vAlign w:val="center"/>
+          </w:tcPr>
+          <w:p>
+            <w:pPr>
+              <w:autoSpaceDE w:val="0"/>
+              <w:autoSpaceDN w:val="0"/>
+              <w:adjustRightInd w:val="0"/>
+              <w:jc w:val="center"/>
+              <w:rPr>
+                <w:rFonts w:ascii="Arial Nova Cond" w:hAnsi="Arial Nova Cond" w:cs="Arial"/>
+                <w:color w:val="000000"/>
+                <w:kern w:val="0"/>
+                <w:sz w:val="20"/>
+                <w:szCs w:val="20"/>
+              </w:rPr>
+            </w:pPr>
+            <w:r>
+              <w:rPr>
+                <w:rFonts w:ascii="Arial Nova Cond" w:hAnsi="Arial Nova Cond" w:cs="Arial"/>
+                <w:color w:val="000000"/>
+                <w:kern w:val="0"/>
                 <w:sz w:val="20"/>
                 <w:szCs w:val="20"/>
               </w:rPr>
@@ -10464,24 +10387,23 @@
           <w:tcPr>
             <w:tcW w:w="875" w:type="dxa"/>
             <w:vMerge/>
-            <w:tcBorders>
-              <w:top w:val="double" w:sz="4" w:space="0" w:color="47D459" w:themeColor="accent3" w:themeTint="99"/>
-              <w:left w:val="double" w:sz="4" w:space="0" w:color="47D459" w:themeColor="accent3" w:themeTint="99"/>
-              <w:bottom w:val="double" w:sz="4" w:space="0" w:color="47D459" w:themeColor="accent3" w:themeTint="99"/>
-              <w:right w:val="double" w:sz="4" w:space="0" w:color="47D459" w:themeColor="accent3" w:themeTint="99"/>
-            </w:tcBorders>
-            <w:vAlign w:val="center"/>
-            <w:hideMark/>
-          </w:tcPr>
-          <w:p>
-            <w:pPr>
-              <w:spacing w:after="160" w:line="276" w:lineRule="auto"/>
-              <w:ind w:right="-455"/>
-              <w:rPr>
-                <w:rFonts w:ascii="Arial Nova Cond Light" w:hAnsi="Arial Nova Cond Light" w:cs="Times New Roman"/>
-                <w:b/>
-                <w:bCs/>
-                <w:color w:val="000000" w:themeColor="text1"/>
+            <w:vAlign w:val="center"/>
+          </w:tcPr>
+          <w:p>
+            <w:pPr>
+              <w:pStyle w:val="Prrafodelista"/>
+              <w:tabs>
+                <w:tab w:val="left" w:pos="0"/>
+                <w:tab w:val="left" w:pos="142"/>
+                <w:tab w:val="left" w:pos="284"/>
+              </w:tabs>
+              <w:spacing w:line="276" w:lineRule="auto"/>
+              <w:ind w:left="0"/>
+              <w:jc w:val="center"/>
+              <w:rPr>
+                <w:rFonts w:ascii="Arial Nova Cond" w:eastAsia="Calibri" w:hAnsi="Arial Nova Cond" w:cs="Times New Roman"/>
+                <w:b/>
+                <w:bCs/>
                 <w:sz w:val="20"/>
                 <w:szCs w:val="20"/>
                 <w:lang w:val="es-ES_tradnl"/>
@@ -10492,24 +10414,23 @@
         <w:tc>
           <w:tcPr>
             <w:tcW w:w="1095" w:type="dxa"/>
-            <w:tcBorders>
-              <w:top w:val="double" w:sz="4" w:space="0" w:color="47D459" w:themeColor="accent3" w:themeTint="99"/>
-              <w:left w:val="double" w:sz="4" w:space="0" w:color="47D459" w:themeColor="accent3" w:themeTint="99"/>
-              <w:bottom w:val="double" w:sz="4" w:space="0" w:color="47D459" w:themeColor="accent3" w:themeTint="99"/>
-              <w:right w:val="double" w:sz="4" w:space="0" w:color="47D459" w:themeColor="accent3" w:themeTint="99"/>
-            </w:tcBorders>
-            <w:vAlign w:val="center"/>
-            <w:hideMark/>
-          </w:tcPr>
-          <w:p>
-            <w:pPr>
-              <w:spacing w:after="160" w:line="276" w:lineRule="auto"/>
-              <w:ind w:right="-455"/>
-              <w:rPr>
-                <w:rFonts w:ascii="Arial Nova Cond Light" w:hAnsi="Arial Nova Cond Light" w:cs="Times New Roman"/>
-                <w:b/>
-                <w:bCs/>
-                <w:color w:val="000000" w:themeColor="text1"/>
+            <w:vAlign w:val="center"/>
+          </w:tcPr>
+          <w:p>
+            <w:pPr>
+              <w:pStyle w:val="Prrafodelista"/>
+              <w:tabs>
+                <w:tab w:val="left" w:pos="0"/>
+                <w:tab w:val="left" w:pos="142"/>
+                <w:tab w:val="left" w:pos="284"/>
+              </w:tabs>
+              <w:spacing w:line="276" w:lineRule="auto"/>
+              <w:ind w:left="0"/>
+              <w:jc w:val="center"/>
+              <w:rPr>
+                <w:rFonts w:ascii="Arial Nova Cond" w:eastAsia="Calibri" w:hAnsi="Arial Nova Cond" w:cs="Times New Roman"/>
+                <w:b/>
+                <w:bCs/>
                 <w:sz w:val="20"/>
                 <w:szCs w:val="20"/>
                 <w:lang w:val="es-ES_tradnl"/>
@@ -10517,10 +10438,9 @@
             </w:pPr>
             <w:r>
               <w:rPr>
-                <w:rFonts w:ascii="Arial Nova Cond Light" w:hAnsi="Arial Nova Cond Light" w:cs="Times New Roman"/>
-                <w:b/>
-                <w:bCs/>
-                <w:color w:val="000000" w:themeColor="text1"/>
+                <w:rFonts w:ascii="Arial Nova Cond" w:eastAsia="Calibri" w:hAnsi="Arial Nova Cond" w:cs="Times New Roman"/>
+                <w:b/>
+                <w:bCs/>
                 <w:sz w:val="20"/>
                 <w:szCs w:val="20"/>
                 <w:lang w:val="es-ES_tradnl"/>
@@ -10532,34 +10452,21 @@
         <w:tc>
           <w:tcPr>
             <w:tcW w:w="1726" w:type="dxa"/>
-            <w:tcBorders>
-              <w:top w:val="double" w:sz="4" w:space="0" w:color="47D459" w:themeColor="accent3" w:themeTint="99"/>
-              <w:left w:val="double" w:sz="4" w:space="0" w:color="47D459" w:themeColor="accent3" w:themeTint="99"/>
-              <w:bottom w:val="double" w:sz="4" w:space="0" w:color="47D459" w:themeColor="accent3" w:themeTint="99"/>
-              <w:right w:val="double" w:sz="4" w:space="0" w:color="47D459" w:themeColor="accent3" w:themeTint="99"/>
-            </w:tcBorders>
-            <w:vAlign w:val="center"/>
-            <w:hideMark/>
-          </w:tcPr>
-          <w:p>
-            <w:pPr>
-              <w:spacing w:after="160" w:line="276" w:lineRule="auto"/>
-              <w:ind w:right="-455"/>
-              <w:rPr>
-                <w:rFonts w:ascii="Arial Nova Cond Light" w:hAnsi="Arial Nova Cond Light" w:cs="Times New Roman"/>
-                <w:b/>
-                <w:bCs/>
-                <w:color w:val="000000" w:themeColor="text1"/>
-                <w:sz w:val="20"/>
-                <w:szCs w:val="20"/>
-              </w:rPr>
-            </w:pPr>
-            <w:r>
-              <w:rPr>
-                <w:rFonts w:ascii="Arial Nova Cond Light" w:hAnsi="Arial Nova Cond Light" w:cs="Times New Roman"/>
-                <w:b/>
-                <w:bCs/>
-                <w:color w:val="000000" w:themeColor="text1"/>
+            <w:vAlign w:val="center"/>
+          </w:tcPr>
+          <w:p>
+            <w:pPr>
+              <w:pStyle w:val="NormalWeb"/>
+              <w:jc w:val="both"/>
+              <w:rPr>
+                <w:rFonts w:ascii="Arial Nova Cond" w:eastAsia="Calibri" w:hAnsi="Arial Nova Cond"/>
+                <w:sz w:val="20"/>
+                <w:szCs w:val="20"/>
+              </w:rPr>
+            </w:pPr>
+            <w:r>
+              <w:rPr>
+                <w:rFonts w:ascii="Arial Nova Cond" w:eastAsia="Calibri" w:hAnsi="Arial Nova Cond"/>
                 <w:sz w:val="20"/>
                 <w:szCs w:val="20"/>
                 <w:lang w:val="es-ES_tradnl"/>
@@ -10571,24 +10478,21 @@
         <w:tc>
           <w:tcPr>
             <w:tcW w:w="6169" w:type="dxa"/>
-            <w:tcBorders>
-              <w:top w:val="double" w:sz="4" w:space="0" w:color="47D459" w:themeColor="accent3" w:themeTint="99"/>
-              <w:left w:val="double" w:sz="4" w:space="0" w:color="47D459" w:themeColor="accent3" w:themeTint="99"/>
-              <w:bottom w:val="double" w:sz="4" w:space="0" w:color="47D459" w:themeColor="accent3" w:themeTint="99"/>
-              <w:right w:val="double" w:sz="4" w:space="0" w:color="47D459" w:themeColor="accent3" w:themeTint="99"/>
-            </w:tcBorders>
-            <w:vAlign w:val="center"/>
-            <w:hideMark/>
-          </w:tcPr>
-          <w:p>
-            <w:pPr>
-              <w:spacing w:after="160" w:line="276" w:lineRule="auto"/>
-              <w:ind w:right="-455"/>
-              <w:rPr>
-                <w:rFonts w:ascii="Arial Nova Cond Light" w:hAnsi="Arial Nova Cond Light" w:cs="Times New Roman"/>
-                <w:b/>
-                <w:bCs/>
-                <w:color w:val="000000" w:themeColor="text1"/>
+            <w:vAlign w:val="center"/>
+          </w:tcPr>
+          <w:p>
+            <w:pPr>
+              <w:pStyle w:val="Prrafodelista"/>
+              <w:tabs>
+                <w:tab w:val="left" w:pos="0"/>
+                <w:tab w:val="left" w:pos="142"/>
+                <w:tab w:val="left" w:pos="284"/>
+              </w:tabs>
+              <w:spacing w:line="276" w:lineRule="auto"/>
+              <w:ind w:left="0"/>
+              <w:jc w:val="both"/>
+              <w:rPr>
+                <w:rFonts w:ascii="Arial Nova Cond" w:eastAsia="Calibri" w:hAnsi="Arial Nova Cond" w:cs="Times New Roman"/>
                 <w:sz w:val="20"/>
                 <w:szCs w:val="20"/>
                 <w:lang w:val="es-ES_tradnl"/>
@@ -10596,10 +10500,7 @@
             </w:pPr>
             <w:r>
               <w:rPr>
-                <w:rFonts w:ascii="Arial Nova Cond Light" w:hAnsi="Arial Nova Cond Light" w:cs="Times New Roman"/>
-                <w:b/>
-                <w:bCs/>
-                <w:color w:val="000000" w:themeColor="text1"/>
+                <w:rFonts w:ascii="Arial Nova Cond" w:eastAsia="Calibri" w:hAnsi="Arial Nova Cond" w:cs="Times New Roman"/>
                 <w:sz w:val="20"/>
                 <w:szCs w:val="20"/>
                 <w:lang w:val="es-ES_tradnl"/>
@@ -10611,34 +10512,27 @@
         <w:tc>
           <w:tcPr>
             <w:tcW w:w="2015" w:type="dxa"/>
-            <w:tcBorders>
-              <w:top w:val="double" w:sz="4" w:space="0" w:color="47D459" w:themeColor="accent3" w:themeTint="99"/>
-              <w:left w:val="double" w:sz="4" w:space="0" w:color="47D459" w:themeColor="accent3" w:themeTint="99"/>
-              <w:bottom w:val="double" w:sz="4" w:space="0" w:color="47D459" w:themeColor="accent3" w:themeTint="99"/>
-              <w:right w:val="double" w:sz="4" w:space="0" w:color="47D459" w:themeColor="accent3" w:themeTint="99"/>
-            </w:tcBorders>
-            <w:vAlign w:val="center"/>
-            <w:hideMark/>
-          </w:tcPr>
-          <w:p>
-            <w:pPr>
-              <w:spacing w:after="160" w:line="276" w:lineRule="auto"/>
-              <w:ind w:right="-455"/>
-              <w:rPr>
-                <w:rFonts w:ascii="Arial Nova Cond Light" w:hAnsi="Arial Nova Cond Light" w:cs="Times New Roman"/>
-                <w:b/>
-                <w:bCs/>
-                <w:color w:val="000000" w:themeColor="text1"/>
-                <w:sz w:val="20"/>
-                <w:szCs w:val="20"/>
-              </w:rPr>
-            </w:pPr>
-            <w:r>
-              <w:rPr>
-                <w:rFonts w:ascii="Arial Nova Cond Light" w:hAnsi="Arial Nova Cond Light" w:cs="Times New Roman"/>
-                <w:b/>
-                <w:bCs/>
-                <w:color w:val="000000" w:themeColor="text1"/>
+            <w:vAlign w:val="center"/>
+          </w:tcPr>
+          <w:p>
+            <w:pPr>
+              <w:autoSpaceDE w:val="0"/>
+              <w:autoSpaceDN w:val="0"/>
+              <w:adjustRightInd w:val="0"/>
+              <w:jc w:val="center"/>
+              <w:rPr>
+                <w:rFonts w:ascii="Arial Nova Cond" w:hAnsi="Arial Nova Cond" w:cs="Arial"/>
+                <w:color w:val="000000"/>
+                <w:kern w:val="0"/>
+                <w:sz w:val="20"/>
+                <w:szCs w:val="20"/>
+              </w:rPr>
+            </w:pPr>
+            <w:r>
+              <w:rPr>
+                <w:rFonts w:ascii="Arial Nova Cond" w:hAnsi="Arial Nova Cond" w:cs="Arial"/>
+                <w:color w:val="000000"/>
+                <w:kern w:val="0"/>
                 <w:sz w:val="20"/>
                 <w:szCs w:val="20"/>
               </w:rPr>
@@ -10649,34 +10543,27 @@
         <w:tc>
           <w:tcPr>
             <w:tcW w:w="1634" w:type="dxa"/>
-            <w:tcBorders>
-              <w:top w:val="double" w:sz="4" w:space="0" w:color="47D459" w:themeColor="accent3" w:themeTint="99"/>
-              <w:left w:val="double" w:sz="4" w:space="0" w:color="47D459" w:themeColor="accent3" w:themeTint="99"/>
-              <w:bottom w:val="double" w:sz="4" w:space="0" w:color="47D459" w:themeColor="accent3" w:themeTint="99"/>
-              <w:right w:val="double" w:sz="4" w:space="0" w:color="47D459" w:themeColor="accent3" w:themeTint="99"/>
-            </w:tcBorders>
-            <w:vAlign w:val="center"/>
-            <w:hideMark/>
-          </w:tcPr>
-          <w:p>
-            <w:pPr>
-              <w:spacing w:after="160" w:line="276" w:lineRule="auto"/>
-              <w:ind w:right="-455"/>
-              <w:rPr>
-                <w:rFonts w:ascii="Arial Nova Cond Light" w:hAnsi="Arial Nova Cond Light" w:cs="Times New Roman"/>
-                <w:b/>
-                <w:bCs/>
-                <w:color w:val="000000" w:themeColor="text1"/>
-                <w:sz w:val="20"/>
-                <w:szCs w:val="20"/>
-              </w:rPr>
-            </w:pPr>
-            <w:r>
-              <w:rPr>
-                <w:rFonts w:ascii="Arial Nova Cond Light" w:hAnsi="Arial Nova Cond Light" w:cs="Times New Roman"/>
-                <w:b/>
-                <w:bCs/>
-                <w:color w:val="000000" w:themeColor="text1"/>
+            <w:vAlign w:val="center"/>
+          </w:tcPr>
+          <w:p>
+            <w:pPr>
+              <w:autoSpaceDE w:val="0"/>
+              <w:autoSpaceDN w:val="0"/>
+              <w:adjustRightInd w:val="0"/>
+              <w:jc w:val="both"/>
+              <w:rPr>
+                <w:rFonts w:ascii="Arial Nova Cond" w:hAnsi="Arial Nova Cond" w:cs="Arial"/>
+                <w:color w:val="000000"/>
+                <w:kern w:val="0"/>
+                <w:sz w:val="20"/>
+                <w:szCs w:val="20"/>
+              </w:rPr>
+            </w:pPr>
+            <w:r>
+              <w:rPr>
+                <w:rFonts w:ascii="Arial Nova Cond" w:hAnsi="Arial Nova Cond" w:cs="Arial"/>
+                <w:color w:val="000000"/>
+                <w:kern w:val="0"/>
                 <w:sz w:val="20"/>
                 <w:szCs w:val="20"/>
               </w:rPr>
@@ -10687,34 +10574,27 @@
         <w:tc>
           <w:tcPr>
             <w:tcW w:w="1337" w:type="dxa"/>
-            <w:tcBorders>
-              <w:top w:val="double" w:sz="4" w:space="0" w:color="47D459" w:themeColor="accent3" w:themeTint="99"/>
-              <w:left w:val="double" w:sz="4" w:space="0" w:color="47D459" w:themeColor="accent3" w:themeTint="99"/>
-              <w:bottom w:val="double" w:sz="4" w:space="0" w:color="47D459" w:themeColor="accent3" w:themeTint="99"/>
-              <w:right w:val="double" w:sz="4" w:space="0" w:color="47D459" w:themeColor="accent3" w:themeTint="99"/>
-            </w:tcBorders>
-            <w:vAlign w:val="center"/>
-            <w:hideMark/>
-          </w:tcPr>
-          <w:p>
-            <w:pPr>
-              <w:spacing w:after="160" w:line="276" w:lineRule="auto"/>
-              <w:ind w:right="-455"/>
-              <w:rPr>
-                <w:rFonts w:ascii="Arial Nova Cond Light" w:hAnsi="Arial Nova Cond Light" w:cs="Times New Roman"/>
-                <w:b/>
-                <w:bCs/>
-                <w:color w:val="000000" w:themeColor="text1"/>
-                <w:sz w:val="20"/>
-                <w:szCs w:val="20"/>
-              </w:rPr>
-            </w:pPr>
-            <w:r>
-              <w:rPr>
-                <w:rFonts w:ascii="Arial Nova Cond Light" w:hAnsi="Arial Nova Cond Light" w:cs="Times New Roman"/>
-                <w:b/>
-                <w:bCs/>
-                <w:color w:val="000000" w:themeColor="text1"/>
+            <w:vAlign w:val="center"/>
+          </w:tcPr>
+          <w:p>
+            <w:pPr>
+              <w:autoSpaceDE w:val="0"/>
+              <w:autoSpaceDN w:val="0"/>
+              <w:adjustRightInd w:val="0"/>
+              <w:jc w:val="center"/>
+              <w:rPr>
+                <w:rFonts w:ascii="Arial Nova Cond" w:hAnsi="Arial Nova Cond" w:cs="Arial"/>
+                <w:color w:val="000000"/>
+                <w:kern w:val="0"/>
+                <w:sz w:val="20"/>
+                <w:szCs w:val="20"/>
+              </w:rPr>
+            </w:pPr>
+            <w:r>
+              <w:rPr>
+                <w:rFonts w:ascii="Arial Nova Cond" w:hAnsi="Arial Nova Cond" w:cs="Arial"/>
+                <w:color w:val="000000"/>
+                <w:kern w:val="0"/>
                 <w:sz w:val="20"/>
                 <w:szCs w:val="20"/>
               </w:rPr>
@@ -10732,24 +10612,23 @@
           <w:tcPr>
             <w:tcW w:w="875" w:type="dxa"/>
             <w:vMerge w:val="restart"/>
-            <w:tcBorders>
-              <w:top w:val="double" w:sz="4" w:space="0" w:color="47D459" w:themeColor="accent3" w:themeTint="99"/>
-              <w:left w:val="double" w:sz="4" w:space="0" w:color="47D459" w:themeColor="accent3" w:themeTint="99"/>
-              <w:bottom w:val="double" w:sz="4" w:space="0" w:color="47D459" w:themeColor="accent3" w:themeTint="99"/>
-              <w:right w:val="double" w:sz="4" w:space="0" w:color="47D459" w:themeColor="accent3" w:themeTint="99"/>
-            </w:tcBorders>
-            <w:vAlign w:val="center"/>
-            <w:hideMark/>
-          </w:tcPr>
-          <w:p>
-            <w:pPr>
-              <w:spacing w:after="160" w:line="276" w:lineRule="auto"/>
-              <w:ind w:right="-455"/>
-              <w:rPr>
-                <w:rFonts w:ascii="Arial Nova Cond Light" w:hAnsi="Arial Nova Cond Light" w:cs="Times New Roman"/>
-                <w:b/>
-                <w:bCs/>
-                <w:color w:val="000000" w:themeColor="text1"/>
+            <w:vAlign w:val="center"/>
+          </w:tcPr>
+          <w:p>
+            <w:pPr>
+              <w:pStyle w:val="Prrafodelista"/>
+              <w:tabs>
+                <w:tab w:val="left" w:pos="0"/>
+                <w:tab w:val="left" w:pos="142"/>
+                <w:tab w:val="left" w:pos="284"/>
+              </w:tabs>
+              <w:spacing w:line="276" w:lineRule="auto"/>
+              <w:ind w:left="0"/>
+              <w:jc w:val="center"/>
+              <w:rPr>
+                <w:rFonts w:ascii="Arial Nova Cond" w:eastAsia="Calibri" w:hAnsi="Arial Nova Cond" w:cs="Times New Roman"/>
+                <w:b/>
+                <w:bCs/>
                 <w:sz w:val="20"/>
                 <w:szCs w:val="20"/>
                 <w:lang w:val="es-ES_tradnl"/>
@@ -10757,10 +10636,9 @@
             </w:pPr>
             <w:r>
               <w:rPr>
-                <w:rFonts w:ascii="Arial Nova Cond Light" w:hAnsi="Arial Nova Cond Light" w:cs="Times New Roman"/>
-                <w:b/>
-                <w:bCs/>
-                <w:color w:val="000000" w:themeColor="text1"/>
+                <w:rFonts w:ascii="Arial Nova Cond" w:eastAsia="Calibri" w:hAnsi="Arial Nova Cond" w:cs="Times New Roman"/>
+                <w:b/>
+                <w:bCs/>
                 <w:sz w:val="20"/>
                 <w:szCs w:val="20"/>
                 <w:lang w:val="es-ES_tradnl"/>
@@ -10772,24 +10650,23 @@
         <w:tc>
           <w:tcPr>
             <w:tcW w:w="1095" w:type="dxa"/>
-            <w:tcBorders>
-              <w:top w:val="double" w:sz="4" w:space="0" w:color="47D459" w:themeColor="accent3" w:themeTint="99"/>
-              <w:left w:val="double" w:sz="4" w:space="0" w:color="47D459" w:themeColor="accent3" w:themeTint="99"/>
-              <w:bottom w:val="double" w:sz="4" w:space="0" w:color="47D459" w:themeColor="accent3" w:themeTint="99"/>
-              <w:right w:val="double" w:sz="4" w:space="0" w:color="47D459" w:themeColor="accent3" w:themeTint="99"/>
-            </w:tcBorders>
-            <w:vAlign w:val="center"/>
-            <w:hideMark/>
-          </w:tcPr>
-          <w:p>
-            <w:pPr>
-              <w:spacing w:after="160" w:line="276" w:lineRule="auto"/>
-              <w:ind w:right="-455"/>
-              <w:rPr>
-                <w:rFonts w:ascii="Arial Nova Cond Light" w:hAnsi="Arial Nova Cond Light" w:cs="Times New Roman"/>
-                <w:b/>
-                <w:bCs/>
-                <w:color w:val="000000" w:themeColor="text1"/>
+            <w:vAlign w:val="center"/>
+          </w:tcPr>
+          <w:p>
+            <w:pPr>
+              <w:pStyle w:val="Prrafodelista"/>
+              <w:tabs>
+                <w:tab w:val="left" w:pos="0"/>
+                <w:tab w:val="left" w:pos="142"/>
+                <w:tab w:val="left" w:pos="284"/>
+              </w:tabs>
+              <w:spacing w:line="276" w:lineRule="auto"/>
+              <w:ind w:left="0"/>
+              <w:jc w:val="center"/>
+              <w:rPr>
+                <w:rFonts w:ascii="Arial Nova Cond" w:eastAsia="Calibri" w:hAnsi="Arial Nova Cond" w:cs="Times New Roman"/>
+                <w:b/>
+                <w:bCs/>
                 <w:sz w:val="20"/>
                 <w:szCs w:val="20"/>
                 <w:lang w:val="es-ES_tradnl"/>
@@ -10797,10 +10674,9 @@
             </w:pPr>
             <w:r>
               <w:rPr>
-                <w:rFonts w:ascii="Arial Nova Cond Light" w:hAnsi="Arial Nova Cond Light" w:cs="Times New Roman"/>
-                <w:b/>
-                <w:bCs/>
-                <w:color w:val="000000" w:themeColor="text1"/>
+                <w:rFonts w:ascii="Arial Nova Cond" w:eastAsia="Calibri" w:hAnsi="Arial Nova Cond" w:cs="Times New Roman"/>
+                <w:b/>
+                <w:bCs/>
                 <w:sz w:val="20"/>
                 <w:szCs w:val="20"/>
                 <w:lang w:val="es-ES_tradnl"/>
@@ -10812,34 +10688,21 @@
         <w:tc>
           <w:tcPr>
             <w:tcW w:w="1726" w:type="dxa"/>
-            <w:tcBorders>
-              <w:top w:val="double" w:sz="4" w:space="0" w:color="47D459" w:themeColor="accent3" w:themeTint="99"/>
-              <w:left w:val="double" w:sz="4" w:space="0" w:color="47D459" w:themeColor="accent3" w:themeTint="99"/>
-              <w:bottom w:val="double" w:sz="4" w:space="0" w:color="47D459" w:themeColor="accent3" w:themeTint="99"/>
-              <w:right w:val="double" w:sz="4" w:space="0" w:color="47D459" w:themeColor="accent3" w:themeTint="99"/>
-            </w:tcBorders>
-            <w:vAlign w:val="center"/>
-            <w:hideMark/>
-          </w:tcPr>
-          <w:p>
-            <w:pPr>
-              <w:spacing w:after="160" w:line="276" w:lineRule="auto"/>
-              <w:ind w:right="-455"/>
-              <w:rPr>
-                <w:rFonts w:ascii="Arial Nova Cond Light" w:hAnsi="Arial Nova Cond Light" w:cs="Times New Roman"/>
-                <w:b/>
-                <w:bCs/>
-                <w:color w:val="000000" w:themeColor="text1"/>
-                <w:sz w:val="20"/>
-                <w:szCs w:val="20"/>
-              </w:rPr>
-            </w:pPr>
-            <w:r>
-              <w:rPr>
-                <w:rFonts w:ascii="Arial Nova Cond Light" w:hAnsi="Arial Nova Cond Light" w:cs="Times New Roman"/>
-                <w:b/>
-                <w:bCs/>
-                <w:color w:val="000000" w:themeColor="text1"/>
+            <w:vAlign w:val="center"/>
+          </w:tcPr>
+          <w:p>
+            <w:pPr>
+              <w:pStyle w:val="Sinespaciado"/>
+              <w:jc w:val="both"/>
+              <w:rPr>
+                <w:rFonts w:ascii="Arial Nova Cond" w:eastAsia="Times New Roman" w:hAnsi="Arial Nova Cond" w:cs="Times New Roman"/>
+                <w:sz w:val="20"/>
+                <w:szCs w:val="20"/>
+              </w:rPr>
+            </w:pPr>
+            <w:r>
+              <w:rPr>
+                <w:rFonts w:ascii="Arial Nova Cond" w:eastAsia="Calibri" w:hAnsi="Arial Nova Cond" w:cs="Times New Roman"/>
                 <w:sz w:val="20"/>
                 <w:szCs w:val="20"/>
                 <w:lang w:val="es-ES_tradnl"/>
@@ -10851,23 +10714,21 @@
         <w:tc>
           <w:tcPr>
             <w:tcW w:w="6169" w:type="dxa"/>
-            <w:tcBorders>
-              <w:top w:val="double" w:sz="4" w:space="0" w:color="47D459" w:themeColor="accent3" w:themeTint="99"/>
-              <w:left w:val="double" w:sz="4" w:space="0" w:color="47D459" w:themeColor="accent3" w:themeTint="99"/>
-              <w:bottom w:val="double" w:sz="4" w:space="0" w:color="47D459" w:themeColor="accent3" w:themeTint="99"/>
-              <w:right w:val="double" w:sz="4" w:space="0" w:color="47D459" w:themeColor="accent3" w:themeTint="99"/>
-            </w:tcBorders>
-            <w:vAlign w:val="center"/>
-            <w:hideMark/>
-          </w:tcPr>
-          <w:p>
-            <w:pPr>
-              <w:spacing w:after="160" w:line="276" w:lineRule="auto"/>
-              <w:ind w:right="-455"/>
-              <w:rPr>
-                <w:rFonts w:ascii="Arial Nova Cond Light" w:hAnsi="Arial Nova Cond Light" w:cs="Times New Roman"/>
-                <w:b/>
-                <w:bCs/>
+            <w:vAlign w:val="center"/>
+          </w:tcPr>
+          <w:p>
+            <w:pPr>
+              <w:pStyle w:val="Prrafodelista"/>
+              <w:tabs>
+                <w:tab w:val="left" w:pos="0"/>
+                <w:tab w:val="left" w:pos="142"/>
+                <w:tab w:val="left" w:pos="284"/>
+              </w:tabs>
+              <w:spacing w:line="276" w:lineRule="auto"/>
+              <w:ind w:left="0"/>
+              <w:jc w:val="both"/>
+              <w:rPr>
+                <w:rFonts w:ascii="Arial Nova Cond" w:eastAsia="Calibri" w:hAnsi="Arial Nova Cond" w:cs="Times New Roman"/>
                 <w:color w:val="000000" w:themeColor="text1"/>
                 <w:sz w:val="20"/>
                 <w:szCs w:val="20"/>
@@ -10876,10 +10737,7 @@
             </w:pPr>
             <w:r>
               <w:rPr>
-                <w:rFonts w:ascii="Arial Nova Cond Light" w:hAnsi="Arial Nova Cond Light" w:cs="Times New Roman"/>
-                <w:b/>
-                <w:bCs/>
-                <w:color w:val="000000" w:themeColor="text1"/>
+                <w:rFonts w:ascii="Arial Nova Cond" w:eastAsia="Calibri" w:hAnsi="Arial Nova Cond" w:cs="Times New Roman"/>
                 <w:sz w:val="20"/>
                 <w:szCs w:val="20"/>
                 <w:lang w:val="es-ES_tradnl"/>
@@ -10891,34 +10749,27 @@
         <w:tc>
           <w:tcPr>
             <w:tcW w:w="2015" w:type="dxa"/>
-            <w:tcBorders>
-              <w:top w:val="double" w:sz="4" w:space="0" w:color="47D459" w:themeColor="accent3" w:themeTint="99"/>
-              <w:left w:val="double" w:sz="4" w:space="0" w:color="47D459" w:themeColor="accent3" w:themeTint="99"/>
-              <w:bottom w:val="double" w:sz="4" w:space="0" w:color="47D459" w:themeColor="accent3" w:themeTint="99"/>
-              <w:right w:val="double" w:sz="4" w:space="0" w:color="47D459" w:themeColor="accent3" w:themeTint="99"/>
-            </w:tcBorders>
-            <w:vAlign w:val="center"/>
-            <w:hideMark/>
-          </w:tcPr>
-          <w:p>
-            <w:pPr>
-              <w:spacing w:after="160" w:line="276" w:lineRule="auto"/>
-              <w:ind w:right="-455"/>
-              <w:rPr>
-                <w:rFonts w:ascii="Arial Nova Cond Light" w:hAnsi="Arial Nova Cond Light" w:cs="Times New Roman"/>
-                <w:b/>
-                <w:bCs/>
-                <w:color w:val="000000" w:themeColor="text1"/>
-                <w:sz w:val="20"/>
-                <w:szCs w:val="20"/>
-              </w:rPr>
-            </w:pPr>
-            <w:r>
-              <w:rPr>
-                <w:rFonts w:ascii="Arial Nova Cond Light" w:hAnsi="Arial Nova Cond Light" w:cs="Times New Roman"/>
-                <w:b/>
-                <w:bCs/>
-                <w:color w:val="000000" w:themeColor="text1"/>
+            <w:vAlign w:val="center"/>
+          </w:tcPr>
+          <w:p>
+            <w:pPr>
+              <w:autoSpaceDE w:val="0"/>
+              <w:autoSpaceDN w:val="0"/>
+              <w:adjustRightInd w:val="0"/>
+              <w:jc w:val="center"/>
+              <w:rPr>
+                <w:rFonts w:ascii="Arial Nova Cond" w:hAnsi="Arial Nova Cond" w:cs="Arial"/>
+                <w:color w:val="215E99" w:themeColor="text2" w:themeTint="BF"/>
+                <w:kern w:val="0"/>
+                <w:sz w:val="20"/>
+                <w:szCs w:val="20"/>
+              </w:rPr>
+            </w:pPr>
+            <w:r>
+              <w:rPr>
+                <w:rFonts w:ascii="Arial Nova Cond" w:hAnsi="Arial Nova Cond" w:cs="Arial"/>
+                <w:color w:val="000000"/>
+                <w:kern w:val="0"/>
                 <w:sz w:val="20"/>
                 <w:szCs w:val="20"/>
               </w:rPr>
@@ -10929,34 +10780,27 @@
         <w:tc>
           <w:tcPr>
             <w:tcW w:w="1634" w:type="dxa"/>
-            <w:tcBorders>
-              <w:top w:val="double" w:sz="4" w:space="0" w:color="47D459" w:themeColor="accent3" w:themeTint="99"/>
-              <w:left w:val="double" w:sz="4" w:space="0" w:color="47D459" w:themeColor="accent3" w:themeTint="99"/>
-              <w:bottom w:val="double" w:sz="4" w:space="0" w:color="47D459" w:themeColor="accent3" w:themeTint="99"/>
-              <w:right w:val="double" w:sz="4" w:space="0" w:color="47D459" w:themeColor="accent3" w:themeTint="99"/>
-            </w:tcBorders>
-            <w:vAlign w:val="center"/>
-            <w:hideMark/>
-          </w:tcPr>
-          <w:p>
-            <w:pPr>
-              <w:spacing w:after="160" w:line="276" w:lineRule="auto"/>
-              <w:ind w:right="-455"/>
-              <w:rPr>
-                <w:rFonts w:ascii="Arial Nova Cond Light" w:hAnsi="Arial Nova Cond Light" w:cs="Times New Roman"/>
-                <w:b/>
-                <w:bCs/>
-                <w:color w:val="000000" w:themeColor="text1"/>
-                <w:sz w:val="20"/>
-                <w:szCs w:val="20"/>
-              </w:rPr>
-            </w:pPr>
-            <w:r>
-              <w:rPr>
-                <w:rFonts w:ascii="Arial Nova Cond Light" w:hAnsi="Arial Nova Cond Light" w:cs="Times New Roman"/>
-                <w:b/>
-                <w:bCs/>
-                <w:color w:val="000000" w:themeColor="text1"/>
+            <w:vAlign w:val="center"/>
+          </w:tcPr>
+          <w:p>
+            <w:pPr>
+              <w:autoSpaceDE w:val="0"/>
+              <w:autoSpaceDN w:val="0"/>
+              <w:adjustRightInd w:val="0"/>
+              <w:jc w:val="both"/>
+              <w:rPr>
+                <w:rFonts w:ascii="Arial Nova Cond" w:hAnsi="Arial Nova Cond" w:cs="Arial"/>
+                <w:color w:val="000000"/>
+                <w:kern w:val="0"/>
+                <w:sz w:val="20"/>
+                <w:szCs w:val="20"/>
+              </w:rPr>
+            </w:pPr>
+            <w:r>
+              <w:rPr>
+                <w:rFonts w:ascii="Arial Nova Cond" w:hAnsi="Arial Nova Cond" w:cs="Arial"/>
+                <w:color w:val="000000"/>
+                <w:kern w:val="0"/>
                 <w:sz w:val="20"/>
                 <w:szCs w:val="20"/>
               </w:rPr>
@@ -10967,34 +10811,27 @@
         <w:tc>
           <w:tcPr>
             <w:tcW w:w="1337" w:type="dxa"/>
-            <w:tcBorders>
-              <w:top w:val="double" w:sz="4" w:space="0" w:color="47D459" w:themeColor="accent3" w:themeTint="99"/>
-              <w:left w:val="double" w:sz="4" w:space="0" w:color="47D459" w:themeColor="accent3" w:themeTint="99"/>
-              <w:bottom w:val="double" w:sz="4" w:space="0" w:color="47D459" w:themeColor="accent3" w:themeTint="99"/>
-              <w:right w:val="double" w:sz="4" w:space="0" w:color="47D459" w:themeColor="accent3" w:themeTint="99"/>
-            </w:tcBorders>
-            <w:vAlign w:val="center"/>
-            <w:hideMark/>
-          </w:tcPr>
-          <w:p>
-            <w:pPr>
-              <w:spacing w:after="160" w:line="276" w:lineRule="auto"/>
-              <w:ind w:right="-455"/>
-              <w:rPr>
-                <w:rFonts w:ascii="Arial Nova Cond Light" w:hAnsi="Arial Nova Cond Light" w:cs="Times New Roman"/>
-                <w:b/>
-                <w:bCs/>
-                <w:color w:val="000000" w:themeColor="text1"/>
-                <w:sz w:val="20"/>
-                <w:szCs w:val="20"/>
-              </w:rPr>
-            </w:pPr>
-            <w:r>
-              <w:rPr>
-                <w:rFonts w:ascii="Arial Nova Cond Light" w:hAnsi="Arial Nova Cond Light" w:cs="Times New Roman"/>
-                <w:b/>
-                <w:bCs/>
-                <w:color w:val="000000" w:themeColor="text1"/>
+            <w:vAlign w:val="center"/>
+          </w:tcPr>
+          <w:p>
+            <w:pPr>
+              <w:autoSpaceDE w:val="0"/>
+              <w:autoSpaceDN w:val="0"/>
+              <w:adjustRightInd w:val="0"/>
+              <w:jc w:val="center"/>
+              <w:rPr>
+                <w:rFonts w:ascii="Arial Nova Cond" w:hAnsi="Arial Nova Cond" w:cs="Arial"/>
+                <w:color w:val="000000"/>
+                <w:kern w:val="0"/>
+                <w:sz w:val="20"/>
+                <w:szCs w:val="20"/>
+              </w:rPr>
+            </w:pPr>
+            <w:r>
+              <w:rPr>
+                <w:rFonts w:ascii="Arial Nova Cond" w:hAnsi="Arial Nova Cond" w:cs="Arial"/>
+                <w:color w:val="000000"/>
+                <w:kern w:val="0"/>
                 <w:sz w:val="20"/>
                 <w:szCs w:val="20"/>
               </w:rPr>
@@ -11012,24 +10849,23 @@
           <w:tcPr>
             <w:tcW w:w="875" w:type="dxa"/>
             <w:vMerge/>
-            <w:tcBorders>
-              <w:top w:val="double" w:sz="4" w:space="0" w:color="47D459" w:themeColor="accent3" w:themeTint="99"/>
-              <w:left w:val="double" w:sz="4" w:space="0" w:color="47D459" w:themeColor="accent3" w:themeTint="99"/>
-              <w:bottom w:val="double" w:sz="4" w:space="0" w:color="47D459" w:themeColor="accent3" w:themeTint="99"/>
-              <w:right w:val="double" w:sz="4" w:space="0" w:color="47D459" w:themeColor="accent3" w:themeTint="99"/>
-            </w:tcBorders>
-            <w:vAlign w:val="center"/>
-            <w:hideMark/>
-          </w:tcPr>
-          <w:p>
-            <w:pPr>
-              <w:spacing w:after="160" w:line="276" w:lineRule="auto"/>
-              <w:ind w:right="-455"/>
-              <w:rPr>
-                <w:rFonts w:ascii="Arial Nova Cond Light" w:hAnsi="Arial Nova Cond Light" w:cs="Times New Roman"/>
-                <w:b/>
-                <w:bCs/>
-                <w:color w:val="000000" w:themeColor="text1"/>
+            <w:vAlign w:val="center"/>
+          </w:tcPr>
+          <w:p>
+            <w:pPr>
+              <w:pStyle w:val="Prrafodelista"/>
+              <w:tabs>
+                <w:tab w:val="left" w:pos="0"/>
+                <w:tab w:val="left" w:pos="142"/>
+                <w:tab w:val="left" w:pos="284"/>
+              </w:tabs>
+              <w:spacing w:line="276" w:lineRule="auto"/>
+              <w:ind w:left="0"/>
+              <w:jc w:val="center"/>
+              <w:rPr>
+                <w:rFonts w:ascii="Arial Nova Cond" w:eastAsia="Calibri" w:hAnsi="Arial Nova Cond" w:cs="Times New Roman"/>
+                <w:b/>
+                <w:bCs/>
                 <w:sz w:val="20"/>
                 <w:szCs w:val="20"/>
                 <w:lang w:val="es-ES_tradnl"/>
@@ -11040,24 +10876,23 @@
         <w:tc>
           <w:tcPr>
             <w:tcW w:w="1095" w:type="dxa"/>
-            <w:tcBorders>
-              <w:top w:val="double" w:sz="4" w:space="0" w:color="47D459" w:themeColor="accent3" w:themeTint="99"/>
-              <w:left w:val="double" w:sz="4" w:space="0" w:color="47D459" w:themeColor="accent3" w:themeTint="99"/>
-              <w:bottom w:val="double" w:sz="4" w:space="0" w:color="47D459" w:themeColor="accent3" w:themeTint="99"/>
-              <w:right w:val="double" w:sz="4" w:space="0" w:color="47D459" w:themeColor="accent3" w:themeTint="99"/>
-            </w:tcBorders>
-            <w:vAlign w:val="center"/>
-            <w:hideMark/>
-          </w:tcPr>
-          <w:p>
-            <w:pPr>
-              <w:spacing w:after="160" w:line="276" w:lineRule="auto"/>
-              <w:ind w:right="-455"/>
-              <w:rPr>
-                <w:rFonts w:ascii="Arial Nova Cond Light" w:hAnsi="Arial Nova Cond Light" w:cs="Times New Roman"/>
-                <w:b/>
-                <w:bCs/>
-                <w:color w:val="000000" w:themeColor="text1"/>
+            <w:vAlign w:val="center"/>
+          </w:tcPr>
+          <w:p>
+            <w:pPr>
+              <w:pStyle w:val="Prrafodelista"/>
+              <w:tabs>
+                <w:tab w:val="left" w:pos="0"/>
+                <w:tab w:val="left" w:pos="142"/>
+                <w:tab w:val="left" w:pos="284"/>
+              </w:tabs>
+              <w:spacing w:line="276" w:lineRule="auto"/>
+              <w:ind w:left="0"/>
+              <w:jc w:val="center"/>
+              <w:rPr>
+                <w:rFonts w:ascii="Arial Nova Cond" w:eastAsia="Calibri" w:hAnsi="Arial Nova Cond" w:cs="Times New Roman"/>
+                <w:b/>
+                <w:bCs/>
                 <w:sz w:val="20"/>
                 <w:szCs w:val="20"/>
                 <w:lang w:val="es-ES_tradnl"/>
@@ -11065,10 +10900,9 @@
             </w:pPr>
             <w:r>
               <w:rPr>
-                <w:rFonts w:ascii="Arial Nova Cond Light" w:hAnsi="Arial Nova Cond Light" w:cs="Times New Roman"/>
-                <w:b/>
-                <w:bCs/>
-                <w:color w:val="000000" w:themeColor="text1"/>
+                <w:rFonts w:ascii="Arial Nova Cond" w:eastAsia="Calibri" w:hAnsi="Arial Nova Cond" w:cs="Times New Roman"/>
+                <w:b/>
+                <w:bCs/>
                 <w:sz w:val="20"/>
                 <w:szCs w:val="20"/>
                 <w:lang w:val="es-ES_tradnl"/>
@@ -11080,34 +10914,21 @@
         <w:tc>
           <w:tcPr>
             <w:tcW w:w="1726" w:type="dxa"/>
-            <w:tcBorders>
-              <w:top w:val="double" w:sz="4" w:space="0" w:color="47D459" w:themeColor="accent3" w:themeTint="99"/>
-              <w:left w:val="double" w:sz="4" w:space="0" w:color="47D459" w:themeColor="accent3" w:themeTint="99"/>
-              <w:bottom w:val="double" w:sz="4" w:space="0" w:color="47D459" w:themeColor="accent3" w:themeTint="99"/>
-              <w:right w:val="double" w:sz="4" w:space="0" w:color="47D459" w:themeColor="accent3" w:themeTint="99"/>
-            </w:tcBorders>
-            <w:vAlign w:val="center"/>
-            <w:hideMark/>
-          </w:tcPr>
-          <w:p>
-            <w:pPr>
-              <w:spacing w:after="160" w:line="276" w:lineRule="auto"/>
-              <w:ind w:right="-455"/>
-              <w:rPr>
-                <w:rFonts w:ascii="Arial Nova Cond Light" w:hAnsi="Arial Nova Cond Light" w:cs="Times New Roman"/>
-                <w:b/>
-                <w:bCs/>
-                <w:color w:val="000000" w:themeColor="text1"/>
-                <w:sz w:val="20"/>
-                <w:szCs w:val="20"/>
-              </w:rPr>
-            </w:pPr>
-            <w:r>
-              <w:rPr>
-                <w:rFonts w:ascii="Arial Nova Cond Light" w:hAnsi="Arial Nova Cond Light" w:cs="Times New Roman"/>
-                <w:b/>
-                <w:bCs/>
-                <w:color w:val="000000" w:themeColor="text1"/>
+            <w:vAlign w:val="center"/>
+          </w:tcPr>
+          <w:p>
+            <w:pPr>
+              <w:pStyle w:val="Sinespaciado"/>
+              <w:jc w:val="both"/>
+              <w:rPr>
+                <w:rFonts w:ascii="Arial Nova Cond" w:hAnsi="Arial Nova Cond"/>
+                <w:sz w:val="20"/>
+                <w:szCs w:val="20"/>
+              </w:rPr>
+            </w:pPr>
+            <w:r>
+              <w:rPr>
+                <w:rFonts w:ascii="Arial Nova Cond" w:eastAsia="Calibri" w:hAnsi="Arial Nova Cond" w:cs="Times New Roman"/>
                 <w:sz w:val="20"/>
                 <w:szCs w:val="20"/>
                 <w:lang w:val="es-ES_tradnl"/>
@@ -11119,23 +10940,21 @@
         <w:tc>
           <w:tcPr>
             <w:tcW w:w="6169" w:type="dxa"/>
-            <w:tcBorders>
-              <w:top w:val="double" w:sz="4" w:space="0" w:color="47D459" w:themeColor="accent3" w:themeTint="99"/>
-              <w:left w:val="double" w:sz="4" w:space="0" w:color="47D459" w:themeColor="accent3" w:themeTint="99"/>
-              <w:bottom w:val="double" w:sz="4" w:space="0" w:color="47D459" w:themeColor="accent3" w:themeTint="99"/>
-              <w:right w:val="double" w:sz="4" w:space="0" w:color="47D459" w:themeColor="accent3" w:themeTint="99"/>
-            </w:tcBorders>
-            <w:vAlign w:val="center"/>
-            <w:hideMark/>
-          </w:tcPr>
-          <w:p>
-            <w:pPr>
-              <w:spacing w:after="160" w:line="276" w:lineRule="auto"/>
-              <w:ind w:right="-455"/>
-              <w:rPr>
-                <w:rFonts w:ascii="Arial Nova Cond Light" w:hAnsi="Arial Nova Cond Light" w:cs="Times New Roman"/>
-                <w:b/>
-                <w:bCs/>
+            <w:vAlign w:val="center"/>
+          </w:tcPr>
+          <w:p>
+            <w:pPr>
+              <w:pStyle w:val="Prrafodelista"/>
+              <w:tabs>
+                <w:tab w:val="left" w:pos="0"/>
+                <w:tab w:val="left" w:pos="142"/>
+                <w:tab w:val="left" w:pos="284"/>
+              </w:tabs>
+              <w:spacing w:line="276" w:lineRule="auto"/>
+              <w:ind w:left="0"/>
+              <w:jc w:val="both"/>
+              <w:rPr>
+                <w:rFonts w:ascii="Arial Nova Cond" w:eastAsia="Calibri" w:hAnsi="Arial Nova Cond" w:cs="Times New Roman"/>
                 <w:color w:val="000000" w:themeColor="text1"/>
                 <w:sz w:val="20"/>
                 <w:szCs w:val="20"/>
@@ -11144,10 +10963,7 @@
             </w:pPr>
             <w:r>
               <w:rPr>
-                <w:rFonts w:ascii="Arial Nova Cond Light" w:hAnsi="Arial Nova Cond Light" w:cs="Times New Roman"/>
-                <w:b/>
-                <w:bCs/>
-                <w:color w:val="000000" w:themeColor="text1"/>
+                <w:rFonts w:ascii="Arial Nova Cond" w:eastAsia="Calibri" w:hAnsi="Arial Nova Cond" w:cs="Times New Roman"/>
                 <w:sz w:val="20"/>
                 <w:szCs w:val="20"/>
                 <w:lang w:val="es-ES_tradnl"/>
@@ -11159,34 +10975,27 @@
         <w:tc>
           <w:tcPr>
             <w:tcW w:w="2015" w:type="dxa"/>
-            <w:tcBorders>
-              <w:top w:val="double" w:sz="4" w:space="0" w:color="47D459" w:themeColor="accent3" w:themeTint="99"/>
-              <w:left w:val="double" w:sz="4" w:space="0" w:color="47D459" w:themeColor="accent3" w:themeTint="99"/>
-              <w:bottom w:val="double" w:sz="4" w:space="0" w:color="47D459" w:themeColor="accent3" w:themeTint="99"/>
-              <w:right w:val="double" w:sz="4" w:space="0" w:color="47D459" w:themeColor="accent3" w:themeTint="99"/>
-            </w:tcBorders>
-            <w:vAlign w:val="center"/>
-            <w:hideMark/>
-          </w:tcPr>
-          <w:p>
-            <w:pPr>
-              <w:spacing w:after="160" w:line="276" w:lineRule="auto"/>
-              <w:ind w:right="-455"/>
-              <w:rPr>
-                <w:rFonts w:ascii="Arial Nova Cond Light" w:hAnsi="Arial Nova Cond Light" w:cs="Times New Roman"/>
-                <w:b/>
-                <w:bCs/>
-                <w:color w:val="000000" w:themeColor="text1"/>
-                <w:sz w:val="20"/>
-                <w:szCs w:val="20"/>
-              </w:rPr>
-            </w:pPr>
-            <w:r>
-              <w:rPr>
-                <w:rFonts w:ascii="Arial Nova Cond Light" w:hAnsi="Arial Nova Cond Light" w:cs="Times New Roman"/>
-                <w:b/>
-                <w:bCs/>
-                <w:color w:val="000000" w:themeColor="text1"/>
+            <w:vAlign w:val="center"/>
+          </w:tcPr>
+          <w:p>
+            <w:pPr>
+              <w:autoSpaceDE w:val="0"/>
+              <w:autoSpaceDN w:val="0"/>
+              <w:adjustRightInd w:val="0"/>
+              <w:jc w:val="center"/>
+              <w:rPr>
+                <w:rFonts w:ascii="Arial Nova Cond" w:hAnsi="Arial Nova Cond" w:cs="Arial"/>
+                <w:color w:val="000000" w:themeColor="text1"/>
+                <w:kern w:val="0"/>
+                <w:sz w:val="20"/>
+                <w:szCs w:val="20"/>
+              </w:rPr>
+            </w:pPr>
+            <w:r>
+              <w:rPr>
+                <w:rFonts w:ascii="Arial Nova Cond" w:hAnsi="Arial Nova Cond" w:cs="Arial"/>
+                <w:color w:val="000000"/>
+                <w:kern w:val="0"/>
                 <w:sz w:val="20"/>
                 <w:szCs w:val="20"/>
               </w:rPr>
@@ -11197,34 +11006,27 @@
         <w:tc>
           <w:tcPr>
             <w:tcW w:w="1634" w:type="dxa"/>
-            <w:tcBorders>
-              <w:top w:val="double" w:sz="4" w:space="0" w:color="47D459" w:themeColor="accent3" w:themeTint="99"/>
-              <w:left w:val="double" w:sz="4" w:space="0" w:color="47D459" w:themeColor="accent3" w:themeTint="99"/>
-              <w:bottom w:val="double" w:sz="4" w:space="0" w:color="47D459" w:themeColor="accent3" w:themeTint="99"/>
-              <w:right w:val="double" w:sz="4" w:space="0" w:color="47D459" w:themeColor="accent3" w:themeTint="99"/>
-            </w:tcBorders>
-            <w:vAlign w:val="center"/>
-            <w:hideMark/>
-          </w:tcPr>
-          <w:p>
-            <w:pPr>
-              <w:spacing w:after="160" w:line="276" w:lineRule="auto"/>
-              <w:ind w:right="-455"/>
-              <w:rPr>
-                <w:rFonts w:ascii="Arial Nova Cond Light" w:hAnsi="Arial Nova Cond Light" w:cs="Times New Roman"/>
-                <w:b/>
-                <w:bCs/>
-                <w:color w:val="000000" w:themeColor="text1"/>
-                <w:sz w:val="20"/>
-                <w:szCs w:val="20"/>
-              </w:rPr>
-            </w:pPr>
-            <w:r>
-              <w:rPr>
-                <w:rFonts w:ascii="Arial Nova Cond Light" w:hAnsi="Arial Nova Cond Light" w:cs="Times New Roman"/>
-                <w:b/>
-                <w:bCs/>
-                <w:color w:val="000000" w:themeColor="text1"/>
+            <w:vAlign w:val="center"/>
+          </w:tcPr>
+          <w:p>
+            <w:pPr>
+              <w:autoSpaceDE w:val="0"/>
+              <w:autoSpaceDN w:val="0"/>
+              <w:adjustRightInd w:val="0"/>
+              <w:jc w:val="both"/>
+              <w:rPr>
+                <w:rFonts w:ascii="Arial Nova Cond" w:hAnsi="Arial Nova Cond" w:cs="Arial"/>
+                <w:color w:val="000000"/>
+                <w:kern w:val="0"/>
+                <w:sz w:val="20"/>
+                <w:szCs w:val="20"/>
+              </w:rPr>
+            </w:pPr>
+            <w:r>
+              <w:rPr>
+                <w:rFonts w:ascii="Arial Nova Cond" w:hAnsi="Arial Nova Cond" w:cs="Arial"/>
+                <w:color w:val="000000"/>
+                <w:kern w:val="0"/>
                 <w:sz w:val="20"/>
                 <w:szCs w:val="20"/>
               </w:rPr>
@@ -11235,34 +11037,27 @@
         <w:tc>
           <w:tcPr>
             <w:tcW w:w="1337" w:type="dxa"/>
-            <w:tcBorders>
-              <w:top w:val="double" w:sz="4" w:space="0" w:color="47D459" w:themeColor="accent3" w:themeTint="99"/>
-              <w:left w:val="double" w:sz="4" w:space="0" w:color="47D459" w:themeColor="accent3" w:themeTint="99"/>
-              <w:bottom w:val="double" w:sz="4" w:space="0" w:color="47D459" w:themeColor="accent3" w:themeTint="99"/>
-              <w:right w:val="double" w:sz="4" w:space="0" w:color="47D459" w:themeColor="accent3" w:themeTint="99"/>
-            </w:tcBorders>
-            <w:vAlign w:val="center"/>
-            <w:hideMark/>
-          </w:tcPr>
-          <w:p>
-            <w:pPr>
-              <w:spacing w:after="160" w:line="276" w:lineRule="auto"/>
-              <w:ind w:right="-455"/>
-              <w:rPr>
-                <w:rFonts w:ascii="Arial Nova Cond Light" w:hAnsi="Arial Nova Cond Light" w:cs="Times New Roman"/>
-                <w:b/>
-                <w:bCs/>
-                <w:color w:val="000000" w:themeColor="text1"/>
-                <w:sz w:val="20"/>
-                <w:szCs w:val="20"/>
-              </w:rPr>
-            </w:pPr>
-            <w:r>
-              <w:rPr>
-                <w:rFonts w:ascii="Arial Nova Cond Light" w:hAnsi="Arial Nova Cond Light" w:cs="Times New Roman"/>
-                <w:b/>
-                <w:bCs/>
-                <w:color w:val="000000" w:themeColor="text1"/>
+            <w:vAlign w:val="center"/>
+          </w:tcPr>
+          <w:p>
+            <w:pPr>
+              <w:autoSpaceDE w:val="0"/>
+              <w:autoSpaceDN w:val="0"/>
+              <w:adjustRightInd w:val="0"/>
+              <w:jc w:val="center"/>
+              <w:rPr>
+                <w:rFonts w:ascii="Arial Nova Cond" w:hAnsi="Arial Nova Cond" w:cs="Arial"/>
+                <w:color w:val="000000"/>
+                <w:kern w:val="0"/>
+                <w:sz w:val="20"/>
+                <w:szCs w:val="20"/>
+              </w:rPr>
+            </w:pPr>
+            <w:r>
+              <w:rPr>
+                <w:rFonts w:ascii="Arial Nova Cond" w:hAnsi="Arial Nova Cond" w:cs="Arial"/>
+                <w:color w:val="000000"/>
+                <w:kern w:val="0"/>
                 <w:sz w:val="20"/>
                 <w:szCs w:val="20"/>
               </w:rPr>
@@ -11280,24 +11075,23 @@
           <w:tcPr>
             <w:tcW w:w="875" w:type="dxa"/>
             <w:vMerge w:val="restart"/>
-            <w:tcBorders>
-              <w:top w:val="double" w:sz="4" w:space="0" w:color="47D459" w:themeColor="accent3" w:themeTint="99"/>
-              <w:left w:val="double" w:sz="4" w:space="0" w:color="47D459" w:themeColor="accent3" w:themeTint="99"/>
-              <w:bottom w:val="double" w:sz="4" w:space="0" w:color="47D459" w:themeColor="accent3" w:themeTint="99"/>
-              <w:right w:val="double" w:sz="4" w:space="0" w:color="47D459" w:themeColor="accent3" w:themeTint="99"/>
-            </w:tcBorders>
-            <w:vAlign w:val="center"/>
-            <w:hideMark/>
-          </w:tcPr>
-          <w:p>
-            <w:pPr>
-              <w:spacing w:after="160" w:line="276" w:lineRule="auto"/>
-              <w:ind w:right="-455"/>
-              <w:rPr>
-                <w:rFonts w:ascii="Arial Nova Cond Light" w:hAnsi="Arial Nova Cond Light" w:cs="Times New Roman"/>
-                <w:b/>
-                <w:bCs/>
-                <w:color w:val="000000" w:themeColor="text1"/>
+            <w:vAlign w:val="center"/>
+          </w:tcPr>
+          <w:p>
+            <w:pPr>
+              <w:pStyle w:val="Prrafodelista"/>
+              <w:tabs>
+                <w:tab w:val="left" w:pos="0"/>
+                <w:tab w:val="left" w:pos="142"/>
+                <w:tab w:val="left" w:pos="284"/>
+              </w:tabs>
+              <w:spacing w:line="276" w:lineRule="auto"/>
+              <w:ind w:left="0"/>
+              <w:jc w:val="center"/>
+              <w:rPr>
+                <w:rFonts w:ascii="Arial Nova Cond" w:eastAsia="Calibri" w:hAnsi="Arial Nova Cond" w:cs="Times New Roman"/>
+                <w:b/>
+                <w:bCs/>
                 <w:sz w:val="20"/>
                 <w:szCs w:val="20"/>
                 <w:lang w:val="es-ES_tradnl"/>
@@ -11305,10 +11099,9 @@
             </w:pPr>
             <w:r>
               <w:rPr>
-                <w:rFonts w:ascii="Arial Nova Cond Light" w:hAnsi="Arial Nova Cond Light" w:cs="Times New Roman"/>
-                <w:b/>
-                <w:bCs/>
-                <w:color w:val="000000" w:themeColor="text1"/>
+                <w:rFonts w:ascii="Arial Nova Cond" w:eastAsia="Calibri" w:hAnsi="Arial Nova Cond" w:cs="Times New Roman"/>
+                <w:b/>
+                <w:bCs/>
                 <w:sz w:val="20"/>
                 <w:szCs w:val="20"/>
                 <w:lang w:val="es-ES_tradnl"/>
@@ -11320,24 +11113,23 @@
         <w:tc>
           <w:tcPr>
             <w:tcW w:w="1095" w:type="dxa"/>
-            <w:tcBorders>
-              <w:top w:val="double" w:sz="4" w:space="0" w:color="47D459" w:themeColor="accent3" w:themeTint="99"/>
-              <w:left w:val="double" w:sz="4" w:space="0" w:color="47D459" w:themeColor="accent3" w:themeTint="99"/>
-              <w:bottom w:val="double" w:sz="4" w:space="0" w:color="47D459" w:themeColor="accent3" w:themeTint="99"/>
-              <w:right w:val="double" w:sz="4" w:space="0" w:color="47D459" w:themeColor="accent3" w:themeTint="99"/>
-            </w:tcBorders>
-            <w:vAlign w:val="center"/>
-            <w:hideMark/>
-          </w:tcPr>
-          <w:p>
-            <w:pPr>
-              <w:spacing w:after="160" w:line="276" w:lineRule="auto"/>
-              <w:ind w:right="-455"/>
-              <w:rPr>
-                <w:rFonts w:ascii="Arial Nova Cond Light" w:hAnsi="Arial Nova Cond Light" w:cs="Times New Roman"/>
-                <w:b/>
-                <w:bCs/>
-                <w:color w:val="000000" w:themeColor="text1"/>
+            <w:vAlign w:val="center"/>
+          </w:tcPr>
+          <w:p>
+            <w:pPr>
+              <w:pStyle w:val="Prrafodelista"/>
+              <w:tabs>
+                <w:tab w:val="left" w:pos="0"/>
+                <w:tab w:val="left" w:pos="142"/>
+                <w:tab w:val="left" w:pos="284"/>
+              </w:tabs>
+              <w:spacing w:line="276" w:lineRule="auto"/>
+              <w:ind w:left="0"/>
+              <w:jc w:val="center"/>
+              <w:rPr>
+                <w:rFonts w:ascii="Arial Nova Cond" w:eastAsia="Calibri" w:hAnsi="Arial Nova Cond" w:cs="Times New Roman"/>
+                <w:b/>
+                <w:bCs/>
                 <w:sz w:val="20"/>
                 <w:szCs w:val="20"/>
                 <w:lang w:val="es-ES_tradnl"/>
@@ -11345,10 +11137,9 @@
             </w:pPr>
             <w:r>
               <w:rPr>
-                <w:rFonts w:ascii="Arial Nova Cond Light" w:hAnsi="Arial Nova Cond Light" w:cs="Times New Roman"/>
-                <w:b/>
-                <w:bCs/>
-                <w:color w:val="000000" w:themeColor="text1"/>
+                <w:rFonts w:ascii="Arial Nova Cond" w:eastAsia="Calibri" w:hAnsi="Arial Nova Cond" w:cs="Times New Roman"/>
+                <w:b/>
+                <w:bCs/>
                 <w:sz w:val="20"/>
                 <w:szCs w:val="20"/>
                 <w:lang w:val="es-ES_tradnl"/>
@@ -11360,34 +11151,22 @@
         <w:tc>
           <w:tcPr>
             <w:tcW w:w="1726" w:type="dxa"/>
-            <w:tcBorders>
-              <w:top w:val="double" w:sz="4" w:space="0" w:color="47D459" w:themeColor="accent3" w:themeTint="99"/>
-              <w:left w:val="double" w:sz="4" w:space="0" w:color="47D459" w:themeColor="accent3" w:themeTint="99"/>
-              <w:bottom w:val="double" w:sz="4" w:space="0" w:color="47D459" w:themeColor="accent3" w:themeTint="99"/>
-              <w:right w:val="double" w:sz="4" w:space="0" w:color="47D459" w:themeColor="accent3" w:themeTint="99"/>
-            </w:tcBorders>
-            <w:vAlign w:val="center"/>
-            <w:hideMark/>
-          </w:tcPr>
-          <w:p>
-            <w:pPr>
-              <w:spacing w:after="160" w:line="276" w:lineRule="auto"/>
-              <w:ind w:right="-455"/>
-              <w:rPr>
-                <w:rFonts w:ascii="Arial Nova Cond Light" w:hAnsi="Arial Nova Cond Light" w:cs="Times New Roman"/>
-                <w:b/>
-                <w:bCs/>
-                <w:color w:val="000000" w:themeColor="text1"/>
-                <w:sz w:val="20"/>
-                <w:szCs w:val="20"/>
-              </w:rPr>
-            </w:pPr>
-            <w:r>
-              <w:rPr>
-                <w:rFonts w:ascii="Arial Nova Cond Light" w:hAnsi="Arial Nova Cond Light" w:cs="Times New Roman"/>
-                <w:b/>
-                <w:bCs/>
-                <w:color w:val="000000" w:themeColor="text1"/>
+            <w:vAlign w:val="center"/>
+          </w:tcPr>
+          <w:p>
+            <w:pPr>
+              <w:pStyle w:val="Sinespaciado"/>
+              <w:jc w:val="both"/>
+              <w:rPr>
+                <w:rFonts w:ascii="Arial Nova Cond" w:hAnsi="Arial Nova Cond"/>
+                <w:color w:val="000000" w:themeColor="text1"/>
+                <w:sz w:val="20"/>
+                <w:szCs w:val="20"/>
+              </w:rPr>
+            </w:pPr>
+            <w:r>
+              <w:rPr>
+                <w:rFonts w:ascii="Arial Nova Cond" w:eastAsia="Calibri" w:hAnsi="Arial Nova Cond" w:cs="Times New Roman"/>
                 <w:sz w:val="20"/>
                 <w:szCs w:val="20"/>
                 <w:lang w:val="es-ES_tradnl"/>
@@ -11399,23 +11178,21 @@
         <w:tc>
           <w:tcPr>
             <w:tcW w:w="6169" w:type="dxa"/>
-            <w:tcBorders>
-              <w:top w:val="double" w:sz="4" w:space="0" w:color="47D459" w:themeColor="accent3" w:themeTint="99"/>
-              <w:left w:val="double" w:sz="4" w:space="0" w:color="47D459" w:themeColor="accent3" w:themeTint="99"/>
-              <w:bottom w:val="double" w:sz="4" w:space="0" w:color="47D459" w:themeColor="accent3" w:themeTint="99"/>
-              <w:right w:val="double" w:sz="4" w:space="0" w:color="47D459" w:themeColor="accent3" w:themeTint="99"/>
-            </w:tcBorders>
-            <w:vAlign w:val="center"/>
-            <w:hideMark/>
-          </w:tcPr>
-          <w:p>
-            <w:pPr>
-              <w:spacing w:after="160" w:line="276" w:lineRule="auto"/>
-              <w:ind w:right="-455"/>
-              <w:rPr>
-                <w:rFonts w:ascii="Arial Nova Cond Light" w:hAnsi="Arial Nova Cond Light" w:cs="Times New Roman"/>
-                <w:b/>
-                <w:bCs/>
+            <w:vAlign w:val="center"/>
+          </w:tcPr>
+          <w:p>
+            <w:pPr>
+              <w:pStyle w:val="Prrafodelista"/>
+              <w:tabs>
+                <w:tab w:val="left" w:pos="0"/>
+                <w:tab w:val="left" w:pos="142"/>
+                <w:tab w:val="left" w:pos="284"/>
+              </w:tabs>
+              <w:spacing w:line="276" w:lineRule="auto"/>
+              <w:ind w:left="0"/>
+              <w:jc w:val="both"/>
+              <w:rPr>
+                <w:rFonts w:ascii="Arial Nova Cond" w:eastAsia="Calibri" w:hAnsi="Arial Nova Cond" w:cs="Times New Roman"/>
                 <w:color w:val="000000" w:themeColor="text1"/>
                 <w:sz w:val="20"/>
                 <w:szCs w:val="20"/>
@@ -11424,10 +11201,7 @@
             </w:pPr>
             <w:r>
               <w:rPr>
-                <w:rFonts w:ascii="Arial Nova Cond Light" w:hAnsi="Arial Nova Cond Light" w:cs="Times New Roman"/>
-                <w:b/>
-                <w:bCs/>
-                <w:color w:val="000000" w:themeColor="text1"/>
+                <w:rFonts w:ascii="Arial Nova Cond" w:eastAsia="Calibri" w:hAnsi="Arial Nova Cond" w:cs="Times New Roman"/>
                 <w:sz w:val="20"/>
                 <w:szCs w:val="20"/>
                 <w:lang w:val="es-ES_tradnl"/>
@@ -11439,34 +11213,27 @@
         <w:tc>
           <w:tcPr>
             <w:tcW w:w="2015" w:type="dxa"/>
-            <w:tcBorders>
-              <w:top w:val="double" w:sz="4" w:space="0" w:color="47D459" w:themeColor="accent3" w:themeTint="99"/>
-              <w:left w:val="double" w:sz="4" w:space="0" w:color="47D459" w:themeColor="accent3" w:themeTint="99"/>
-              <w:bottom w:val="double" w:sz="4" w:space="0" w:color="47D459" w:themeColor="accent3" w:themeTint="99"/>
-              <w:right w:val="double" w:sz="4" w:space="0" w:color="47D459" w:themeColor="accent3" w:themeTint="99"/>
-            </w:tcBorders>
-            <w:vAlign w:val="center"/>
-            <w:hideMark/>
-          </w:tcPr>
-          <w:p>
-            <w:pPr>
-              <w:spacing w:after="160" w:line="276" w:lineRule="auto"/>
-              <w:ind w:right="-455"/>
-              <w:rPr>
-                <w:rFonts w:ascii="Arial Nova Cond Light" w:hAnsi="Arial Nova Cond Light" w:cs="Times New Roman"/>
-                <w:b/>
-                <w:bCs/>
-                <w:color w:val="000000" w:themeColor="text1"/>
-                <w:sz w:val="20"/>
-                <w:szCs w:val="20"/>
-              </w:rPr>
-            </w:pPr>
-            <w:r>
-              <w:rPr>
-                <w:rFonts w:ascii="Arial Nova Cond Light" w:hAnsi="Arial Nova Cond Light" w:cs="Times New Roman"/>
-                <w:b/>
-                <w:bCs/>
-                <w:color w:val="000000" w:themeColor="text1"/>
+            <w:vAlign w:val="center"/>
+          </w:tcPr>
+          <w:p>
+            <w:pPr>
+              <w:autoSpaceDE w:val="0"/>
+              <w:autoSpaceDN w:val="0"/>
+              <w:adjustRightInd w:val="0"/>
+              <w:jc w:val="center"/>
+              <w:rPr>
+                <w:rFonts w:ascii="Arial Nova Cond" w:hAnsi="Arial Nova Cond" w:cs="Arial"/>
+                <w:color w:val="000000" w:themeColor="text1"/>
+                <w:kern w:val="0"/>
+                <w:sz w:val="20"/>
+                <w:szCs w:val="20"/>
+              </w:rPr>
+            </w:pPr>
+            <w:r>
+              <w:rPr>
+                <w:rFonts w:ascii="Arial Nova Cond" w:hAnsi="Arial Nova Cond" w:cs="Arial"/>
+                <w:color w:val="000000"/>
+                <w:kern w:val="0"/>
                 <w:sz w:val="20"/>
                 <w:szCs w:val="20"/>
               </w:rPr>
@@ -11477,34 +11244,27 @@
         <w:tc>
           <w:tcPr>
             <w:tcW w:w="1634" w:type="dxa"/>
-            <w:tcBorders>
-              <w:top w:val="double" w:sz="4" w:space="0" w:color="47D459" w:themeColor="accent3" w:themeTint="99"/>
-              <w:left w:val="double" w:sz="4" w:space="0" w:color="47D459" w:themeColor="accent3" w:themeTint="99"/>
-              <w:bottom w:val="double" w:sz="4" w:space="0" w:color="47D459" w:themeColor="accent3" w:themeTint="99"/>
-              <w:right w:val="double" w:sz="4" w:space="0" w:color="47D459" w:themeColor="accent3" w:themeTint="99"/>
-            </w:tcBorders>
-            <w:vAlign w:val="center"/>
-            <w:hideMark/>
-          </w:tcPr>
-          <w:p>
-            <w:pPr>
-              <w:spacing w:after="160" w:line="276" w:lineRule="auto"/>
-              <w:ind w:right="-455"/>
-              <w:rPr>
-                <w:rFonts w:ascii="Arial Nova Cond Light" w:hAnsi="Arial Nova Cond Light" w:cs="Times New Roman"/>
-                <w:b/>
-                <w:bCs/>
-                <w:color w:val="000000" w:themeColor="text1"/>
-                <w:sz w:val="20"/>
-                <w:szCs w:val="20"/>
-              </w:rPr>
-            </w:pPr>
-            <w:r>
-              <w:rPr>
-                <w:rFonts w:ascii="Arial Nova Cond Light" w:hAnsi="Arial Nova Cond Light" w:cs="Times New Roman"/>
-                <w:b/>
-                <w:bCs/>
-                <w:color w:val="000000" w:themeColor="text1"/>
+            <w:vAlign w:val="center"/>
+          </w:tcPr>
+          <w:p>
+            <w:pPr>
+              <w:autoSpaceDE w:val="0"/>
+              <w:autoSpaceDN w:val="0"/>
+              <w:adjustRightInd w:val="0"/>
+              <w:jc w:val="both"/>
+              <w:rPr>
+                <w:rFonts w:ascii="Arial Nova Cond" w:hAnsi="Arial Nova Cond" w:cs="Arial"/>
+                <w:color w:val="000000"/>
+                <w:kern w:val="0"/>
+                <w:sz w:val="20"/>
+                <w:szCs w:val="20"/>
+              </w:rPr>
+            </w:pPr>
+            <w:r>
+              <w:rPr>
+                <w:rFonts w:ascii="Arial Nova Cond" w:hAnsi="Arial Nova Cond" w:cs="Arial"/>
+                <w:color w:val="000000"/>
+                <w:kern w:val="0"/>
                 <w:sz w:val="20"/>
                 <w:szCs w:val="20"/>
               </w:rPr>
@@ -11515,34 +11275,27 @@
         <w:tc>
           <w:tcPr>
             <w:tcW w:w="1337" w:type="dxa"/>
-            <w:tcBorders>
-              <w:top w:val="double" w:sz="4" w:space="0" w:color="47D459" w:themeColor="accent3" w:themeTint="99"/>
-              <w:left w:val="double" w:sz="4" w:space="0" w:color="47D459" w:themeColor="accent3" w:themeTint="99"/>
-              <w:bottom w:val="double" w:sz="4" w:space="0" w:color="47D459" w:themeColor="accent3" w:themeTint="99"/>
-              <w:right w:val="double" w:sz="4" w:space="0" w:color="47D459" w:themeColor="accent3" w:themeTint="99"/>
-            </w:tcBorders>
-            <w:vAlign w:val="center"/>
-            <w:hideMark/>
-          </w:tcPr>
-          <w:p>
-            <w:pPr>
-              <w:spacing w:after="160" w:line="276" w:lineRule="auto"/>
-              <w:ind w:right="-455"/>
-              <w:rPr>
-                <w:rFonts w:ascii="Arial Nova Cond Light" w:hAnsi="Arial Nova Cond Light" w:cs="Times New Roman"/>
-                <w:b/>
-                <w:bCs/>
-                <w:color w:val="000000" w:themeColor="text1"/>
-                <w:sz w:val="20"/>
-                <w:szCs w:val="20"/>
-              </w:rPr>
-            </w:pPr>
-            <w:r>
-              <w:rPr>
-                <w:rFonts w:ascii="Arial Nova Cond Light" w:hAnsi="Arial Nova Cond Light" w:cs="Times New Roman"/>
-                <w:b/>
-                <w:bCs/>
-                <w:color w:val="000000" w:themeColor="text1"/>
+            <w:vAlign w:val="center"/>
+          </w:tcPr>
+          <w:p>
+            <w:pPr>
+              <w:autoSpaceDE w:val="0"/>
+              <w:autoSpaceDN w:val="0"/>
+              <w:adjustRightInd w:val="0"/>
+              <w:jc w:val="center"/>
+              <w:rPr>
+                <w:rFonts w:ascii="Arial Nova Cond" w:hAnsi="Arial Nova Cond" w:cs="Arial"/>
+                <w:color w:val="000000"/>
+                <w:kern w:val="0"/>
+                <w:sz w:val="20"/>
+                <w:szCs w:val="20"/>
+              </w:rPr>
+            </w:pPr>
+            <w:r>
+              <w:rPr>
+                <w:rFonts w:ascii="Arial Nova Cond" w:hAnsi="Arial Nova Cond" w:cs="Arial"/>
+                <w:color w:val="000000"/>
+                <w:kern w:val="0"/>
                 <w:sz w:val="20"/>
                 <w:szCs w:val="20"/>
               </w:rPr>
@@ -11560,24 +11313,23 @@
           <w:tcPr>
             <w:tcW w:w="875" w:type="dxa"/>
             <w:vMerge/>
-            <w:tcBorders>
-              <w:top w:val="double" w:sz="4" w:space="0" w:color="47D459" w:themeColor="accent3" w:themeTint="99"/>
-              <w:left w:val="double" w:sz="4" w:space="0" w:color="47D459" w:themeColor="accent3" w:themeTint="99"/>
-              <w:bottom w:val="double" w:sz="4" w:space="0" w:color="47D459" w:themeColor="accent3" w:themeTint="99"/>
-              <w:right w:val="double" w:sz="4" w:space="0" w:color="47D459" w:themeColor="accent3" w:themeTint="99"/>
-            </w:tcBorders>
-            <w:vAlign w:val="center"/>
-            <w:hideMark/>
-          </w:tcPr>
-          <w:p>
-            <w:pPr>
-              <w:spacing w:after="160" w:line="276" w:lineRule="auto"/>
-              <w:ind w:right="-455"/>
-              <w:rPr>
-                <w:rFonts w:ascii="Arial Nova Cond Light" w:hAnsi="Arial Nova Cond Light" w:cs="Times New Roman"/>
-                <w:b/>
-                <w:bCs/>
-                <w:color w:val="000000" w:themeColor="text1"/>
+            <w:vAlign w:val="center"/>
+          </w:tcPr>
+          <w:p>
+            <w:pPr>
+              <w:pStyle w:val="Prrafodelista"/>
+              <w:tabs>
+                <w:tab w:val="left" w:pos="0"/>
+                <w:tab w:val="left" w:pos="142"/>
+                <w:tab w:val="left" w:pos="284"/>
+              </w:tabs>
+              <w:spacing w:line="276" w:lineRule="auto"/>
+              <w:ind w:left="0"/>
+              <w:jc w:val="center"/>
+              <w:rPr>
+                <w:rFonts w:ascii="Arial Nova Cond" w:eastAsia="Calibri" w:hAnsi="Arial Nova Cond" w:cs="Times New Roman"/>
+                <w:b/>
+                <w:bCs/>
                 <w:sz w:val="20"/>
                 <w:szCs w:val="20"/>
                 <w:lang w:val="es-ES_tradnl"/>
@@ -11588,24 +11340,23 @@
         <w:tc>
           <w:tcPr>
             <w:tcW w:w="1095" w:type="dxa"/>
-            <w:tcBorders>
-              <w:top w:val="double" w:sz="4" w:space="0" w:color="47D459" w:themeColor="accent3" w:themeTint="99"/>
-              <w:left w:val="double" w:sz="4" w:space="0" w:color="47D459" w:themeColor="accent3" w:themeTint="99"/>
-              <w:bottom w:val="double" w:sz="4" w:space="0" w:color="47D459" w:themeColor="accent3" w:themeTint="99"/>
-              <w:right w:val="double" w:sz="4" w:space="0" w:color="47D459" w:themeColor="accent3" w:themeTint="99"/>
-            </w:tcBorders>
-            <w:vAlign w:val="center"/>
-            <w:hideMark/>
-          </w:tcPr>
-          <w:p>
-            <w:pPr>
-              <w:spacing w:after="160" w:line="276" w:lineRule="auto"/>
-              <w:ind w:right="-455"/>
-              <w:rPr>
-                <w:rFonts w:ascii="Arial Nova Cond Light" w:hAnsi="Arial Nova Cond Light" w:cs="Times New Roman"/>
-                <w:b/>
-                <w:bCs/>
-                <w:color w:val="000000" w:themeColor="text1"/>
+            <w:vAlign w:val="center"/>
+          </w:tcPr>
+          <w:p>
+            <w:pPr>
+              <w:pStyle w:val="Prrafodelista"/>
+              <w:tabs>
+                <w:tab w:val="left" w:pos="0"/>
+                <w:tab w:val="left" w:pos="142"/>
+                <w:tab w:val="left" w:pos="284"/>
+              </w:tabs>
+              <w:spacing w:line="276" w:lineRule="auto"/>
+              <w:ind w:left="0"/>
+              <w:jc w:val="center"/>
+              <w:rPr>
+                <w:rFonts w:ascii="Arial Nova Cond" w:eastAsia="Calibri" w:hAnsi="Arial Nova Cond" w:cs="Times New Roman"/>
+                <w:b/>
+                <w:bCs/>
                 <w:sz w:val="20"/>
                 <w:szCs w:val="20"/>
                 <w:lang w:val="es-ES_tradnl"/>
@@ -11613,10 +11364,9 @@
             </w:pPr>
             <w:r>
               <w:rPr>
-                <w:rFonts w:ascii="Arial Nova Cond Light" w:hAnsi="Arial Nova Cond Light" w:cs="Times New Roman"/>
-                <w:b/>
-                <w:bCs/>
-                <w:color w:val="000000" w:themeColor="text1"/>
+                <w:rFonts w:ascii="Arial Nova Cond" w:eastAsia="Calibri" w:hAnsi="Arial Nova Cond" w:cs="Times New Roman"/>
+                <w:b/>
+                <w:bCs/>
                 <w:sz w:val="20"/>
                 <w:szCs w:val="20"/>
                 <w:lang w:val="es-ES_tradnl"/>
@@ -11628,34 +11378,21 @@
         <w:tc>
           <w:tcPr>
             <w:tcW w:w="1726" w:type="dxa"/>
-            <w:tcBorders>
-              <w:top w:val="double" w:sz="4" w:space="0" w:color="47D459" w:themeColor="accent3" w:themeTint="99"/>
-              <w:left w:val="double" w:sz="4" w:space="0" w:color="47D459" w:themeColor="accent3" w:themeTint="99"/>
-              <w:bottom w:val="double" w:sz="4" w:space="0" w:color="47D459" w:themeColor="accent3" w:themeTint="99"/>
-              <w:right w:val="double" w:sz="4" w:space="0" w:color="47D459" w:themeColor="accent3" w:themeTint="99"/>
-            </w:tcBorders>
-            <w:vAlign w:val="center"/>
-            <w:hideMark/>
-          </w:tcPr>
-          <w:p>
-            <w:pPr>
-              <w:spacing w:after="160" w:line="276" w:lineRule="auto"/>
-              <w:ind w:right="-455"/>
-              <w:rPr>
-                <w:rFonts w:ascii="Arial Nova Cond Light" w:hAnsi="Arial Nova Cond Light" w:cs="Times New Roman"/>
-                <w:b/>
-                <w:bCs/>
-                <w:color w:val="000000" w:themeColor="text1"/>
-                <w:sz w:val="20"/>
-                <w:szCs w:val="20"/>
-              </w:rPr>
-            </w:pPr>
-            <w:r>
-              <w:rPr>
-                <w:rFonts w:ascii="Arial Nova Cond Light" w:hAnsi="Arial Nova Cond Light" w:cs="Times New Roman"/>
-                <w:b/>
-                <w:bCs/>
-                <w:color w:val="000000" w:themeColor="text1"/>
+            <w:vAlign w:val="center"/>
+          </w:tcPr>
+          <w:p>
+            <w:pPr>
+              <w:pStyle w:val="Sinespaciado"/>
+              <w:jc w:val="both"/>
+              <w:rPr>
+                <w:rFonts w:ascii="Arial Nova Cond" w:hAnsi="Arial Nova Cond"/>
+                <w:sz w:val="20"/>
+                <w:szCs w:val="20"/>
+              </w:rPr>
+            </w:pPr>
+            <w:r>
+              <w:rPr>
+                <w:rFonts w:ascii="Arial Nova Cond" w:eastAsia="Calibri" w:hAnsi="Arial Nova Cond" w:cs="Times New Roman"/>
                 <w:sz w:val="20"/>
                 <w:szCs w:val="20"/>
                 <w:lang w:val="es-ES_tradnl"/>
@@ -11667,24 +11404,21 @@
         <w:tc>
           <w:tcPr>
             <w:tcW w:w="6169" w:type="dxa"/>
-            <w:tcBorders>
-              <w:top w:val="double" w:sz="4" w:space="0" w:color="47D459" w:themeColor="accent3" w:themeTint="99"/>
-              <w:left w:val="double" w:sz="4" w:space="0" w:color="47D459" w:themeColor="accent3" w:themeTint="99"/>
-              <w:bottom w:val="double" w:sz="4" w:space="0" w:color="47D459" w:themeColor="accent3" w:themeTint="99"/>
-              <w:right w:val="double" w:sz="4" w:space="0" w:color="47D459" w:themeColor="accent3" w:themeTint="99"/>
-            </w:tcBorders>
-            <w:vAlign w:val="center"/>
-            <w:hideMark/>
-          </w:tcPr>
-          <w:p>
-            <w:pPr>
-              <w:spacing w:after="160" w:line="276" w:lineRule="auto"/>
-              <w:ind w:right="-455"/>
-              <w:rPr>
-                <w:rFonts w:ascii="Arial Nova Cond Light" w:hAnsi="Arial Nova Cond Light" w:cs="Times New Roman"/>
-                <w:b/>
-                <w:bCs/>
-                <w:color w:val="000000" w:themeColor="text1"/>
+            <w:vAlign w:val="center"/>
+          </w:tcPr>
+          <w:p>
+            <w:pPr>
+              <w:pStyle w:val="Prrafodelista"/>
+              <w:tabs>
+                <w:tab w:val="left" w:pos="0"/>
+                <w:tab w:val="left" w:pos="142"/>
+                <w:tab w:val="left" w:pos="284"/>
+              </w:tabs>
+              <w:spacing w:line="276" w:lineRule="auto"/>
+              <w:ind w:left="0"/>
+              <w:jc w:val="both"/>
+              <w:rPr>
+                <w:rFonts w:ascii="Arial Nova Cond" w:eastAsia="Calibri" w:hAnsi="Arial Nova Cond" w:cs="Times New Roman"/>
                 <w:sz w:val="20"/>
                 <w:szCs w:val="20"/>
                 <w:lang w:val="es-ES_tradnl"/>
@@ -11692,10 +11426,7 @@
             </w:pPr>
             <w:r>
               <w:rPr>
-                <w:rFonts w:ascii="Arial Nova Cond Light" w:hAnsi="Arial Nova Cond Light" w:cs="Times New Roman"/>
-                <w:b/>
-                <w:bCs/>
-                <w:color w:val="000000" w:themeColor="text1"/>
+                <w:rFonts w:ascii="Arial Nova Cond" w:eastAsia="Calibri" w:hAnsi="Arial Nova Cond" w:cs="Times New Roman"/>
                 <w:sz w:val="20"/>
                 <w:szCs w:val="20"/>
                 <w:lang w:val="es-ES_tradnl"/>
@@ -11707,34 +11438,27 @@
         <w:tc>
           <w:tcPr>
             <w:tcW w:w="2015" w:type="dxa"/>
-            <w:tcBorders>
-              <w:top w:val="double" w:sz="4" w:space="0" w:color="47D459" w:themeColor="accent3" w:themeTint="99"/>
-              <w:left w:val="double" w:sz="4" w:space="0" w:color="47D459" w:themeColor="accent3" w:themeTint="99"/>
-              <w:bottom w:val="double" w:sz="4" w:space="0" w:color="47D459" w:themeColor="accent3" w:themeTint="99"/>
-              <w:right w:val="double" w:sz="4" w:space="0" w:color="47D459" w:themeColor="accent3" w:themeTint="99"/>
-            </w:tcBorders>
-            <w:vAlign w:val="center"/>
-            <w:hideMark/>
-          </w:tcPr>
-          <w:p>
-            <w:pPr>
-              <w:spacing w:after="160" w:line="276" w:lineRule="auto"/>
-              <w:ind w:right="-455"/>
-              <w:rPr>
-                <w:rFonts w:ascii="Arial Nova Cond Light" w:hAnsi="Arial Nova Cond Light" w:cs="Times New Roman"/>
-                <w:b/>
-                <w:bCs/>
-                <w:color w:val="000000" w:themeColor="text1"/>
-                <w:sz w:val="20"/>
-                <w:szCs w:val="20"/>
-              </w:rPr>
-            </w:pPr>
-            <w:r>
-              <w:rPr>
-                <w:rFonts w:ascii="Arial Nova Cond Light" w:hAnsi="Arial Nova Cond Light" w:cs="Times New Roman"/>
-                <w:b/>
-                <w:bCs/>
-                <w:color w:val="000000" w:themeColor="text1"/>
+            <w:vAlign w:val="center"/>
+          </w:tcPr>
+          <w:p>
+            <w:pPr>
+              <w:autoSpaceDE w:val="0"/>
+              <w:autoSpaceDN w:val="0"/>
+              <w:adjustRightInd w:val="0"/>
+              <w:jc w:val="center"/>
+              <w:rPr>
+                <w:rFonts w:ascii="Arial Nova Cond" w:hAnsi="Arial Nova Cond" w:cs="Arial"/>
+                <w:color w:val="0070C0"/>
+                <w:kern w:val="0"/>
+                <w:sz w:val="20"/>
+                <w:szCs w:val="20"/>
+              </w:rPr>
+            </w:pPr>
+            <w:r>
+              <w:rPr>
+                <w:rFonts w:ascii="Arial Nova Cond" w:hAnsi="Arial Nova Cond" w:cs="Arial"/>
+                <w:color w:val="000000"/>
+                <w:kern w:val="0"/>
                 <w:sz w:val="20"/>
                 <w:szCs w:val="20"/>
               </w:rPr>
@@ -11745,34 +11469,27 @@
         <w:tc>
           <w:tcPr>
             <w:tcW w:w="1634" w:type="dxa"/>
-            <w:tcBorders>
-              <w:top w:val="double" w:sz="4" w:space="0" w:color="47D459" w:themeColor="accent3" w:themeTint="99"/>
-              <w:left w:val="double" w:sz="4" w:space="0" w:color="47D459" w:themeColor="accent3" w:themeTint="99"/>
-              <w:bottom w:val="double" w:sz="4" w:space="0" w:color="47D459" w:themeColor="accent3" w:themeTint="99"/>
-              <w:right w:val="double" w:sz="4" w:space="0" w:color="47D459" w:themeColor="accent3" w:themeTint="99"/>
-            </w:tcBorders>
-            <w:vAlign w:val="center"/>
-            <w:hideMark/>
-          </w:tcPr>
-          <w:p>
-            <w:pPr>
-              <w:spacing w:after="160" w:line="276" w:lineRule="auto"/>
-              <w:ind w:right="-455"/>
-              <w:rPr>
-                <w:rFonts w:ascii="Arial Nova Cond Light" w:hAnsi="Arial Nova Cond Light" w:cs="Times New Roman"/>
-                <w:b/>
-                <w:bCs/>
-                <w:color w:val="000000" w:themeColor="text1"/>
-                <w:sz w:val="20"/>
-                <w:szCs w:val="20"/>
-              </w:rPr>
-            </w:pPr>
-            <w:r>
-              <w:rPr>
-                <w:rFonts w:ascii="Arial Nova Cond Light" w:hAnsi="Arial Nova Cond Light" w:cs="Times New Roman"/>
-                <w:b/>
-                <w:bCs/>
-                <w:color w:val="000000" w:themeColor="text1"/>
+            <w:vAlign w:val="center"/>
+          </w:tcPr>
+          <w:p>
+            <w:pPr>
+              <w:autoSpaceDE w:val="0"/>
+              <w:autoSpaceDN w:val="0"/>
+              <w:adjustRightInd w:val="0"/>
+              <w:jc w:val="both"/>
+              <w:rPr>
+                <w:rFonts w:ascii="Arial Nova Cond" w:hAnsi="Arial Nova Cond" w:cs="Arial"/>
+                <w:color w:val="000000"/>
+                <w:kern w:val="0"/>
+                <w:sz w:val="20"/>
+                <w:szCs w:val="20"/>
+              </w:rPr>
+            </w:pPr>
+            <w:r>
+              <w:rPr>
+                <w:rFonts w:ascii="Arial Nova Cond" w:hAnsi="Arial Nova Cond" w:cs="Arial"/>
+                <w:color w:val="000000"/>
+                <w:kern w:val="0"/>
                 <w:sz w:val="20"/>
                 <w:szCs w:val="20"/>
               </w:rPr>
@@ -11783,34 +11500,27 @@
         <w:tc>
           <w:tcPr>
             <w:tcW w:w="1337" w:type="dxa"/>
-            <w:tcBorders>
-              <w:top w:val="double" w:sz="4" w:space="0" w:color="47D459" w:themeColor="accent3" w:themeTint="99"/>
-              <w:left w:val="double" w:sz="4" w:space="0" w:color="47D459" w:themeColor="accent3" w:themeTint="99"/>
-              <w:bottom w:val="double" w:sz="4" w:space="0" w:color="47D459" w:themeColor="accent3" w:themeTint="99"/>
-              <w:right w:val="double" w:sz="4" w:space="0" w:color="47D459" w:themeColor="accent3" w:themeTint="99"/>
-            </w:tcBorders>
-            <w:vAlign w:val="center"/>
-            <w:hideMark/>
-          </w:tcPr>
-          <w:p>
-            <w:pPr>
-              <w:spacing w:after="160" w:line="276" w:lineRule="auto"/>
-              <w:ind w:right="-455"/>
-              <w:rPr>
-                <w:rFonts w:ascii="Arial Nova Cond Light" w:hAnsi="Arial Nova Cond Light" w:cs="Times New Roman"/>
-                <w:b/>
-                <w:bCs/>
-                <w:color w:val="000000" w:themeColor="text1"/>
-                <w:sz w:val="20"/>
-                <w:szCs w:val="20"/>
-              </w:rPr>
-            </w:pPr>
-            <w:r>
-              <w:rPr>
-                <w:rFonts w:ascii="Arial Nova Cond Light" w:hAnsi="Arial Nova Cond Light" w:cs="Times New Roman"/>
-                <w:b/>
-                <w:bCs/>
-                <w:color w:val="000000" w:themeColor="text1"/>
+            <w:vAlign w:val="center"/>
+          </w:tcPr>
+          <w:p>
+            <w:pPr>
+              <w:autoSpaceDE w:val="0"/>
+              <w:autoSpaceDN w:val="0"/>
+              <w:adjustRightInd w:val="0"/>
+              <w:jc w:val="center"/>
+              <w:rPr>
+                <w:rFonts w:ascii="Arial Nova Cond" w:hAnsi="Arial Nova Cond" w:cs="Arial"/>
+                <w:color w:val="000000"/>
+                <w:kern w:val="0"/>
+                <w:sz w:val="20"/>
+                <w:szCs w:val="20"/>
+              </w:rPr>
+            </w:pPr>
+            <w:r>
+              <w:rPr>
+                <w:rFonts w:ascii="Arial Nova Cond" w:hAnsi="Arial Nova Cond" w:cs="Arial"/>
+                <w:color w:val="000000"/>
+                <w:kern w:val="0"/>
                 <w:sz w:val="20"/>
                 <w:szCs w:val="20"/>
               </w:rPr>
@@ -11828,24 +11538,23 @@
           <w:tcPr>
             <w:tcW w:w="875" w:type="dxa"/>
             <w:vMerge w:val="restart"/>
-            <w:tcBorders>
-              <w:top w:val="double" w:sz="4" w:space="0" w:color="47D459" w:themeColor="accent3" w:themeTint="99"/>
-              <w:left w:val="double" w:sz="4" w:space="0" w:color="47D459" w:themeColor="accent3" w:themeTint="99"/>
-              <w:bottom w:val="double" w:sz="4" w:space="0" w:color="47D459" w:themeColor="accent3" w:themeTint="99"/>
-              <w:right w:val="double" w:sz="4" w:space="0" w:color="47D459" w:themeColor="accent3" w:themeTint="99"/>
-            </w:tcBorders>
-            <w:vAlign w:val="center"/>
-            <w:hideMark/>
-          </w:tcPr>
-          <w:p>
-            <w:pPr>
-              <w:spacing w:after="160" w:line="276" w:lineRule="auto"/>
-              <w:ind w:right="-455"/>
-              <w:rPr>
-                <w:rFonts w:ascii="Arial Nova Cond Light" w:hAnsi="Arial Nova Cond Light" w:cs="Times New Roman"/>
-                <w:b/>
-                <w:bCs/>
-                <w:color w:val="000000" w:themeColor="text1"/>
+            <w:vAlign w:val="center"/>
+          </w:tcPr>
+          <w:p>
+            <w:pPr>
+              <w:pStyle w:val="Prrafodelista"/>
+              <w:tabs>
+                <w:tab w:val="left" w:pos="0"/>
+                <w:tab w:val="left" w:pos="142"/>
+                <w:tab w:val="left" w:pos="284"/>
+              </w:tabs>
+              <w:spacing w:line="276" w:lineRule="auto"/>
+              <w:ind w:left="0"/>
+              <w:jc w:val="center"/>
+              <w:rPr>
+                <w:rFonts w:ascii="Arial Nova Cond" w:eastAsia="Calibri" w:hAnsi="Arial Nova Cond" w:cs="Times New Roman"/>
+                <w:b/>
+                <w:bCs/>
                 <w:sz w:val="20"/>
                 <w:szCs w:val="20"/>
                 <w:lang w:val="es-ES_tradnl"/>
@@ -11853,10 +11562,9 @@
             </w:pPr>
             <w:r>
               <w:rPr>
-                <w:rFonts w:ascii="Arial Nova Cond Light" w:hAnsi="Arial Nova Cond Light" w:cs="Times New Roman"/>
-                <w:b/>
-                <w:bCs/>
-                <w:color w:val="000000" w:themeColor="text1"/>
+                <w:rFonts w:ascii="Arial Nova Cond" w:eastAsia="Calibri" w:hAnsi="Arial Nova Cond" w:cs="Times New Roman"/>
+                <w:b/>
+                <w:bCs/>
                 <w:sz w:val="20"/>
                 <w:szCs w:val="20"/>
                 <w:lang w:val="es-ES_tradnl"/>
@@ -11868,24 +11576,23 @@
         <w:tc>
           <w:tcPr>
             <w:tcW w:w="1095" w:type="dxa"/>
-            <w:tcBorders>
-              <w:top w:val="double" w:sz="4" w:space="0" w:color="47D459" w:themeColor="accent3" w:themeTint="99"/>
-              <w:left w:val="double" w:sz="4" w:space="0" w:color="47D459" w:themeColor="accent3" w:themeTint="99"/>
-              <w:bottom w:val="double" w:sz="4" w:space="0" w:color="47D459" w:themeColor="accent3" w:themeTint="99"/>
-              <w:right w:val="double" w:sz="4" w:space="0" w:color="47D459" w:themeColor="accent3" w:themeTint="99"/>
-            </w:tcBorders>
-            <w:vAlign w:val="center"/>
-            <w:hideMark/>
-          </w:tcPr>
-          <w:p>
-            <w:pPr>
-              <w:spacing w:after="160" w:line="276" w:lineRule="auto"/>
-              <w:ind w:right="-455"/>
-              <w:rPr>
-                <w:rFonts w:ascii="Arial Nova Cond Light" w:hAnsi="Arial Nova Cond Light" w:cs="Times New Roman"/>
-                <w:b/>
-                <w:bCs/>
-                <w:color w:val="000000" w:themeColor="text1"/>
+            <w:vAlign w:val="center"/>
+          </w:tcPr>
+          <w:p>
+            <w:pPr>
+              <w:pStyle w:val="Prrafodelista"/>
+              <w:tabs>
+                <w:tab w:val="left" w:pos="0"/>
+                <w:tab w:val="left" w:pos="142"/>
+                <w:tab w:val="left" w:pos="284"/>
+              </w:tabs>
+              <w:spacing w:line="276" w:lineRule="auto"/>
+              <w:ind w:left="0"/>
+              <w:jc w:val="center"/>
+              <w:rPr>
+                <w:rFonts w:ascii="Arial Nova Cond" w:eastAsia="Calibri" w:hAnsi="Arial Nova Cond" w:cs="Times New Roman"/>
+                <w:b/>
+                <w:bCs/>
                 <w:sz w:val="20"/>
                 <w:szCs w:val="20"/>
                 <w:lang w:val="es-ES_tradnl"/>
@@ -11893,10 +11600,9 @@
             </w:pPr>
             <w:r>
               <w:rPr>
-                <w:rFonts w:ascii="Arial Nova Cond Light" w:hAnsi="Arial Nova Cond Light" w:cs="Times New Roman"/>
-                <w:b/>
-                <w:bCs/>
-                <w:color w:val="000000" w:themeColor="text1"/>
+                <w:rFonts w:ascii="Arial Nova Cond" w:eastAsia="Calibri" w:hAnsi="Arial Nova Cond" w:cs="Times New Roman"/>
+                <w:b/>
+                <w:bCs/>
                 <w:sz w:val="20"/>
                 <w:szCs w:val="20"/>
                 <w:lang w:val="es-ES_tradnl"/>
@@ -11908,23 +11614,20 @@
         <w:tc>
           <w:tcPr>
             <w:tcW w:w="1726" w:type="dxa"/>
-            <w:tcBorders>
-              <w:top w:val="double" w:sz="4" w:space="0" w:color="47D459" w:themeColor="accent3" w:themeTint="99"/>
-              <w:left w:val="double" w:sz="4" w:space="0" w:color="47D459" w:themeColor="accent3" w:themeTint="99"/>
-              <w:bottom w:val="double" w:sz="4" w:space="0" w:color="47D459" w:themeColor="accent3" w:themeTint="99"/>
-              <w:right w:val="double" w:sz="4" w:space="0" w:color="47D459" w:themeColor="accent3" w:themeTint="99"/>
-            </w:tcBorders>
-            <w:vAlign w:val="center"/>
-            <w:hideMark/>
-          </w:tcPr>
-          <w:p>
-            <w:pPr>
-              <w:spacing w:after="160" w:line="276" w:lineRule="auto"/>
-              <w:ind w:right="-455"/>
-              <w:rPr>
-                <w:rFonts w:ascii="Arial Nova Cond Light" w:hAnsi="Arial Nova Cond Light" w:cs="Times New Roman"/>
-                <w:b/>
-                <w:bCs/>
+            <w:vAlign w:val="center"/>
+          </w:tcPr>
+          <w:p>
+            <w:pPr>
+              <w:pStyle w:val="Prrafodelista"/>
+              <w:tabs>
+                <w:tab w:val="left" w:pos="0"/>
+                <w:tab w:val="left" w:pos="142"/>
+                <w:tab w:val="left" w:pos="284"/>
+              </w:tabs>
+              <w:spacing w:line="276" w:lineRule="auto"/>
+              <w:ind w:left="0"/>
+              <w:rPr>
+                <w:rFonts w:ascii="Arial Nova Cond" w:eastAsia="Calibri" w:hAnsi="Arial Nova Cond" w:cs="Times New Roman"/>
                 <w:color w:val="000000" w:themeColor="text1"/>
                 <w:sz w:val="20"/>
                 <w:szCs w:val="20"/>
@@ -11933,10 +11636,7 @@
             </w:pPr>
             <w:r>
               <w:rPr>
-                <w:rFonts w:ascii="Arial Nova Cond Light" w:hAnsi="Arial Nova Cond Light" w:cs="Times New Roman"/>
-                <w:b/>
-                <w:bCs/>
-                <w:color w:val="000000" w:themeColor="text1"/>
+                <w:rFonts w:ascii="Arial Nova Cond" w:eastAsia="Calibri" w:hAnsi="Arial Nova Cond" w:cs="Times New Roman"/>
                 <w:sz w:val="20"/>
                 <w:szCs w:val="20"/>
                 <w:lang w:val="es-ES_tradnl"/>
@@ -11948,34 +11648,29 @@
         <w:tc>
           <w:tcPr>
             <w:tcW w:w="6169" w:type="dxa"/>
-            <w:tcBorders>
-              <w:top w:val="double" w:sz="4" w:space="0" w:color="47D459" w:themeColor="accent3" w:themeTint="99"/>
-              <w:left w:val="double" w:sz="4" w:space="0" w:color="47D459" w:themeColor="accent3" w:themeTint="99"/>
-              <w:bottom w:val="double" w:sz="4" w:space="0" w:color="47D459" w:themeColor="accent3" w:themeTint="99"/>
-              <w:right w:val="double" w:sz="4" w:space="0" w:color="47D459" w:themeColor="accent3" w:themeTint="99"/>
-            </w:tcBorders>
-            <w:vAlign w:val="center"/>
-            <w:hideMark/>
-          </w:tcPr>
-          <w:p>
-            <w:pPr>
-              <w:spacing w:after="160" w:line="276" w:lineRule="auto"/>
-              <w:ind w:right="-455"/>
-              <w:rPr>
-                <w:rFonts w:ascii="Arial Nova Cond Light" w:hAnsi="Arial Nova Cond Light" w:cs="Times New Roman"/>
-                <w:b/>
-                <w:bCs/>
-                <w:color w:val="000000" w:themeColor="text1"/>
-                <w:sz w:val="20"/>
-                <w:szCs w:val="20"/>
-              </w:rPr>
-            </w:pPr>
-            <w:r>
-              <w:rPr>
-                <w:rFonts w:ascii="Arial Nova Cond Light" w:hAnsi="Arial Nova Cond Light" w:cs="Times New Roman"/>
-                <w:b/>
-                <w:bCs/>
-                <w:color w:val="000000" w:themeColor="text1"/>
+            <w:vAlign w:val="center"/>
+          </w:tcPr>
+          <w:p>
+            <w:pPr>
+              <w:pStyle w:val="Prrafodelista"/>
+              <w:tabs>
+                <w:tab w:val="left" w:pos="0"/>
+                <w:tab w:val="left" w:pos="142"/>
+                <w:tab w:val="left" w:pos="284"/>
+              </w:tabs>
+              <w:spacing w:line="276" w:lineRule="auto"/>
+              <w:ind w:left="0"/>
+              <w:jc w:val="both"/>
+              <w:rPr>
+                <w:rFonts w:ascii="Arial Nova Cond" w:hAnsi="Arial Nova Cond"/>
+                <w:color w:val="000000" w:themeColor="text1"/>
+                <w:sz w:val="20"/>
+                <w:szCs w:val="20"/>
+              </w:rPr>
+            </w:pPr>
+            <w:r>
+              <w:rPr>
+                <w:rFonts w:ascii="Arial Nova Cond" w:eastAsia="Calibri" w:hAnsi="Arial Nova Cond" w:cs="Times New Roman"/>
                 <w:sz w:val="20"/>
                 <w:szCs w:val="20"/>
                 <w:lang w:val="es-ES_tradnl"/>
@@ -11987,34 +11682,27 @@
         <w:tc>
           <w:tcPr>
             <w:tcW w:w="2015" w:type="dxa"/>
-            <w:tcBorders>
-              <w:top w:val="double" w:sz="4" w:space="0" w:color="47D459" w:themeColor="accent3" w:themeTint="99"/>
-              <w:left w:val="double" w:sz="4" w:space="0" w:color="47D459" w:themeColor="accent3" w:themeTint="99"/>
-              <w:bottom w:val="double" w:sz="4" w:space="0" w:color="47D459" w:themeColor="accent3" w:themeTint="99"/>
-              <w:right w:val="double" w:sz="4" w:space="0" w:color="47D459" w:themeColor="accent3" w:themeTint="99"/>
-            </w:tcBorders>
-            <w:vAlign w:val="center"/>
-            <w:hideMark/>
-          </w:tcPr>
-          <w:p>
-            <w:pPr>
-              <w:spacing w:after="160" w:line="276" w:lineRule="auto"/>
-              <w:ind w:right="-455"/>
-              <w:rPr>
-                <w:rFonts w:ascii="Arial Nova Cond Light" w:hAnsi="Arial Nova Cond Light" w:cs="Times New Roman"/>
-                <w:b/>
-                <w:bCs/>
-                <w:color w:val="000000" w:themeColor="text1"/>
-                <w:sz w:val="20"/>
-                <w:szCs w:val="20"/>
-              </w:rPr>
-            </w:pPr>
-            <w:r>
-              <w:rPr>
-                <w:rFonts w:ascii="Arial Nova Cond Light" w:hAnsi="Arial Nova Cond Light" w:cs="Times New Roman"/>
-                <w:b/>
-                <w:bCs/>
-                <w:color w:val="000000" w:themeColor="text1"/>
+            <w:vAlign w:val="center"/>
+          </w:tcPr>
+          <w:p>
+            <w:pPr>
+              <w:autoSpaceDE w:val="0"/>
+              <w:autoSpaceDN w:val="0"/>
+              <w:adjustRightInd w:val="0"/>
+              <w:jc w:val="center"/>
+              <w:rPr>
+                <w:rFonts w:ascii="Arial Nova Cond" w:hAnsi="Arial Nova Cond" w:cs="Arial"/>
+                <w:color w:val="000000" w:themeColor="text1"/>
+                <w:kern w:val="0"/>
+                <w:sz w:val="20"/>
+                <w:szCs w:val="20"/>
+              </w:rPr>
+            </w:pPr>
+            <w:r>
+              <w:rPr>
+                <w:rFonts w:ascii="Arial Nova Cond" w:hAnsi="Arial Nova Cond" w:cs="Arial"/>
+                <w:color w:val="000000"/>
+                <w:kern w:val="0"/>
                 <w:sz w:val="20"/>
                 <w:szCs w:val="20"/>
               </w:rPr>
@@ -12025,34 +11713,27 @@
         <w:tc>
           <w:tcPr>
             <w:tcW w:w="1634" w:type="dxa"/>
-            <w:tcBorders>
-              <w:top w:val="double" w:sz="4" w:space="0" w:color="47D459" w:themeColor="accent3" w:themeTint="99"/>
-              <w:left w:val="double" w:sz="4" w:space="0" w:color="47D459" w:themeColor="accent3" w:themeTint="99"/>
-              <w:bottom w:val="double" w:sz="4" w:space="0" w:color="47D459" w:themeColor="accent3" w:themeTint="99"/>
-              <w:right w:val="double" w:sz="4" w:space="0" w:color="47D459" w:themeColor="accent3" w:themeTint="99"/>
-            </w:tcBorders>
-            <w:vAlign w:val="center"/>
-            <w:hideMark/>
-          </w:tcPr>
-          <w:p>
-            <w:pPr>
-              <w:spacing w:after="160" w:line="276" w:lineRule="auto"/>
-              <w:ind w:right="-455"/>
-              <w:rPr>
-                <w:rFonts w:ascii="Arial Nova Cond Light" w:hAnsi="Arial Nova Cond Light" w:cs="Times New Roman"/>
-                <w:b/>
-                <w:bCs/>
-                <w:color w:val="000000" w:themeColor="text1"/>
-                <w:sz w:val="20"/>
-                <w:szCs w:val="20"/>
-              </w:rPr>
-            </w:pPr>
-            <w:r>
-              <w:rPr>
-                <w:rFonts w:ascii="Arial Nova Cond Light" w:hAnsi="Arial Nova Cond Light" w:cs="Times New Roman"/>
-                <w:b/>
-                <w:bCs/>
-                <w:color w:val="000000" w:themeColor="text1"/>
+            <w:vAlign w:val="center"/>
+          </w:tcPr>
+          <w:p>
+            <w:pPr>
+              <w:autoSpaceDE w:val="0"/>
+              <w:autoSpaceDN w:val="0"/>
+              <w:adjustRightInd w:val="0"/>
+              <w:jc w:val="both"/>
+              <w:rPr>
+                <w:rFonts w:ascii="Arial Nova Cond" w:hAnsi="Arial Nova Cond" w:cs="Arial"/>
+                <w:color w:val="000000"/>
+                <w:kern w:val="0"/>
+                <w:sz w:val="20"/>
+                <w:szCs w:val="20"/>
+              </w:rPr>
+            </w:pPr>
+            <w:r>
+              <w:rPr>
+                <w:rFonts w:ascii="Arial Nova Cond" w:hAnsi="Arial Nova Cond" w:cs="Arial"/>
+                <w:color w:val="000000"/>
+                <w:kern w:val="0"/>
                 <w:sz w:val="20"/>
                 <w:szCs w:val="20"/>
               </w:rPr>
@@ -12063,34 +11744,27 @@
         <w:tc>
           <w:tcPr>
             <w:tcW w:w="1337" w:type="dxa"/>
-            <w:tcBorders>
-              <w:top w:val="double" w:sz="4" w:space="0" w:color="47D459" w:themeColor="accent3" w:themeTint="99"/>
-              <w:left w:val="double" w:sz="4" w:space="0" w:color="47D459" w:themeColor="accent3" w:themeTint="99"/>
-              <w:bottom w:val="double" w:sz="4" w:space="0" w:color="47D459" w:themeColor="accent3" w:themeTint="99"/>
-              <w:right w:val="double" w:sz="4" w:space="0" w:color="47D459" w:themeColor="accent3" w:themeTint="99"/>
-            </w:tcBorders>
-            <w:vAlign w:val="center"/>
-            <w:hideMark/>
-          </w:tcPr>
-          <w:p>
-            <w:pPr>
-              <w:spacing w:after="160" w:line="276" w:lineRule="auto"/>
-              <w:ind w:right="-455"/>
-              <w:rPr>
-                <w:rFonts w:ascii="Arial Nova Cond Light" w:hAnsi="Arial Nova Cond Light" w:cs="Times New Roman"/>
-                <w:b/>
-                <w:bCs/>
-                <w:color w:val="000000" w:themeColor="text1"/>
-                <w:sz w:val="20"/>
-                <w:szCs w:val="20"/>
-              </w:rPr>
-            </w:pPr>
-            <w:r>
-              <w:rPr>
-                <w:rFonts w:ascii="Arial Nova Cond Light" w:hAnsi="Arial Nova Cond Light" w:cs="Times New Roman"/>
-                <w:b/>
-                <w:bCs/>
-                <w:color w:val="000000" w:themeColor="text1"/>
+            <w:vAlign w:val="center"/>
+          </w:tcPr>
+          <w:p>
+            <w:pPr>
+              <w:autoSpaceDE w:val="0"/>
+              <w:autoSpaceDN w:val="0"/>
+              <w:adjustRightInd w:val="0"/>
+              <w:jc w:val="center"/>
+              <w:rPr>
+                <w:rFonts w:ascii="Arial Nova Cond" w:hAnsi="Arial Nova Cond" w:cs="Arial"/>
+                <w:color w:val="000000"/>
+                <w:kern w:val="0"/>
+                <w:sz w:val="20"/>
+                <w:szCs w:val="20"/>
+              </w:rPr>
+            </w:pPr>
+            <w:r>
+              <w:rPr>
+                <w:rFonts w:ascii="Arial Nova Cond" w:hAnsi="Arial Nova Cond" w:cs="Arial"/>
+                <w:color w:val="000000"/>
+                <w:kern w:val="0"/>
                 <w:sz w:val="20"/>
                 <w:szCs w:val="20"/>
               </w:rPr>
@@ -12108,24 +11782,23 @@
           <w:tcPr>
             <w:tcW w:w="875" w:type="dxa"/>
             <w:vMerge/>
-            <w:tcBorders>
-              <w:top w:val="double" w:sz="4" w:space="0" w:color="47D459" w:themeColor="accent3" w:themeTint="99"/>
-              <w:left w:val="double" w:sz="4" w:space="0" w:color="47D459" w:themeColor="accent3" w:themeTint="99"/>
-              <w:bottom w:val="double" w:sz="4" w:space="0" w:color="47D459" w:themeColor="accent3" w:themeTint="99"/>
-              <w:right w:val="double" w:sz="4" w:space="0" w:color="47D459" w:themeColor="accent3" w:themeTint="99"/>
-            </w:tcBorders>
-            <w:vAlign w:val="center"/>
-            <w:hideMark/>
-          </w:tcPr>
-          <w:p>
-            <w:pPr>
-              <w:spacing w:after="160" w:line="276" w:lineRule="auto"/>
-              <w:ind w:right="-455"/>
-              <w:rPr>
-                <w:rFonts w:ascii="Arial Nova Cond Light" w:hAnsi="Arial Nova Cond Light" w:cs="Times New Roman"/>
-                <w:b/>
-                <w:bCs/>
-                <w:color w:val="000000" w:themeColor="text1"/>
+            <w:vAlign w:val="center"/>
+          </w:tcPr>
+          <w:p>
+            <w:pPr>
+              <w:pStyle w:val="Prrafodelista"/>
+              <w:tabs>
+                <w:tab w:val="left" w:pos="0"/>
+                <w:tab w:val="left" w:pos="142"/>
+                <w:tab w:val="left" w:pos="284"/>
+              </w:tabs>
+              <w:spacing w:line="276" w:lineRule="auto"/>
+              <w:ind w:left="0"/>
+              <w:jc w:val="center"/>
+              <w:rPr>
+                <w:rFonts w:ascii="Arial Nova Cond" w:eastAsia="Calibri" w:hAnsi="Arial Nova Cond" w:cs="Times New Roman"/>
+                <w:b/>
+                <w:bCs/>
                 <w:sz w:val="20"/>
                 <w:szCs w:val="20"/>
                 <w:lang w:val="es-ES_tradnl"/>
@@ -12136,24 +11809,23 @@
         <w:tc>
           <w:tcPr>
             <w:tcW w:w="1095" w:type="dxa"/>
-            <w:tcBorders>
-              <w:top w:val="double" w:sz="4" w:space="0" w:color="47D459" w:themeColor="accent3" w:themeTint="99"/>
-              <w:left w:val="double" w:sz="4" w:space="0" w:color="47D459" w:themeColor="accent3" w:themeTint="99"/>
-              <w:bottom w:val="double" w:sz="4" w:space="0" w:color="47D459" w:themeColor="accent3" w:themeTint="99"/>
-              <w:right w:val="double" w:sz="4" w:space="0" w:color="47D459" w:themeColor="accent3" w:themeTint="99"/>
-            </w:tcBorders>
-            <w:vAlign w:val="center"/>
-            <w:hideMark/>
-          </w:tcPr>
-          <w:p>
-            <w:pPr>
-              <w:spacing w:after="160" w:line="276" w:lineRule="auto"/>
-              <w:ind w:right="-455"/>
-              <w:rPr>
-                <w:rFonts w:ascii="Arial Nova Cond Light" w:hAnsi="Arial Nova Cond Light" w:cs="Times New Roman"/>
-                <w:b/>
-                <w:bCs/>
-                <w:color w:val="000000" w:themeColor="text1"/>
+            <w:vAlign w:val="center"/>
+          </w:tcPr>
+          <w:p>
+            <w:pPr>
+              <w:pStyle w:val="Prrafodelista"/>
+              <w:tabs>
+                <w:tab w:val="left" w:pos="0"/>
+                <w:tab w:val="left" w:pos="142"/>
+                <w:tab w:val="left" w:pos="284"/>
+              </w:tabs>
+              <w:spacing w:line="276" w:lineRule="auto"/>
+              <w:ind w:left="0"/>
+              <w:jc w:val="center"/>
+              <w:rPr>
+                <w:rFonts w:ascii="Arial Nova Cond" w:eastAsia="Calibri" w:hAnsi="Arial Nova Cond" w:cs="Times New Roman"/>
+                <w:b/>
+                <w:bCs/>
                 <w:sz w:val="20"/>
                 <w:szCs w:val="20"/>
                 <w:lang w:val="es-ES_tradnl"/>
@@ -12161,10 +11833,9 @@
             </w:pPr>
             <w:r>
               <w:rPr>
-                <w:rFonts w:ascii="Arial Nova Cond Light" w:hAnsi="Arial Nova Cond Light" w:cs="Times New Roman"/>
-                <w:b/>
-                <w:bCs/>
-                <w:color w:val="000000" w:themeColor="text1"/>
+                <w:rFonts w:ascii="Arial Nova Cond" w:eastAsia="Calibri" w:hAnsi="Arial Nova Cond" w:cs="Times New Roman"/>
+                <w:b/>
+                <w:bCs/>
                 <w:sz w:val="20"/>
                 <w:szCs w:val="20"/>
                 <w:lang w:val="es-ES_tradnl"/>
@@ -12176,23 +11847,20 @@
         <w:tc>
           <w:tcPr>
             <w:tcW w:w="1726" w:type="dxa"/>
-            <w:tcBorders>
-              <w:top w:val="double" w:sz="4" w:space="0" w:color="47D459" w:themeColor="accent3" w:themeTint="99"/>
-              <w:left w:val="double" w:sz="4" w:space="0" w:color="47D459" w:themeColor="accent3" w:themeTint="99"/>
-              <w:bottom w:val="double" w:sz="4" w:space="0" w:color="47D459" w:themeColor="accent3" w:themeTint="99"/>
-              <w:right w:val="double" w:sz="4" w:space="0" w:color="47D459" w:themeColor="accent3" w:themeTint="99"/>
-            </w:tcBorders>
-            <w:vAlign w:val="center"/>
-            <w:hideMark/>
-          </w:tcPr>
-          <w:p>
-            <w:pPr>
-              <w:spacing w:after="160" w:line="276" w:lineRule="auto"/>
-              <w:ind w:right="-455"/>
-              <w:rPr>
-                <w:rFonts w:ascii="Arial Nova Cond Light" w:hAnsi="Arial Nova Cond Light" w:cs="Times New Roman"/>
-                <w:b/>
-                <w:bCs/>
+            <w:vAlign w:val="center"/>
+          </w:tcPr>
+          <w:p>
+            <w:pPr>
+              <w:pStyle w:val="Prrafodelista"/>
+              <w:tabs>
+                <w:tab w:val="left" w:pos="0"/>
+                <w:tab w:val="left" w:pos="142"/>
+                <w:tab w:val="left" w:pos="284"/>
+              </w:tabs>
+              <w:spacing w:line="276" w:lineRule="auto"/>
+              <w:ind w:left="0"/>
+              <w:rPr>
+                <w:rFonts w:ascii="Arial Nova Cond" w:eastAsia="Calibri" w:hAnsi="Arial Nova Cond" w:cs="Times New Roman"/>
                 <w:color w:val="000000" w:themeColor="text1"/>
                 <w:sz w:val="20"/>
                 <w:szCs w:val="20"/>
@@ -12201,10 +11869,7 @@
             </w:pPr>
             <w:r>
               <w:rPr>
-                <w:rFonts w:ascii="Arial Nova Cond Light" w:hAnsi="Arial Nova Cond Light" w:cs="Times New Roman"/>
-                <w:b/>
-                <w:bCs/>
-                <w:color w:val="000000" w:themeColor="text1"/>
+                <w:rFonts w:ascii="Arial Nova Cond" w:eastAsia="Calibri" w:hAnsi="Arial Nova Cond" w:cs="Times New Roman"/>
                 <w:sz w:val="20"/>
                 <w:szCs w:val="20"/>
                 <w:lang w:val="es-ES_tradnl"/>
@@ -12216,23 +11881,21 @@
         <w:tc>
           <w:tcPr>
             <w:tcW w:w="6169" w:type="dxa"/>
-            <w:tcBorders>
-              <w:top w:val="double" w:sz="4" w:space="0" w:color="47D459" w:themeColor="accent3" w:themeTint="99"/>
-              <w:left w:val="double" w:sz="4" w:space="0" w:color="47D459" w:themeColor="accent3" w:themeTint="99"/>
-              <w:bottom w:val="double" w:sz="4" w:space="0" w:color="47D459" w:themeColor="accent3" w:themeTint="99"/>
-              <w:right w:val="double" w:sz="4" w:space="0" w:color="47D459" w:themeColor="accent3" w:themeTint="99"/>
-            </w:tcBorders>
-            <w:vAlign w:val="center"/>
-            <w:hideMark/>
-          </w:tcPr>
-          <w:p>
-            <w:pPr>
-              <w:spacing w:after="160" w:line="276" w:lineRule="auto"/>
-              <w:ind w:right="-455"/>
-              <w:rPr>
-                <w:rFonts w:ascii="Arial Nova Cond Light" w:hAnsi="Arial Nova Cond Light" w:cs="Times New Roman"/>
-                <w:b/>
-                <w:bCs/>
+            <w:vAlign w:val="center"/>
+          </w:tcPr>
+          <w:p>
+            <w:pPr>
+              <w:pStyle w:val="Prrafodelista"/>
+              <w:tabs>
+                <w:tab w:val="left" w:pos="0"/>
+                <w:tab w:val="left" w:pos="142"/>
+                <w:tab w:val="left" w:pos="284"/>
+              </w:tabs>
+              <w:spacing w:line="276" w:lineRule="auto"/>
+              <w:ind w:left="0"/>
+              <w:jc w:val="both"/>
+              <w:rPr>
+                <w:rFonts w:ascii="Arial Nova Cond" w:eastAsia="Calibri" w:hAnsi="Arial Nova Cond" w:cs="Times New Roman"/>
                 <w:color w:val="000000" w:themeColor="text1"/>
                 <w:sz w:val="20"/>
                 <w:szCs w:val="20"/>
@@ -12241,10 +11904,7 @@
             </w:pPr>
             <w:r>
               <w:rPr>
-                <w:rFonts w:ascii="Arial Nova Cond Light" w:hAnsi="Arial Nova Cond Light" w:cs="Times New Roman"/>
-                <w:b/>
-                <w:bCs/>
-                <w:color w:val="000000" w:themeColor="text1"/>
+                <w:rFonts w:ascii="Arial Nova Cond" w:eastAsia="Calibri" w:hAnsi="Arial Nova Cond" w:cs="Times New Roman"/>
                 <w:sz w:val="20"/>
                 <w:szCs w:val="20"/>
                 <w:lang w:val="es-ES_tradnl"/>
@@ -12256,24 +11916,16 @@
         <w:tc>
           <w:tcPr>
             <w:tcW w:w="2015" w:type="dxa"/>
-            <w:tcBorders>
-              <w:top w:val="double" w:sz="4" w:space="0" w:color="47D459" w:themeColor="accent3" w:themeTint="99"/>
-              <w:left w:val="double" w:sz="4" w:space="0" w:color="47D459" w:themeColor="accent3" w:themeTint="99"/>
-              <w:bottom w:val="double" w:sz="4" w:space="0" w:color="47D459" w:themeColor="accent3" w:themeTint="99"/>
-              <w:right w:val="double" w:sz="4" w:space="0" w:color="47D459" w:themeColor="accent3" w:themeTint="99"/>
-            </w:tcBorders>
-            <w:vAlign w:val="center"/>
-            <w:hideMark/>
-          </w:tcPr>
-          <w:p>
-            <w:pPr>
-              <w:spacing w:after="160" w:line="276" w:lineRule="auto"/>
-              <w:ind w:right="-455"/>
-              <w:rPr>
-                <w:rFonts w:ascii="Arial Nova Cond Light" w:hAnsi="Arial Nova Cond Light" w:cs="Times New Roman"/>
-                <w:b/>
-                <w:bCs/>
-                <w:color w:val="000000" w:themeColor="text1"/>
+            <w:vAlign w:val="center"/>
+          </w:tcPr>
+          <w:p>
+            <w:pPr>
+              <w:autoSpaceDE w:val="0"/>
+              <w:autoSpaceDN w:val="0"/>
+              <w:adjustRightInd w:val="0"/>
+              <w:jc w:val="center"/>
+              <w:rPr>
+                <w:rFonts w:ascii="Arial Nova Cond" w:eastAsia="Calibri" w:hAnsi="Arial Nova Cond" w:cs="Times New Roman"/>
                 <w:sz w:val="20"/>
                 <w:szCs w:val="20"/>
                 <w:lang w:val="es-ES_tradnl"/>
@@ -12281,10 +11933,9 @@
             </w:pPr>
             <w:r>
               <w:rPr>
-                <w:rFonts w:ascii="Arial Nova Cond Light" w:hAnsi="Arial Nova Cond Light" w:cs="Times New Roman"/>
-                <w:b/>
-                <w:bCs/>
-                <w:color w:val="000000" w:themeColor="text1"/>
+                <w:rFonts w:ascii="Arial Nova Cond" w:hAnsi="Arial Nova Cond" w:cs="Arial"/>
+                <w:color w:val="000000"/>
+                <w:kern w:val="0"/>
                 <w:sz w:val="20"/>
                 <w:szCs w:val="20"/>
               </w:rPr>
@@ -12295,34 +11946,27 @@
         <w:tc>
           <w:tcPr>
             <w:tcW w:w="1634" w:type="dxa"/>
-            <w:tcBorders>
-              <w:top w:val="double" w:sz="4" w:space="0" w:color="47D459" w:themeColor="accent3" w:themeTint="99"/>
-              <w:left w:val="double" w:sz="4" w:space="0" w:color="47D459" w:themeColor="accent3" w:themeTint="99"/>
-              <w:bottom w:val="double" w:sz="4" w:space="0" w:color="47D459" w:themeColor="accent3" w:themeTint="99"/>
-              <w:right w:val="double" w:sz="4" w:space="0" w:color="47D459" w:themeColor="accent3" w:themeTint="99"/>
-            </w:tcBorders>
-            <w:vAlign w:val="center"/>
-            <w:hideMark/>
-          </w:tcPr>
-          <w:p>
-            <w:pPr>
-              <w:spacing w:after="160" w:line="276" w:lineRule="auto"/>
-              <w:ind w:right="-455"/>
-              <w:rPr>
-                <w:rFonts w:ascii="Arial Nova Cond Light" w:hAnsi="Arial Nova Cond Light" w:cs="Times New Roman"/>
-                <w:b/>
-                <w:bCs/>
-                <w:color w:val="000000" w:themeColor="text1"/>
-                <w:sz w:val="20"/>
-                <w:szCs w:val="20"/>
-              </w:rPr>
-            </w:pPr>
-            <w:r>
-              <w:rPr>
-                <w:rFonts w:ascii="Arial Nova Cond Light" w:hAnsi="Arial Nova Cond Light" w:cs="Times New Roman"/>
-                <w:b/>
-                <w:bCs/>
-                <w:color w:val="000000" w:themeColor="text1"/>
+            <w:vAlign w:val="center"/>
+          </w:tcPr>
+          <w:p>
+            <w:pPr>
+              <w:autoSpaceDE w:val="0"/>
+              <w:autoSpaceDN w:val="0"/>
+              <w:adjustRightInd w:val="0"/>
+              <w:jc w:val="both"/>
+              <w:rPr>
+                <w:rFonts w:ascii="Arial Nova Cond" w:hAnsi="Arial Nova Cond" w:cs="Arial"/>
+                <w:color w:val="000000"/>
+                <w:kern w:val="0"/>
+                <w:sz w:val="20"/>
+                <w:szCs w:val="20"/>
+              </w:rPr>
+            </w:pPr>
+            <w:r>
+              <w:rPr>
+                <w:rFonts w:ascii="Arial Nova Cond" w:hAnsi="Arial Nova Cond" w:cs="Arial"/>
+                <w:color w:val="000000"/>
+                <w:kern w:val="0"/>
                 <w:sz w:val="20"/>
                 <w:szCs w:val="20"/>
               </w:rPr>
@@ -12333,34 +11977,27 @@
         <w:tc>
           <w:tcPr>
             <w:tcW w:w="1337" w:type="dxa"/>
-            <w:tcBorders>
-              <w:top w:val="double" w:sz="4" w:space="0" w:color="47D459" w:themeColor="accent3" w:themeTint="99"/>
-              <w:left w:val="double" w:sz="4" w:space="0" w:color="47D459" w:themeColor="accent3" w:themeTint="99"/>
-              <w:bottom w:val="double" w:sz="4" w:space="0" w:color="47D459" w:themeColor="accent3" w:themeTint="99"/>
-              <w:right w:val="double" w:sz="4" w:space="0" w:color="47D459" w:themeColor="accent3" w:themeTint="99"/>
-            </w:tcBorders>
-            <w:vAlign w:val="center"/>
-            <w:hideMark/>
-          </w:tcPr>
-          <w:p>
-            <w:pPr>
-              <w:spacing w:after="160" w:line="276" w:lineRule="auto"/>
-              <w:ind w:right="-455"/>
-              <w:rPr>
-                <w:rFonts w:ascii="Arial Nova Cond Light" w:hAnsi="Arial Nova Cond Light" w:cs="Times New Roman"/>
-                <w:b/>
-                <w:bCs/>
-                <w:color w:val="000000" w:themeColor="text1"/>
-                <w:sz w:val="20"/>
-                <w:szCs w:val="20"/>
-              </w:rPr>
-            </w:pPr>
-            <w:r>
-              <w:rPr>
-                <w:rFonts w:ascii="Arial Nova Cond Light" w:hAnsi="Arial Nova Cond Light" w:cs="Times New Roman"/>
-                <w:b/>
-                <w:bCs/>
-                <w:color w:val="000000" w:themeColor="text1"/>
+            <w:vAlign w:val="center"/>
+          </w:tcPr>
+          <w:p>
+            <w:pPr>
+              <w:autoSpaceDE w:val="0"/>
+              <w:autoSpaceDN w:val="0"/>
+              <w:adjustRightInd w:val="0"/>
+              <w:jc w:val="center"/>
+              <w:rPr>
+                <w:rFonts w:ascii="Arial Nova Cond" w:hAnsi="Arial Nova Cond" w:cs="Arial"/>
+                <w:color w:val="000000"/>
+                <w:kern w:val="0"/>
+                <w:sz w:val="20"/>
+                <w:szCs w:val="20"/>
+              </w:rPr>
+            </w:pPr>
+            <w:r>
+              <w:rPr>
+                <w:rFonts w:ascii="Arial Nova Cond" w:hAnsi="Arial Nova Cond" w:cs="Arial"/>
+                <w:color w:val="000000"/>
+                <w:kern w:val="0"/>
                 <w:sz w:val="20"/>
                 <w:szCs w:val="20"/>
               </w:rPr>
@@ -12369,6 +12006,7 @@
           </w:p>
         </w:tc>
       </w:tr>
+      <w:bookmarkEnd w:id="1"/>
     </w:tbl>
     <w:p>
       <w:pPr>
@@ -31095,6 +30733,15 @@
       <w:u w:val="single"/>
     </w:rPr>
   </w:style>
+  <w:style w:type="paragraph" w:styleId="Sinespaciado">
+    <w:name w:val="No Spacing"/>
+    <w:uiPriority w:val="1"/>
+    <w:qFormat/>
+    <w:rsid w:val="00651373"/>
+    <w:pPr>
+      <w:spacing w:after="0" w:line="240" w:lineRule="auto"/>
+    </w:pPr>
+  </w:style>
 </w:styles>
 </file>
 

--- a/templates/plananual/ARTE 1° A 5/ARTE 3° - PROGRAMACIÓN CURRICULAR ANUAL .docx
+++ b/templates/plananual/ARTE 1° A 5/ARTE 3° - PROGRAMACIÓN CURRICULAR ANUAL .docx
@@ -1,6 +1,6 @@
 
 <file path=word/document.xml><?xml version="1.0" encoding="utf-8"?>
-<w:document xmlns:wpc="http://schemas.microsoft.com/office/word/2010/wordprocessingCanvas" xmlns:cx="http://schemas.microsoft.com/office/drawing/2014/chartex" xmlns:cx1="http://schemas.microsoft.com/office/drawing/2015/9/8/chartex" xmlns:cx2="http://schemas.microsoft.com/office/drawing/2015/10/21/chartex" xmlns:cx3="http://schemas.microsoft.com/office/drawing/2016/5/9/chartex" xmlns:cx4="http://schemas.microsoft.com/office/drawing/2016/5/10/chartex" xmlns:cx5="http://schemas.microsoft.com/office/drawing/2016/5/11/chartex" xmlns:cx6="http://schemas.microsoft.com/office/drawing/2016/5/12/chartex" xmlns:cx7="http://schemas.microsoft.com/office/drawing/2016/5/13/chartex" xmlns:cx8="http://schemas.microsoft.com/office/drawing/2016/5/14/chartex" xmlns:mc="http://schemas.openxmlformats.org/markup-compatibility/2006" xmlns:aink="http://schemas.microsoft.com/office/drawing/2016/ink" xmlns:am3d="http://schemas.microsoft.com/office/drawing/2017/model3d" xmlns:o="urn:schemas-microsoft-com:office:office" xmlns:oel="http://schemas.microsoft.com/office/2019/extlst" xmlns:r="http://schemas.openxmlformats.org/officeDocument/2006/relationships" xmlns:m="http://schemas.openxmlformats.org/officeDocument/2006/math" xmlns:v="urn:schemas-microsoft-com:vml" xmlns:wp14="http://schemas.microsoft.com/office/word/2010/wordprocessingDrawing" xmlns:wp="http://schemas.openxmlformats.org/drawingml/2006/wordprocessingDrawing" xmlns:w10="urn:schemas-microsoft-com:office:word" xmlns:w="http://schemas.openxmlformats.org/wordprocessingml/2006/main" xmlns:w14="http://schemas.microsoft.com/office/word/2010/wordml" xmlns:w15="http://schemas.microsoft.com/office/word/2012/wordml" xmlns:w16cex="http://schemas.microsoft.com/office/word/2018/wordml/cex" xmlns:w16cid="http://schemas.microsoft.com/office/word/2016/wordml/cid" xmlns:w16="http://schemas.microsoft.com/office/word/2018/wordml" xmlns:w16du="http://schemas.microsoft.com/office/word/2023/wordml/word16du" xmlns:w16sdtdh="http://schemas.microsoft.com/office/word/2020/wordml/sdtdatahash" xmlns:w16se="http://schemas.microsoft.com/office/word/2015/wordml/symex" xmlns:wpg="http://schemas.microsoft.com/office/word/2010/wordprocessingGroup" xmlns:wpi="http://schemas.microsoft.com/office/word/2010/wordprocessingInk" xmlns:wne="http://schemas.microsoft.com/office/word/2006/wordml" xmlns:wps="http://schemas.microsoft.com/office/word/2010/wordprocessingShape" mc:Ignorable="w14 w15 w16se w16cid w16 w16cex w16sdtdh w16du wp14">
+<w:document xmlns:wpc="http://schemas.microsoft.com/office/word/2010/wordprocessingCanvas" xmlns:cx="http://schemas.microsoft.com/office/drawing/2014/chartex" xmlns:cx1="http://schemas.microsoft.com/office/drawing/2015/9/8/chartex" xmlns:cx2="http://schemas.microsoft.com/office/drawing/2015/10/21/chartex" xmlns:cx3="http://schemas.microsoft.com/office/drawing/2016/5/9/chartex" xmlns:cx4="http://schemas.microsoft.com/office/drawing/2016/5/10/chartex" xmlns:cx5="http://schemas.microsoft.com/office/drawing/2016/5/11/chartex" xmlns:cx6="http://schemas.microsoft.com/office/drawing/2016/5/12/chartex" xmlns:cx7="http://schemas.microsoft.com/office/drawing/2016/5/13/chartex" xmlns:cx8="http://schemas.microsoft.com/office/drawing/2016/5/14/chartex" xmlns:mc="http://schemas.openxmlformats.org/markup-compatibility/2006" xmlns:aink="http://schemas.microsoft.com/office/drawing/2016/ink" xmlns:am3d="http://schemas.microsoft.com/office/drawing/2017/model3d" xmlns:o="urn:schemas-microsoft-com:office:office" xmlns:oel="http://schemas.microsoft.com/office/2019/extlst" xmlns:r="http://schemas.openxmlformats.org/officeDocument/2006/relationships" xmlns:m="http://schemas.openxmlformats.org/officeDocument/2006/math" xmlns:v="urn:schemas-microsoft-com:vml" xmlns:wp14="http://schemas.microsoft.com/office/word/2010/wordprocessingDrawing" xmlns:wp="http://schemas.openxmlformats.org/drawingml/2006/wordprocessingDrawing" xmlns:w10="urn:schemas-microsoft-com:office:word" xmlns:w="http://schemas.openxmlformats.org/wordprocessingml/2006/main" xmlns:w14="http://schemas.microsoft.com/office/word/2010/wordml" xmlns:w15="http://schemas.microsoft.com/office/word/2012/wordml" xmlns:w16cex="http://schemas.microsoft.com/office/word/2018/wordml/cex" xmlns:w16cid="http://schemas.microsoft.com/office/word/2016/wordml/cid" xmlns:w16="http://schemas.microsoft.com/office/word/2018/wordml" xmlns:w16du="http://schemas.microsoft.com/office/word/2023/wordml/word16du" xmlns:w16sdtdh="http://schemas.microsoft.com/office/word/2020/wordml/sdtdatahash" xmlns:w16sdtfl="http://schemas.microsoft.com/office/word/2024/wordml/sdtformatlock" xmlns:w16se="http://schemas.microsoft.com/office/word/2015/wordml/symex" xmlns:wpg="http://schemas.microsoft.com/office/word/2010/wordprocessingGroup" xmlns:wpi="http://schemas.microsoft.com/office/word/2010/wordprocessingInk" xmlns:wne="http://schemas.microsoft.com/office/word/2006/wordml" xmlns:wps="http://schemas.microsoft.com/office/word/2010/wordprocessingShape" mc:Ignorable="w14 w15 w16se w16cid w16 w16cex w16sdtdh w16sdtfl w16du wp14">
   <w:body>
     <w:p>
       <w:pPr>
@@ -264,7 +264,6 @@
                                 </w:rPr>
                                 <w:t xml:space="preserve"> {{</w:t>
                               </w:r>
-                              <w:proofErr w:type="spellStart"/>
                               <w:r>
                                 <w:rPr>
                                   <w:rFonts w:ascii="Aptos ExtraBold" w:hAnsi="Aptos ExtraBold" w:cs="Times New Roman"/>
@@ -274,19 +273,7 @@
                                   <w:sz w:val="32"/>
                                   <w:szCs w:val="32"/>
                                 </w:rPr>
-                                <w:t>anio</w:t>
-                              </w:r>
-                              <w:proofErr w:type="spellEnd"/>
-                              <w:r>
-                                <w:rPr>
-                                  <w:rFonts w:ascii="Aptos ExtraBold" w:hAnsi="Aptos ExtraBold" w:cs="Times New Roman"/>
-                                  <w:b/>
-                                  <w:bCs/>
-                                  <w:color w:val="FFFFFF" w:themeColor="background1"/>
-                                  <w:sz w:val="32"/>
-                                  <w:szCs w:val="32"/>
-                                </w:rPr>
-                                <w:t>}}</w:t>
+                                <w:t>anio}}</w:t>
                               </w:r>
                             </w:p>
                           </w:txbxContent>
@@ -3453,29 +3440,16 @@
                 <w:szCs w:val="20"/>
               </w:rPr>
             </w:pPr>
-            <w:proofErr w:type="spellStart"/>
-            <w:r>
-              <w:rPr>
-                <w:rFonts w:ascii="Arial Nova Cond Light" w:hAnsi="Arial Nova Cond Light" w:cs="Times New Roman"/>
-                <w:b/>
-                <w:bCs/>
-                <w:color w:val="000000" w:themeColor="text1"/>
-                <w:sz w:val="20"/>
-                <w:szCs w:val="20"/>
-              </w:rPr>
-              <w:t>N°</w:t>
-            </w:r>
-            <w:proofErr w:type="spellEnd"/>
-            <w:r>
-              <w:rPr>
-                <w:rFonts w:ascii="Arial Nova Cond Light" w:hAnsi="Arial Nova Cond Light" w:cs="Times New Roman"/>
-                <w:b/>
-                <w:bCs/>
-                <w:color w:val="000000" w:themeColor="text1"/>
-                <w:sz w:val="20"/>
-                <w:szCs w:val="20"/>
-              </w:rPr>
-              <w:t xml:space="preserve"> DE SEMANAS LECTIVAS</w:t>
+            <w:r>
+              <w:rPr>
+                <w:rFonts w:ascii="Arial Nova Cond Light" w:hAnsi="Arial Nova Cond Light" w:cs="Times New Roman"/>
+                <w:b/>
+                <w:bCs/>
+                <w:color w:val="000000" w:themeColor="text1"/>
+                <w:sz w:val="20"/>
+                <w:szCs w:val="20"/>
+              </w:rPr>
+              <w:t>N° DE SEMANAS LECTIVAS</w:t>
             </w:r>
           </w:p>
         </w:tc>
@@ -3500,29 +3474,16 @@
                 <w:szCs w:val="20"/>
               </w:rPr>
             </w:pPr>
-            <w:proofErr w:type="spellStart"/>
-            <w:r>
-              <w:rPr>
-                <w:rFonts w:ascii="Arial Nova Cond Light" w:hAnsi="Arial Nova Cond Light" w:cs="Times New Roman"/>
-                <w:b/>
-                <w:bCs/>
-                <w:color w:val="000000" w:themeColor="text1"/>
-                <w:sz w:val="20"/>
-                <w:szCs w:val="20"/>
-              </w:rPr>
-              <w:t>N°</w:t>
-            </w:r>
-            <w:proofErr w:type="spellEnd"/>
-            <w:r>
-              <w:rPr>
-                <w:rFonts w:ascii="Arial Nova Cond Light" w:hAnsi="Arial Nova Cond Light" w:cs="Times New Roman"/>
-                <w:b/>
-                <w:bCs/>
-                <w:color w:val="000000" w:themeColor="text1"/>
-                <w:sz w:val="20"/>
-                <w:szCs w:val="20"/>
-              </w:rPr>
-              <w:t xml:space="preserve"> UNIDADES</w:t>
+            <w:r>
+              <w:rPr>
+                <w:rFonts w:ascii="Arial Nova Cond Light" w:hAnsi="Arial Nova Cond Light" w:cs="Times New Roman"/>
+                <w:b/>
+                <w:bCs/>
+                <w:color w:val="000000" w:themeColor="text1"/>
+                <w:sz w:val="20"/>
+                <w:szCs w:val="20"/>
+              </w:rPr>
+              <w:t>N° UNIDADES</w:t>
             </w:r>
           </w:p>
         </w:tc>
@@ -9608,13 +9569,13 @@
         <w:tblLook w:val="04A0" w:firstRow="1" w:lastRow="0" w:firstColumn="1" w:lastColumn="0" w:noHBand="0" w:noVBand="1"/>
       </w:tblPr>
       <w:tblGrid>
-        <w:gridCol w:w="875"/>
-        <w:gridCol w:w="1095"/>
-        <w:gridCol w:w="1726"/>
-        <w:gridCol w:w="6169"/>
-        <w:gridCol w:w="2015"/>
-        <w:gridCol w:w="1634"/>
-        <w:gridCol w:w="1337"/>
+        <w:gridCol w:w="818"/>
+        <w:gridCol w:w="1018"/>
+        <w:gridCol w:w="5379"/>
+        <w:gridCol w:w="1984"/>
+        <w:gridCol w:w="2693"/>
+        <w:gridCol w:w="1560"/>
+        <w:gridCol w:w="1399"/>
       </w:tblGrid>
       <w:tr>
         <w:trPr>
@@ -9623,7 +9584,7 @@
         </w:trPr>
         <w:tc>
           <w:tcPr>
-            <w:tcW w:w="875" w:type="dxa"/>
+            <w:tcW w:w="818" w:type="dxa"/>
             <w:shd w:val="clear" w:color="auto" w:fill="C1F0C7" w:themeFill="accent3" w:themeFillTint="33"/>
             <w:vAlign w:val="center"/>
           </w:tcPr>
@@ -9657,7 +9618,7 @@
         </w:tc>
         <w:tc>
           <w:tcPr>
-            <w:tcW w:w="1095" w:type="dxa"/>
+            <w:tcW w:w="1018" w:type="dxa"/>
             <w:shd w:val="clear" w:color="auto" w:fill="C1F0C7" w:themeFill="accent3" w:themeFillTint="33"/>
             <w:vAlign w:val="center"/>
           </w:tcPr>
@@ -9690,7 +9651,7 @@
         </w:tc>
         <w:tc>
           <w:tcPr>
-            <w:tcW w:w="1726" w:type="dxa"/>
+            <w:tcW w:w="5379" w:type="dxa"/>
             <w:shd w:val="clear" w:color="auto" w:fill="C1F0C7" w:themeFill="accent3" w:themeFillTint="33"/>
             <w:vAlign w:val="center"/>
           </w:tcPr>
@@ -9717,13 +9678,35 @@
                 <w:sz w:val="20"/>
                 <w:szCs w:val="20"/>
               </w:rPr>
-              <w:t>PROBLEMA / POTENCIALIDAD</w:t>
-            </w:r>
-          </w:p>
-        </w:tc>
-        <w:tc>
-          <w:tcPr>
-            <w:tcW w:w="6169" w:type="dxa"/>
+              <w:t>SITUACIÓN SIGNIF</w:t>
+            </w:r>
+            <w:r>
+              <w:rPr>
+                <w:rFonts w:ascii="Arial Nova Cond" w:hAnsi="Arial Nova Cond" w:cs="Times New Roman"/>
+                <w:b/>
+                <w:bCs/>
+                <w:color w:val="000000" w:themeColor="text1"/>
+                <w:sz w:val="20"/>
+                <w:szCs w:val="20"/>
+              </w:rPr>
+              <w:t>I</w:t>
+            </w:r>
+            <w:r>
+              <w:rPr>
+                <w:rFonts w:ascii="Arial Nova Cond" w:hAnsi="Arial Nova Cond" w:cs="Times New Roman"/>
+                <w:b/>
+                <w:bCs/>
+                <w:color w:val="000000" w:themeColor="text1"/>
+                <w:sz w:val="20"/>
+                <w:szCs w:val="20"/>
+              </w:rPr>
+              <w:t>CATIVA</w:t>
+            </w:r>
+          </w:p>
+        </w:tc>
+        <w:tc>
+          <w:tcPr>
+            <w:tcW w:w="1984" w:type="dxa"/>
             <w:shd w:val="clear" w:color="auto" w:fill="C1F0C7" w:themeFill="accent3" w:themeFillTint="33"/>
             <w:vAlign w:val="center"/>
           </w:tcPr>
@@ -9750,7 +9733,7 @@
                 <w:sz w:val="20"/>
                 <w:szCs w:val="20"/>
               </w:rPr>
-              <w:t>SITUACIÓN SIGNIF</w:t>
+              <w:t>TÍTULO DE LA UNIDAD DID</w:t>
             </w:r>
             <w:r>
               <w:rPr>
@@ -9761,7 +9744,7 @@
                 <w:sz w:val="20"/>
                 <w:szCs w:val="20"/>
               </w:rPr>
-              <w:t>I</w:t>
+              <w:t>Á</w:t>
             </w:r>
             <w:r>
               <w:rPr>
@@ -9772,13 +9755,24 @@
                 <w:sz w:val="20"/>
                 <w:szCs w:val="20"/>
               </w:rPr>
-              <w:t>CATIVA</w:t>
-            </w:r>
-          </w:p>
-        </w:tc>
-        <w:tc>
-          <w:tcPr>
-            <w:tcW w:w="2015" w:type="dxa"/>
+              <w:t>CTICA</w:t>
+            </w:r>
+            <w:r>
+              <w:rPr>
+                <w:rFonts w:ascii="Arial Nova Cond" w:hAnsi="Arial Nova Cond" w:cs="Times New Roman"/>
+                <w:b/>
+                <w:bCs/>
+                <w:color w:val="000000" w:themeColor="text1"/>
+                <w:sz w:val="20"/>
+                <w:szCs w:val="20"/>
+              </w:rPr>
+              <w:t>.</w:t>
+            </w:r>
+          </w:p>
+        </w:tc>
+        <w:tc>
+          <w:tcPr>
+            <w:tcW w:w="2693" w:type="dxa"/>
             <w:shd w:val="clear" w:color="auto" w:fill="C1F0C7" w:themeFill="accent3" w:themeFillTint="33"/>
             <w:vAlign w:val="center"/>
           </w:tcPr>
@@ -9805,9 +9799,21 @@
                 <w:sz w:val="20"/>
                 <w:szCs w:val="20"/>
               </w:rPr>
-              <w:t>TÍTULO DE LA UNIDAD DID</w:t>
-            </w:r>
-            <w:r>
+              <w:t>CAMPO TEMATICO</w:t>
+            </w:r>
+          </w:p>
+        </w:tc>
+        <w:tc>
+          <w:tcPr>
+            <w:tcW w:w="1560" w:type="dxa"/>
+            <w:shd w:val="clear" w:color="auto" w:fill="C1F0C7" w:themeFill="accent3" w:themeFillTint="33"/>
+            <w:vAlign w:val="center"/>
+          </w:tcPr>
+          <w:p>
+            <w:pPr>
+              <w:pStyle w:val="Prrafodelista"/>
+              <w:ind w:left="0"/>
+              <w:jc w:val="center"/>
               <w:rPr>
                 <w:rFonts w:ascii="Arial Nova Cond" w:hAnsi="Arial Nova Cond" w:cs="Times New Roman"/>
                 <w:b/>
@@ -9816,8 +9822,7 @@
                 <w:sz w:val="20"/>
                 <w:szCs w:val="20"/>
               </w:rPr>
-              <w:t>Á</w:t>
-            </w:r>
+            </w:pPr>
             <w:r>
               <w:rPr>
                 <w:rFonts w:ascii="Arial Nova Cond" w:hAnsi="Arial Nova Cond" w:cs="Times New Roman"/>
@@ -9827,57 +9832,13 @@
                 <w:sz w:val="20"/>
                 <w:szCs w:val="20"/>
               </w:rPr>
-              <w:t>CTICA</w:t>
-            </w:r>
-            <w:r>
-              <w:rPr>
-                <w:rFonts w:ascii="Arial Nova Cond" w:hAnsi="Arial Nova Cond" w:cs="Times New Roman"/>
-                <w:b/>
-                <w:bCs/>
-                <w:color w:val="000000" w:themeColor="text1"/>
-                <w:sz w:val="20"/>
-                <w:szCs w:val="20"/>
-              </w:rPr>
-              <w:t>.</w:t>
-            </w:r>
-          </w:p>
-        </w:tc>
-        <w:tc>
-          <w:tcPr>
-            <w:tcW w:w="1634" w:type="dxa"/>
-            <w:shd w:val="clear" w:color="auto" w:fill="C1F0C7" w:themeFill="accent3" w:themeFillTint="33"/>
-            <w:vAlign w:val="center"/>
-          </w:tcPr>
-          <w:p>
-            <w:pPr>
-              <w:pStyle w:val="Prrafodelista"/>
-              <w:ind w:left="0"/>
-              <w:jc w:val="center"/>
-              <w:rPr>
-                <w:rFonts w:ascii="Arial Nova Cond" w:hAnsi="Arial Nova Cond" w:cs="Times New Roman"/>
-                <w:b/>
-                <w:bCs/>
-                <w:color w:val="000000" w:themeColor="text1"/>
-                <w:sz w:val="20"/>
-                <w:szCs w:val="20"/>
-              </w:rPr>
-            </w:pPr>
-            <w:r>
-              <w:rPr>
-                <w:rFonts w:ascii="Arial Nova Cond" w:hAnsi="Arial Nova Cond" w:cs="Times New Roman"/>
-                <w:b/>
-                <w:bCs/>
-                <w:color w:val="000000" w:themeColor="text1"/>
-                <w:sz w:val="20"/>
-                <w:szCs w:val="20"/>
-              </w:rPr>
               <w:t>COMPETENCIAS</w:t>
             </w:r>
           </w:p>
         </w:tc>
         <w:tc>
           <w:tcPr>
-            <w:tcW w:w="1337" w:type="dxa"/>
+            <w:tcW w:w="1399" w:type="dxa"/>
             <w:shd w:val="clear" w:color="auto" w:fill="C1F0C7" w:themeFill="accent3" w:themeFillTint="33"/>
             <w:vAlign w:val="center"/>
           </w:tcPr>
@@ -9916,7 +9877,7 @@
         </w:trPr>
         <w:tc>
           <w:tcPr>
-            <w:tcW w:w="875" w:type="dxa"/>
+            <w:tcW w:w="818" w:type="dxa"/>
             <w:vMerge w:val="restart"/>
             <w:vAlign w:val="center"/>
           </w:tcPr>
@@ -9955,7 +9916,7 @@
         </w:tc>
         <w:tc>
           <w:tcPr>
-            <w:tcW w:w="1095" w:type="dxa"/>
+            <w:tcW w:w="1018" w:type="dxa"/>
             <w:vAlign w:val="center"/>
           </w:tcPr>
           <w:p>
@@ -9993,7 +9954,7 @@
         </w:tc>
         <w:tc>
           <w:tcPr>
-            <w:tcW w:w="1726" w:type="dxa"/>
+            <w:tcW w:w="5379" w:type="dxa"/>
             <w:vAlign w:val="center"/>
           </w:tcPr>
           <w:p>
@@ -10021,47 +9982,13 @@
                 <w:szCs w:val="20"/>
                 <w:lang w:val="es-ES_tradnl"/>
               </w:rPr>
-              <w:t>{{problemapotencialidad0}}</w:t>
-            </w:r>
-          </w:p>
-        </w:tc>
-        <w:tc>
-          <w:tcPr>
-            <w:tcW w:w="6169" w:type="dxa"/>
-            <w:vAlign w:val="center"/>
-          </w:tcPr>
-          <w:p>
-            <w:pPr>
-              <w:pStyle w:val="Prrafodelista"/>
-              <w:tabs>
-                <w:tab w:val="left" w:pos="0"/>
-                <w:tab w:val="left" w:pos="142"/>
-                <w:tab w:val="left" w:pos="284"/>
-              </w:tabs>
-              <w:spacing w:line="276" w:lineRule="auto"/>
-              <w:ind w:left="0"/>
-              <w:jc w:val="both"/>
-              <w:rPr>
-                <w:rFonts w:ascii="Arial Nova Cond" w:eastAsia="Calibri" w:hAnsi="Arial Nova Cond" w:cs="Times New Roman"/>
-                <w:sz w:val="20"/>
-                <w:szCs w:val="20"/>
-                <w:lang w:val="es-ES_tradnl"/>
-              </w:rPr>
-            </w:pPr>
-            <w:r>
-              <w:rPr>
-                <w:rFonts w:ascii="Arial Nova Cond" w:eastAsia="Calibri" w:hAnsi="Arial Nova Cond" w:cs="Times New Roman"/>
-                <w:sz w:val="20"/>
-                <w:szCs w:val="20"/>
-                <w:lang w:val="es-ES_tradnl"/>
-              </w:rPr>
               <w:t>{{situacionsignificativa0}}</w:t>
             </w:r>
           </w:p>
         </w:tc>
         <w:tc>
           <w:tcPr>
-            <w:tcW w:w="2015" w:type="dxa"/>
+            <w:tcW w:w="1984" w:type="dxa"/>
             <w:vAlign w:val="center"/>
           </w:tcPr>
           <w:p>
@@ -10092,7 +10019,7 @@
         </w:tc>
         <w:tc>
           <w:tcPr>
-            <w:tcW w:w="1634" w:type="dxa"/>
+            <w:tcW w:w="2693" w:type="dxa"/>
             <w:vAlign w:val="center"/>
           </w:tcPr>
           <w:p>
@@ -10117,13 +10044,13 @@
                 <w:sz w:val="20"/>
                 <w:szCs w:val="20"/>
               </w:rPr>
-              <w:t>{{competencias0}}</w:t>
-            </w:r>
-          </w:p>
-        </w:tc>
-        <w:tc>
-          <w:tcPr>
-            <w:tcW w:w="1337" w:type="dxa"/>
+              <w:t>{{campotematico0}}</w:t>
+            </w:r>
+          </w:p>
+        </w:tc>
+        <w:tc>
+          <w:tcPr>
+            <w:tcW w:w="1560" w:type="dxa"/>
             <w:vAlign w:val="center"/>
           </w:tcPr>
           <w:p>
@@ -10131,7 +10058,38 @@
               <w:autoSpaceDE w:val="0"/>
               <w:autoSpaceDN w:val="0"/>
               <w:adjustRightInd w:val="0"/>
-              <w:jc w:val="center"/>
+              <w:jc w:val="both"/>
+              <w:rPr>
+                <w:rFonts w:ascii="Arial Nova Cond" w:hAnsi="Arial Nova Cond" w:cs="Arial"/>
+                <w:color w:val="000000"/>
+                <w:kern w:val="0"/>
+                <w:sz w:val="20"/>
+                <w:szCs w:val="20"/>
+              </w:rPr>
+            </w:pPr>
+            <w:r>
+              <w:rPr>
+                <w:rFonts w:ascii="Arial Nova Cond" w:hAnsi="Arial Nova Cond" w:cs="Arial"/>
+                <w:color w:val="000000"/>
+                <w:kern w:val="0"/>
+                <w:sz w:val="20"/>
+                <w:szCs w:val="20"/>
+              </w:rPr>
+              <w:t>{{competencias0}}</w:t>
+            </w:r>
+          </w:p>
+        </w:tc>
+        <w:tc>
+          <w:tcPr>
+            <w:tcW w:w="1399" w:type="dxa"/>
+            <w:vAlign w:val="center"/>
+          </w:tcPr>
+          <w:p>
+            <w:pPr>
+              <w:autoSpaceDE w:val="0"/>
+              <w:autoSpaceDN w:val="0"/>
+              <w:adjustRightInd w:val="0"/>
+              <w:jc w:val="both"/>
               <w:rPr>
                 <w:rFonts w:ascii="Arial Nova Cond" w:hAnsi="Arial Nova Cond" w:cs="Arial"/>
                 <w:color w:val="000000"/>
@@ -10160,7 +10118,7 @@
         </w:trPr>
         <w:tc>
           <w:tcPr>
-            <w:tcW w:w="875" w:type="dxa"/>
+            <w:tcW w:w="818" w:type="dxa"/>
             <w:vMerge/>
             <w:vAlign w:val="center"/>
           </w:tcPr>
@@ -10188,7 +10146,7 @@
         </w:tc>
         <w:tc>
           <w:tcPr>
-            <w:tcW w:w="1095" w:type="dxa"/>
+            <w:tcW w:w="1018" w:type="dxa"/>
             <w:vAlign w:val="center"/>
           </w:tcPr>
           <w:p>
@@ -10226,33 +10184,7 @@
         </w:tc>
         <w:tc>
           <w:tcPr>
-            <w:tcW w:w="1726" w:type="dxa"/>
-            <w:vAlign w:val="center"/>
-          </w:tcPr>
-          <w:p>
-            <w:pPr>
-              <w:pStyle w:val="NormalWeb"/>
-              <w:jc w:val="both"/>
-              <w:rPr>
-                <w:rFonts w:ascii="Arial Nova Cond" w:hAnsi="Arial Nova Cond"/>
-                <w:sz w:val="20"/>
-                <w:szCs w:val="20"/>
-              </w:rPr>
-            </w:pPr>
-            <w:r>
-              <w:rPr>
-                <w:rFonts w:ascii="Arial Nova Cond" w:eastAsia="Calibri" w:hAnsi="Arial Nova Cond"/>
-                <w:sz w:val="20"/>
-                <w:szCs w:val="20"/>
-                <w:lang w:val="es-ES_tradnl"/>
-              </w:rPr>
-              <w:t>{{problemapotencialidad1}}</w:t>
-            </w:r>
-          </w:p>
-        </w:tc>
-        <w:tc>
-          <w:tcPr>
-            <w:tcW w:w="6169" w:type="dxa"/>
+            <w:tcW w:w="5379" w:type="dxa"/>
             <w:vAlign w:val="center"/>
           </w:tcPr>
           <w:p>
@@ -10286,7 +10218,7 @@
         </w:tc>
         <w:tc>
           <w:tcPr>
-            <w:tcW w:w="2015" w:type="dxa"/>
+            <w:tcW w:w="1984" w:type="dxa"/>
             <w:vAlign w:val="center"/>
           </w:tcPr>
           <w:p>
@@ -10317,7 +10249,7 @@
         </w:tc>
         <w:tc>
           <w:tcPr>
-            <w:tcW w:w="1634" w:type="dxa"/>
+            <w:tcW w:w="2693" w:type="dxa"/>
             <w:vAlign w:val="center"/>
           </w:tcPr>
           <w:p>
@@ -10342,13 +10274,13 @@
                 <w:sz w:val="20"/>
                 <w:szCs w:val="20"/>
               </w:rPr>
-              <w:t>{{competencias1}}</w:t>
-            </w:r>
-          </w:p>
-        </w:tc>
-        <w:tc>
-          <w:tcPr>
-            <w:tcW w:w="1337" w:type="dxa"/>
+              <w:t>{{campotematico1}}</w:t>
+            </w:r>
+          </w:p>
+        </w:tc>
+        <w:tc>
+          <w:tcPr>
+            <w:tcW w:w="1560" w:type="dxa"/>
             <w:vAlign w:val="center"/>
           </w:tcPr>
           <w:p>
@@ -10356,7 +10288,38 @@
               <w:autoSpaceDE w:val="0"/>
               <w:autoSpaceDN w:val="0"/>
               <w:adjustRightInd w:val="0"/>
-              <w:jc w:val="center"/>
+              <w:jc w:val="both"/>
+              <w:rPr>
+                <w:rFonts w:ascii="Arial Nova Cond" w:hAnsi="Arial Nova Cond" w:cs="Arial"/>
+                <w:color w:val="000000"/>
+                <w:kern w:val="0"/>
+                <w:sz w:val="20"/>
+                <w:szCs w:val="20"/>
+              </w:rPr>
+            </w:pPr>
+            <w:r>
+              <w:rPr>
+                <w:rFonts w:ascii="Arial Nova Cond" w:hAnsi="Arial Nova Cond" w:cs="Arial"/>
+                <w:color w:val="000000"/>
+                <w:kern w:val="0"/>
+                <w:sz w:val="20"/>
+                <w:szCs w:val="20"/>
+              </w:rPr>
+              <w:t>{{competencias1}}</w:t>
+            </w:r>
+          </w:p>
+        </w:tc>
+        <w:tc>
+          <w:tcPr>
+            <w:tcW w:w="1399" w:type="dxa"/>
+            <w:vAlign w:val="center"/>
+          </w:tcPr>
+          <w:p>
+            <w:pPr>
+              <w:autoSpaceDE w:val="0"/>
+              <w:autoSpaceDN w:val="0"/>
+              <w:adjustRightInd w:val="0"/>
+              <w:jc w:val="both"/>
               <w:rPr>
                 <w:rFonts w:ascii="Arial Nova Cond" w:hAnsi="Arial Nova Cond" w:cs="Arial"/>
                 <w:color w:val="000000"/>
@@ -10385,7 +10348,7 @@
         </w:trPr>
         <w:tc>
           <w:tcPr>
-            <w:tcW w:w="875" w:type="dxa"/>
+            <w:tcW w:w="818" w:type="dxa"/>
             <w:vMerge/>
             <w:vAlign w:val="center"/>
           </w:tcPr>
@@ -10413,7 +10376,7 @@
         </w:tc>
         <w:tc>
           <w:tcPr>
-            <w:tcW w:w="1095" w:type="dxa"/>
+            <w:tcW w:w="1018" w:type="dxa"/>
             <w:vAlign w:val="center"/>
           </w:tcPr>
           <w:p>
@@ -10451,33 +10414,7 @@
         </w:tc>
         <w:tc>
           <w:tcPr>
-            <w:tcW w:w="1726" w:type="dxa"/>
-            <w:vAlign w:val="center"/>
-          </w:tcPr>
-          <w:p>
-            <w:pPr>
-              <w:pStyle w:val="NormalWeb"/>
-              <w:jc w:val="both"/>
-              <w:rPr>
-                <w:rFonts w:ascii="Arial Nova Cond" w:eastAsia="Calibri" w:hAnsi="Arial Nova Cond"/>
-                <w:sz w:val="20"/>
-                <w:szCs w:val="20"/>
-              </w:rPr>
-            </w:pPr>
-            <w:r>
-              <w:rPr>
-                <w:rFonts w:ascii="Arial Nova Cond" w:eastAsia="Calibri" w:hAnsi="Arial Nova Cond"/>
-                <w:sz w:val="20"/>
-                <w:szCs w:val="20"/>
-                <w:lang w:val="es-ES_tradnl"/>
-              </w:rPr>
-              <w:t>{{problemapotencialidad2}}</w:t>
-            </w:r>
-          </w:p>
-        </w:tc>
-        <w:tc>
-          <w:tcPr>
-            <w:tcW w:w="6169" w:type="dxa"/>
+            <w:tcW w:w="5379" w:type="dxa"/>
             <w:vAlign w:val="center"/>
           </w:tcPr>
           <w:p>
@@ -10511,7 +10448,7 @@
         </w:tc>
         <w:tc>
           <w:tcPr>
-            <w:tcW w:w="2015" w:type="dxa"/>
+            <w:tcW w:w="1984" w:type="dxa"/>
             <w:vAlign w:val="center"/>
           </w:tcPr>
           <w:p>
@@ -10542,7 +10479,7 @@
         </w:tc>
         <w:tc>
           <w:tcPr>
-            <w:tcW w:w="1634" w:type="dxa"/>
+            <w:tcW w:w="2693" w:type="dxa"/>
             <w:vAlign w:val="center"/>
           </w:tcPr>
           <w:p>
@@ -10567,13 +10504,13 @@
                 <w:sz w:val="20"/>
                 <w:szCs w:val="20"/>
               </w:rPr>
-              <w:t>{{competencias2}}</w:t>
-            </w:r>
-          </w:p>
-        </w:tc>
-        <w:tc>
-          <w:tcPr>
-            <w:tcW w:w="1337" w:type="dxa"/>
+              <w:t>{{campotematico2}}</w:t>
+            </w:r>
+          </w:p>
+        </w:tc>
+        <w:tc>
+          <w:tcPr>
+            <w:tcW w:w="1560" w:type="dxa"/>
             <w:vAlign w:val="center"/>
           </w:tcPr>
           <w:p>
@@ -10581,7 +10518,38 @@
               <w:autoSpaceDE w:val="0"/>
               <w:autoSpaceDN w:val="0"/>
               <w:adjustRightInd w:val="0"/>
-              <w:jc w:val="center"/>
+              <w:jc w:val="both"/>
+              <w:rPr>
+                <w:rFonts w:ascii="Arial Nova Cond" w:hAnsi="Arial Nova Cond" w:cs="Arial"/>
+                <w:color w:val="000000"/>
+                <w:kern w:val="0"/>
+                <w:sz w:val="20"/>
+                <w:szCs w:val="20"/>
+              </w:rPr>
+            </w:pPr>
+            <w:r>
+              <w:rPr>
+                <w:rFonts w:ascii="Arial Nova Cond" w:hAnsi="Arial Nova Cond" w:cs="Arial"/>
+                <w:color w:val="000000"/>
+                <w:kern w:val="0"/>
+                <w:sz w:val="20"/>
+                <w:szCs w:val="20"/>
+              </w:rPr>
+              <w:t>{{competencias2}}</w:t>
+            </w:r>
+          </w:p>
+        </w:tc>
+        <w:tc>
+          <w:tcPr>
+            <w:tcW w:w="1399" w:type="dxa"/>
+            <w:vAlign w:val="center"/>
+          </w:tcPr>
+          <w:p>
+            <w:pPr>
+              <w:autoSpaceDE w:val="0"/>
+              <w:autoSpaceDN w:val="0"/>
+              <w:adjustRightInd w:val="0"/>
+              <w:jc w:val="both"/>
               <w:rPr>
                 <w:rFonts w:ascii="Arial Nova Cond" w:hAnsi="Arial Nova Cond" w:cs="Arial"/>
                 <w:color w:val="000000"/>
@@ -10610,7 +10578,7 @@
         </w:trPr>
         <w:tc>
           <w:tcPr>
-            <w:tcW w:w="875" w:type="dxa"/>
+            <w:tcW w:w="818" w:type="dxa"/>
             <w:vMerge w:val="restart"/>
             <w:vAlign w:val="center"/>
           </w:tcPr>
@@ -10649,7 +10617,7 @@
         </w:tc>
         <w:tc>
           <w:tcPr>
-            <w:tcW w:w="1095" w:type="dxa"/>
+            <w:tcW w:w="1018" w:type="dxa"/>
             <w:vAlign w:val="center"/>
           </w:tcPr>
           <w:p>
@@ -10687,33 +10655,7 @@
         </w:tc>
         <w:tc>
           <w:tcPr>
-            <w:tcW w:w="1726" w:type="dxa"/>
-            <w:vAlign w:val="center"/>
-          </w:tcPr>
-          <w:p>
-            <w:pPr>
-              <w:pStyle w:val="Sinespaciado"/>
-              <w:jc w:val="both"/>
-              <w:rPr>
-                <w:rFonts w:ascii="Arial Nova Cond" w:eastAsia="Times New Roman" w:hAnsi="Arial Nova Cond" w:cs="Times New Roman"/>
-                <w:sz w:val="20"/>
-                <w:szCs w:val="20"/>
-              </w:rPr>
-            </w:pPr>
-            <w:r>
-              <w:rPr>
-                <w:rFonts w:ascii="Arial Nova Cond" w:eastAsia="Calibri" w:hAnsi="Arial Nova Cond" w:cs="Times New Roman"/>
-                <w:sz w:val="20"/>
-                <w:szCs w:val="20"/>
-                <w:lang w:val="es-ES_tradnl"/>
-              </w:rPr>
-              <w:t>{{problemapotencialidad3}}</w:t>
-            </w:r>
-          </w:p>
-        </w:tc>
-        <w:tc>
-          <w:tcPr>
-            <w:tcW w:w="6169" w:type="dxa"/>
+            <w:tcW w:w="5379" w:type="dxa"/>
             <w:vAlign w:val="center"/>
           </w:tcPr>
           <w:p>
@@ -10748,7 +10690,7 @@
         </w:tc>
         <w:tc>
           <w:tcPr>
-            <w:tcW w:w="2015" w:type="dxa"/>
+            <w:tcW w:w="1984" w:type="dxa"/>
             <w:vAlign w:val="center"/>
           </w:tcPr>
           <w:p>
@@ -10779,7 +10721,7 @@
         </w:tc>
         <w:tc>
           <w:tcPr>
-            <w:tcW w:w="1634" w:type="dxa"/>
+            <w:tcW w:w="2693" w:type="dxa"/>
             <w:vAlign w:val="center"/>
           </w:tcPr>
           <w:p>
@@ -10804,13 +10746,13 @@
                 <w:sz w:val="20"/>
                 <w:szCs w:val="20"/>
               </w:rPr>
-              <w:t>{{competencias3}}</w:t>
-            </w:r>
-          </w:p>
-        </w:tc>
-        <w:tc>
-          <w:tcPr>
-            <w:tcW w:w="1337" w:type="dxa"/>
+              <w:t>{{campotematico3}}</w:t>
+            </w:r>
+          </w:p>
+        </w:tc>
+        <w:tc>
+          <w:tcPr>
+            <w:tcW w:w="1560" w:type="dxa"/>
             <w:vAlign w:val="center"/>
           </w:tcPr>
           <w:p>
@@ -10818,7 +10760,38 @@
               <w:autoSpaceDE w:val="0"/>
               <w:autoSpaceDN w:val="0"/>
               <w:adjustRightInd w:val="0"/>
-              <w:jc w:val="center"/>
+              <w:jc w:val="both"/>
+              <w:rPr>
+                <w:rFonts w:ascii="Arial Nova Cond" w:hAnsi="Arial Nova Cond" w:cs="Arial"/>
+                <w:color w:val="000000"/>
+                <w:kern w:val="0"/>
+                <w:sz w:val="20"/>
+                <w:szCs w:val="20"/>
+              </w:rPr>
+            </w:pPr>
+            <w:r>
+              <w:rPr>
+                <w:rFonts w:ascii="Arial Nova Cond" w:hAnsi="Arial Nova Cond" w:cs="Arial"/>
+                <w:color w:val="000000"/>
+                <w:kern w:val="0"/>
+                <w:sz w:val="20"/>
+                <w:szCs w:val="20"/>
+              </w:rPr>
+              <w:t>{{competencias3}}</w:t>
+            </w:r>
+          </w:p>
+        </w:tc>
+        <w:tc>
+          <w:tcPr>
+            <w:tcW w:w="1399" w:type="dxa"/>
+            <w:vAlign w:val="center"/>
+          </w:tcPr>
+          <w:p>
+            <w:pPr>
+              <w:autoSpaceDE w:val="0"/>
+              <w:autoSpaceDN w:val="0"/>
+              <w:adjustRightInd w:val="0"/>
+              <w:jc w:val="both"/>
               <w:rPr>
                 <w:rFonts w:ascii="Arial Nova Cond" w:hAnsi="Arial Nova Cond" w:cs="Arial"/>
                 <w:color w:val="000000"/>
@@ -10847,7 +10820,7 @@
         </w:trPr>
         <w:tc>
           <w:tcPr>
-            <w:tcW w:w="875" w:type="dxa"/>
+            <w:tcW w:w="818" w:type="dxa"/>
             <w:vMerge/>
             <w:vAlign w:val="center"/>
           </w:tcPr>
@@ -10875,7 +10848,7 @@
         </w:tc>
         <w:tc>
           <w:tcPr>
-            <w:tcW w:w="1095" w:type="dxa"/>
+            <w:tcW w:w="1018" w:type="dxa"/>
             <w:vAlign w:val="center"/>
           </w:tcPr>
           <w:p>
@@ -10913,33 +10886,7 @@
         </w:tc>
         <w:tc>
           <w:tcPr>
-            <w:tcW w:w="1726" w:type="dxa"/>
-            <w:vAlign w:val="center"/>
-          </w:tcPr>
-          <w:p>
-            <w:pPr>
-              <w:pStyle w:val="Sinespaciado"/>
-              <w:jc w:val="both"/>
-              <w:rPr>
-                <w:rFonts w:ascii="Arial Nova Cond" w:hAnsi="Arial Nova Cond"/>
-                <w:sz w:val="20"/>
-                <w:szCs w:val="20"/>
-              </w:rPr>
-            </w:pPr>
-            <w:r>
-              <w:rPr>
-                <w:rFonts w:ascii="Arial Nova Cond" w:eastAsia="Calibri" w:hAnsi="Arial Nova Cond" w:cs="Times New Roman"/>
-                <w:sz w:val="20"/>
-                <w:szCs w:val="20"/>
-                <w:lang w:val="es-ES_tradnl"/>
-              </w:rPr>
-              <w:t>{{problemapotencialidad4}}</w:t>
-            </w:r>
-          </w:p>
-        </w:tc>
-        <w:tc>
-          <w:tcPr>
-            <w:tcW w:w="6169" w:type="dxa"/>
+            <w:tcW w:w="5379" w:type="dxa"/>
             <w:vAlign w:val="center"/>
           </w:tcPr>
           <w:p>
@@ -10974,7 +10921,7 @@
         </w:tc>
         <w:tc>
           <w:tcPr>
-            <w:tcW w:w="2015" w:type="dxa"/>
+            <w:tcW w:w="1984" w:type="dxa"/>
             <w:vAlign w:val="center"/>
           </w:tcPr>
           <w:p>
@@ -11005,7 +10952,7 @@
         </w:tc>
         <w:tc>
           <w:tcPr>
-            <w:tcW w:w="1634" w:type="dxa"/>
+            <w:tcW w:w="2693" w:type="dxa"/>
             <w:vAlign w:val="center"/>
           </w:tcPr>
           <w:p>
@@ -11030,13 +10977,13 @@
                 <w:sz w:val="20"/>
                 <w:szCs w:val="20"/>
               </w:rPr>
-              <w:t>{{competencias4}}</w:t>
-            </w:r>
-          </w:p>
-        </w:tc>
-        <w:tc>
-          <w:tcPr>
-            <w:tcW w:w="1337" w:type="dxa"/>
+              <w:t>{{campotematico4}}</w:t>
+            </w:r>
+          </w:p>
+        </w:tc>
+        <w:tc>
+          <w:tcPr>
+            <w:tcW w:w="1560" w:type="dxa"/>
             <w:vAlign w:val="center"/>
           </w:tcPr>
           <w:p>
@@ -11044,7 +10991,38 @@
               <w:autoSpaceDE w:val="0"/>
               <w:autoSpaceDN w:val="0"/>
               <w:adjustRightInd w:val="0"/>
-              <w:jc w:val="center"/>
+              <w:jc w:val="both"/>
+              <w:rPr>
+                <w:rFonts w:ascii="Arial Nova Cond" w:hAnsi="Arial Nova Cond" w:cs="Arial"/>
+                <w:color w:val="000000"/>
+                <w:kern w:val="0"/>
+                <w:sz w:val="20"/>
+                <w:szCs w:val="20"/>
+              </w:rPr>
+            </w:pPr>
+            <w:r>
+              <w:rPr>
+                <w:rFonts w:ascii="Arial Nova Cond" w:hAnsi="Arial Nova Cond" w:cs="Arial"/>
+                <w:color w:val="000000"/>
+                <w:kern w:val="0"/>
+                <w:sz w:val="20"/>
+                <w:szCs w:val="20"/>
+              </w:rPr>
+              <w:t>{{competencias4}}</w:t>
+            </w:r>
+          </w:p>
+        </w:tc>
+        <w:tc>
+          <w:tcPr>
+            <w:tcW w:w="1399" w:type="dxa"/>
+            <w:vAlign w:val="center"/>
+          </w:tcPr>
+          <w:p>
+            <w:pPr>
+              <w:autoSpaceDE w:val="0"/>
+              <w:autoSpaceDN w:val="0"/>
+              <w:adjustRightInd w:val="0"/>
+              <w:jc w:val="both"/>
               <w:rPr>
                 <w:rFonts w:ascii="Arial Nova Cond" w:hAnsi="Arial Nova Cond" w:cs="Arial"/>
                 <w:color w:val="000000"/>
@@ -11073,7 +11051,7 @@
         </w:trPr>
         <w:tc>
           <w:tcPr>
-            <w:tcW w:w="875" w:type="dxa"/>
+            <w:tcW w:w="818" w:type="dxa"/>
             <w:vMerge w:val="restart"/>
             <w:vAlign w:val="center"/>
           </w:tcPr>
@@ -11112,7 +11090,7 @@
         </w:tc>
         <w:tc>
           <w:tcPr>
-            <w:tcW w:w="1095" w:type="dxa"/>
+            <w:tcW w:w="1018" w:type="dxa"/>
             <w:vAlign w:val="center"/>
           </w:tcPr>
           <w:p>
@@ -11150,34 +11128,7 @@
         </w:tc>
         <w:tc>
           <w:tcPr>
-            <w:tcW w:w="1726" w:type="dxa"/>
-            <w:vAlign w:val="center"/>
-          </w:tcPr>
-          <w:p>
-            <w:pPr>
-              <w:pStyle w:val="Sinespaciado"/>
-              <w:jc w:val="both"/>
-              <w:rPr>
-                <w:rFonts w:ascii="Arial Nova Cond" w:hAnsi="Arial Nova Cond"/>
-                <w:color w:val="000000" w:themeColor="text1"/>
-                <w:sz w:val="20"/>
-                <w:szCs w:val="20"/>
-              </w:rPr>
-            </w:pPr>
-            <w:r>
-              <w:rPr>
-                <w:rFonts w:ascii="Arial Nova Cond" w:eastAsia="Calibri" w:hAnsi="Arial Nova Cond" w:cs="Times New Roman"/>
-                <w:sz w:val="20"/>
-                <w:szCs w:val="20"/>
-                <w:lang w:val="es-ES_tradnl"/>
-              </w:rPr>
-              <w:t>{{problemapotencialidad5}}</w:t>
-            </w:r>
-          </w:p>
-        </w:tc>
-        <w:tc>
-          <w:tcPr>
-            <w:tcW w:w="6169" w:type="dxa"/>
+            <w:tcW w:w="5379" w:type="dxa"/>
             <w:vAlign w:val="center"/>
           </w:tcPr>
           <w:p>
@@ -11206,13 +11157,13 @@
                 <w:szCs w:val="20"/>
                 <w:lang w:val="es-ES_tradnl"/>
               </w:rPr>
-              <w:t>{{situacionsignificativa5}}</w:t>
-            </w:r>
-          </w:p>
-        </w:tc>
-        <w:tc>
-          <w:tcPr>
-            <w:tcW w:w="2015" w:type="dxa"/>
+              <w:t xml:space="preserve">{{situacionsignificativa5}} </w:t>
+            </w:r>
+          </w:p>
+        </w:tc>
+        <w:tc>
+          <w:tcPr>
+            <w:tcW w:w="1984" w:type="dxa"/>
             <w:vAlign w:val="center"/>
           </w:tcPr>
           <w:p>
@@ -11243,7 +11194,7 @@
         </w:tc>
         <w:tc>
           <w:tcPr>
-            <w:tcW w:w="1634" w:type="dxa"/>
+            <w:tcW w:w="2693" w:type="dxa"/>
             <w:vAlign w:val="center"/>
           </w:tcPr>
           <w:p>
@@ -11268,13 +11219,13 @@
                 <w:sz w:val="20"/>
                 <w:szCs w:val="20"/>
               </w:rPr>
-              <w:t>{{competencias5}}</w:t>
-            </w:r>
-          </w:p>
-        </w:tc>
-        <w:tc>
-          <w:tcPr>
-            <w:tcW w:w="1337" w:type="dxa"/>
+              <w:t>{{campotematico5}}</w:t>
+            </w:r>
+          </w:p>
+        </w:tc>
+        <w:tc>
+          <w:tcPr>
+            <w:tcW w:w="1560" w:type="dxa"/>
             <w:vAlign w:val="center"/>
           </w:tcPr>
           <w:p>
@@ -11282,7 +11233,38 @@
               <w:autoSpaceDE w:val="0"/>
               <w:autoSpaceDN w:val="0"/>
               <w:adjustRightInd w:val="0"/>
-              <w:jc w:val="center"/>
+              <w:jc w:val="both"/>
+              <w:rPr>
+                <w:rFonts w:ascii="Arial Nova Cond" w:hAnsi="Arial Nova Cond" w:cs="Arial"/>
+                <w:color w:val="000000"/>
+                <w:kern w:val="0"/>
+                <w:sz w:val="20"/>
+                <w:szCs w:val="20"/>
+              </w:rPr>
+            </w:pPr>
+            <w:r>
+              <w:rPr>
+                <w:rFonts w:ascii="Arial Nova Cond" w:hAnsi="Arial Nova Cond" w:cs="Arial"/>
+                <w:color w:val="000000"/>
+                <w:kern w:val="0"/>
+                <w:sz w:val="20"/>
+                <w:szCs w:val="20"/>
+              </w:rPr>
+              <w:t>{{competencias5}}</w:t>
+            </w:r>
+          </w:p>
+        </w:tc>
+        <w:tc>
+          <w:tcPr>
+            <w:tcW w:w="1399" w:type="dxa"/>
+            <w:vAlign w:val="center"/>
+          </w:tcPr>
+          <w:p>
+            <w:pPr>
+              <w:autoSpaceDE w:val="0"/>
+              <w:autoSpaceDN w:val="0"/>
+              <w:adjustRightInd w:val="0"/>
+              <w:jc w:val="both"/>
               <w:rPr>
                 <w:rFonts w:ascii="Arial Nova Cond" w:hAnsi="Arial Nova Cond" w:cs="Arial"/>
                 <w:color w:val="000000"/>
@@ -11311,7 +11293,7 @@
         </w:trPr>
         <w:tc>
           <w:tcPr>
-            <w:tcW w:w="875" w:type="dxa"/>
+            <w:tcW w:w="818" w:type="dxa"/>
             <w:vMerge/>
             <w:vAlign w:val="center"/>
           </w:tcPr>
@@ -11339,7 +11321,7 @@
         </w:tc>
         <w:tc>
           <w:tcPr>
-            <w:tcW w:w="1095" w:type="dxa"/>
+            <w:tcW w:w="1018" w:type="dxa"/>
             <w:vAlign w:val="center"/>
           </w:tcPr>
           <w:p>
@@ -11377,33 +11359,7 @@
         </w:tc>
         <w:tc>
           <w:tcPr>
-            <w:tcW w:w="1726" w:type="dxa"/>
-            <w:vAlign w:val="center"/>
-          </w:tcPr>
-          <w:p>
-            <w:pPr>
-              <w:pStyle w:val="Sinespaciado"/>
-              <w:jc w:val="both"/>
-              <w:rPr>
-                <w:rFonts w:ascii="Arial Nova Cond" w:hAnsi="Arial Nova Cond"/>
-                <w:sz w:val="20"/>
-                <w:szCs w:val="20"/>
-              </w:rPr>
-            </w:pPr>
-            <w:r>
-              <w:rPr>
-                <w:rFonts w:ascii="Arial Nova Cond" w:eastAsia="Calibri" w:hAnsi="Arial Nova Cond" w:cs="Times New Roman"/>
-                <w:sz w:val="20"/>
-                <w:szCs w:val="20"/>
-                <w:lang w:val="es-ES_tradnl"/>
-              </w:rPr>
-              <w:t>{{problemapotencialidad6}}</w:t>
-            </w:r>
-          </w:p>
-        </w:tc>
-        <w:tc>
-          <w:tcPr>
-            <w:tcW w:w="6169" w:type="dxa"/>
+            <w:tcW w:w="5379" w:type="dxa"/>
             <w:vAlign w:val="center"/>
           </w:tcPr>
           <w:p>
@@ -11437,7 +11393,7 @@
         </w:tc>
         <w:tc>
           <w:tcPr>
-            <w:tcW w:w="2015" w:type="dxa"/>
+            <w:tcW w:w="1984" w:type="dxa"/>
             <w:vAlign w:val="center"/>
           </w:tcPr>
           <w:p>
@@ -11468,7 +11424,7 @@
         </w:tc>
         <w:tc>
           <w:tcPr>
-            <w:tcW w:w="1634" w:type="dxa"/>
+            <w:tcW w:w="2693" w:type="dxa"/>
             <w:vAlign w:val="center"/>
           </w:tcPr>
           <w:p>
@@ -11493,13 +11449,13 @@
                 <w:sz w:val="20"/>
                 <w:szCs w:val="20"/>
               </w:rPr>
-              <w:t>{{competencias6}}</w:t>
-            </w:r>
-          </w:p>
-        </w:tc>
-        <w:tc>
-          <w:tcPr>
-            <w:tcW w:w="1337" w:type="dxa"/>
+              <w:t>{{campotematico6}}</w:t>
+            </w:r>
+          </w:p>
+        </w:tc>
+        <w:tc>
+          <w:tcPr>
+            <w:tcW w:w="1560" w:type="dxa"/>
             <w:vAlign w:val="center"/>
           </w:tcPr>
           <w:p>
@@ -11507,7 +11463,38 @@
               <w:autoSpaceDE w:val="0"/>
               <w:autoSpaceDN w:val="0"/>
               <w:adjustRightInd w:val="0"/>
-              <w:jc w:val="center"/>
+              <w:jc w:val="both"/>
+              <w:rPr>
+                <w:rFonts w:ascii="Arial Nova Cond" w:hAnsi="Arial Nova Cond" w:cs="Arial"/>
+                <w:color w:val="000000"/>
+                <w:kern w:val="0"/>
+                <w:sz w:val="20"/>
+                <w:szCs w:val="20"/>
+              </w:rPr>
+            </w:pPr>
+            <w:r>
+              <w:rPr>
+                <w:rFonts w:ascii="Arial Nova Cond" w:hAnsi="Arial Nova Cond" w:cs="Arial"/>
+                <w:color w:val="000000"/>
+                <w:kern w:val="0"/>
+                <w:sz w:val="20"/>
+                <w:szCs w:val="20"/>
+              </w:rPr>
+              <w:t>{{competencias6}}</w:t>
+            </w:r>
+          </w:p>
+        </w:tc>
+        <w:tc>
+          <w:tcPr>
+            <w:tcW w:w="1399" w:type="dxa"/>
+            <w:vAlign w:val="center"/>
+          </w:tcPr>
+          <w:p>
+            <w:pPr>
+              <w:autoSpaceDE w:val="0"/>
+              <w:autoSpaceDN w:val="0"/>
+              <w:adjustRightInd w:val="0"/>
+              <w:jc w:val="both"/>
               <w:rPr>
                 <w:rFonts w:ascii="Arial Nova Cond" w:hAnsi="Arial Nova Cond" w:cs="Arial"/>
                 <w:color w:val="000000"/>
@@ -11536,7 +11523,7 @@
         </w:trPr>
         <w:tc>
           <w:tcPr>
-            <w:tcW w:w="875" w:type="dxa"/>
+            <w:tcW w:w="818" w:type="dxa"/>
             <w:vMerge w:val="restart"/>
             <w:vAlign w:val="center"/>
           </w:tcPr>
@@ -11575,7 +11562,7 @@
         </w:tc>
         <w:tc>
           <w:tcPr>
-            <w:tcW w:w="1095" w:type="dxa"/>
+            <w:tcW w:w="1018" w:type="dxa"/>
             <w:vAlign w:val="center"/>
           </w:tcPr>
           <w:p>
@@ -11613,7 +11600,7 @@
         </w:tc>
         <w:tc>
           <w:tcPr>
-            <w:tcW w:w="1726" w:type="dxa"/>
+            <w:tcW w:w="5379" w:type="dxa"/>
             <w:vAlign w:val="center"/>
           </w:tcPr>
           <w:p>
@@ -11626,62 +11613,28 @@
               </w:tabs>
               <w:spacing w:line="276" w:lineRule="auto"/>
               <w:ind w:left="0"/>
+              <w:jc w:val="both"/>
+              <w:rPr>
+                <w:rFonts w:ascii="Arial Nova Cond" w:hAnsi="Arial Nova Cond"/>
+                <w:color w:val="000000" w:themeColor="text1"/>
+                <w:sz w:val="20"/>
+                <w:szCs w:val="20"/>
+              </w:rPr>
+            </w:pPr>
+            <w:r>
               <w:rPr>
                 <w:rFonts w:ascii="Arial Nova Cond" w:eastAsia="Calibri" w:hAnsi="Arial Nova Cond" w:cs="Times New Roman"/>
-                <w:color w:val="000000" w:themeColor="text1"/>
                 <w:sz w:val="20"/>
                 <w:szCs w:val="20"/>
                 <w:lang w:val="es-ES_tradnl"/>
               </w:rPr>
-            </w:pPr>
-            <w:r>
-              <w:rPr>
-                <w:rFonts w:ascii="Arial Nova Cond" w:eastAsia="Calibri" w:hAnsi="Arial Nova Cond" w:cs="Times New Roman"/>
-                <w:sz w:val="20"/>
-                <w:szCs w:val="20"/>
-                <w:lang w:val="es-ES_tradnl"/>
-              </w:rPr>
-              <w:t>{{problemapotencialidad7}}</w:t>
-            </w:r>
-          </w:p>
-        </w:tc>
-        <w:tc>
-          <w:tcPr>
-            <w:tcW w:w="6169" w:type="dxa"/>
-            <w:vAlign w:val="center"/>
-          </w:tcPr>
-          <w:p>
-            <w:pPr>
-              <w:pStyle w:val="Prrafodelista"/>
-              <w:tabs>
-                <w:tab w:val="left" w:pos="0"/>
-                <w:tab w:val="left" w:pos="142"/>
-                <w:tab w:val="left" w:pos="284"/>
-              </w:tabs>
-              <w:spacing w:line="276" w:lineRule="auto"/>
-              <w:ind w:left="0"/>
-              <w:jc w:val="both"/>
-              <w:rPr>
-                <w:rFonts w:ascii="Arial Nova Cond" w:hAnsi="Arial Nova Cond"/>
-                <w:color w:val="000000" w:themeColor="text1"/>
-                <w:sz w:val="20"/>
-                <w:szCs w:val="20"/>
-              </w:rPr>
-            </w:pPr>
-            <w:r>
-              <w:rPr>
-                <w:rFonts w:ascii="Arial Nova Cond" w:eastAsia="Calibri" w:hAnsi="Arial Nova Cond" w:cs="Times New Roman"/>
-                <w:sz w:val="20"/>
-                <w:szCs w:val="20"/>
-                <w:lang w:val="es-ES_tradnl"/>
-              </w:rPr>
               <w:t>{{situacionsignificativa7}}</w:t>
             </w:r>
           </w:p>
         </w:tc>
         <w:tc>
           <w:tcPr>
-            <w:tcW w:w="2015" w:type="dxa"/>
+            <w:tcW w:w="1984" w:type="dxa"/>
             <w:vAlign w:val="center"/>
           </w:tcPr>
           <w:p>
@@ -11712,7 +11665,7 @@
         </w:tc>
         <w:tc>
           <w:tcPr>
-            <w:tcW w:w="1634" w:type="dxa"/>
+            <w:tcW w:w="2693" w:type="dxa"/>
             <w:vAlign w:val="center"/>
           </w:tcPr>
           <w:p>
@@ -11737,13 +11690,13 @@
                 <w:sz w:val="20"/>
                 <w:szCs w:val="20"/>
               </w:rPr>
-              <w:t>{{competencias7}}</w:t>
-            </w:r>
-          </w:p>
-        </w:tc>
-        <w:tc>
-          <w:tcPr>
-            <w:tcW w:w="1337" w:type="dxa"/>
+              <w:t>{{campotematico7}}</w:t>
+            </w:r>
+          </w:p>
+        </w:tc>
+        <w:tc>
+          <w:tcPr>
+            <w:tcW w:w="1560" w:type="dxa"/>
             <w:vAlign w:val="center"/>
           </w:tcPr>
           <w:p>
@@ -11751,7 +11704,38 @@
               <w:autoSpaceDE w:val="0"/>
               <w:autoSpaceDN w:val="0"/>
               <w:adjustRightInd w:val="0"/>
-              <w:jc w:val="center"/>
+              <w:jc w:val="both"/>
+              <w:rPr>
+                <w:rFonts w:ascii="Arial Nova Cond" w:hAnsi="Arial Nova Cond" w:cs="Arial"/>
+                <w:color w:val="000000"/>
+                <w:kern w:val="0"/>
+                <w:sz w:val="20"/>
+                <w:szCs w:val="20"/>
+              </w:rPr>
+            </w:pPr>
+            <w:r>
+              <w:rPr>
+                <w:rFonts w:ascii="Arial Nova Cond" w:hAnsi="Arial Nova Cond" w:cs="Arial"/>
+                <w:color w:val="000000"/>
+                <w:kern w:val="0"/>
+                <w:sz w:val="20"/>
+                <w:szCs w:val="20"/>
+              </w:rPr>
+              <w:t>{{competencias7}}</w:t>
+            </w:r>
+          </w:p>
+        </w:tc>
+        <w:tc>
+          <w:tcPr>
+            <w:tcW w:w="1399" w:type="dxa"/>
+            <w:vAlign w:val="center"/>
+          </w:tcPr>
+          <w:p>
+            <w:pPr>
+              <w:autoSpaceDE w:val="0"/>
+              <w:autoSpaceDN w:val="0"/>
+              <w:adjustRightInd w:val="0"/>
+              <w:jc w:val="both"/>
               <w:rPr>
                 <w:rFonts w:ascii="Arial Nova Cond" w:hAnsi="Arial Nova Cond" w:cs="Arial"/>
                 <w:color w:val="000000"/>
@@ -11780,7 +11764,7 @@
         </w:trPr>
         <w:tc>
           <w:tcPr>
-            <w:tcW w:w="875" w:type="dxa"/>
+            <w:tcW w:w="818" w:type="dxa"/>
             <w:vMerge/>
             <w:vAlign w:val="center"/>
           </w:tcPr>
@@ -11808,7 +11792,7 @@
         </w:tc>
         <w:tc>
           <w:tcPr>
-            <w:tcW w:w="1095" w:type="dxa"/>
+            <w:tcW w:w="1018" w:type="dxa"/>
             <w:vAlign w:val="center"/>
           </w:tcPr>
           <w:p>
@@ -11846,7 +11830,7 @@
         </w:tc>
         <w:tc>
           <w:tcPr>
-            <w:tcW w:w="1726" w:type="dxa"/>
+            <w:tcW w:w="5379" w:type="dxa"/>
             <w:vAlign w:val="center"/>
           </w:tcPr>
           <w:p>
@@ -11859,6 +11843,7 @@
               </w:tabs>
               <w:spacing w:line="276" w:lineRule="auto"/>
               <w:ind w:left="0"/>
+              <w:jc w:val="both"/>
               <w:rPr>
                 <w:rFonts w:ascii="Arial Nova Cond" w:eastAsia="Calibri" w:hAnsi="Arial Nova Cond" w:cs="Times New Roman"/>
                 <w:color w:val="000000" w:themeColor="text1"/>
@@ -11874,48 +11859,13 @@
                 <w:szCs w:val="20"/>
                 <w:lang w:val="es-ES_tradnl"/>
               </w:rPr>
-              <w:t>{{problemapotencialidad8}}</w:t>
-            </w:r>
-          </w:p>
-        </w:tc>
-        <w:tc>
-          <w:tcPr>
-            <w:tcW w:w="6169" w:type="dxa"/>
-            <w:vAlign w:val="center"/>
-          </w:tcPr>
-          <w:p>
-            <w:pPr>
-              <w:pStyle w:val="Prrafodelista"/>
-              <w:tabs>
-                <w:tab w:val="left" w:pos="0"/>
-                <w:tab w:val="left" w:pos="142"/>
-                <w:tab w:val="left" w:pos="284"/>
-              </w:tabs>
-              <w:spacing w:line="276" w:lineRule="auto"/>
-              <w:ind w:left="0"/>
-              <w:jc w:val="both"/>
-              <w:rPr>
-                <w:rFonts w:ascii="Arial Nova Cond" w:eastAsia="Calibri" w:hAnsi="Arial Nova Cond" w:cs="Times New Roman"/>
-                <w:color w:val="000000" w:themeColor="text1"/>
-                <w:sz w:val="20"/>
-                <w:szCs w:val="20"/>
-                <w:lang w:val="es-ES_tradnl"/>
-              </w:rPr>
-            </w:pPr>
-            <w:r>
-              <w:rPr>
-                <w:rFonts w:ascii="Arial Nova Cond" w:eastAsia="Calibri" w:hAnsi="Arial Nova Cond" w:cs="Times New Roman"/>
-                <w:sz w:val="20"/>
-                <w:szCs w:val="20"/>
-                <w:lang w:val="es-ES_tradnl"/>
-              </w:rPr>
               <w:t>{{situacionsignificativa8}}</w:t>
             </w:r>
           </w:p>
         </w:tc>
         <w:tc>
           <w:tcPr>
-            <w:tcW w:w="2015" w:type="dxa"/>
+            <w:tcW w:w="1984" w:type="dxa"/>
             <w:vAlign w:val="center"/>
           </w:tcPr>
           <w:p>
@@ -11945,7 +11895,7 @@
         </w:tc>
         <w:tc>
           <w:tcPr>
-            <w:tcW w:w="1634" w:type="dxa"/>
+            <w:tcW w:w="2693" w:type="dxa"/>
             <w:vAlign w:val="center"/>
           </w:tcPr>
           <w:p>
@@ -11970,13 +11920,13 @@
                 <w:sz w:val="20"/>
                 <w:szCs w:val="20"/>
               </w:rPr>
-              <w:t>{{competencias8}}</w:t>
-            </w:r>
-          </w:p>
-        </w:tc>
-        <w:tc>
-          <w:tcPr>
-            <w:tcW w:w="1337" w:type="dxa"/>
+              <w:t>{{campotematico8}}</w:t>
+            </w:r>
+          </w:p>
+        </w:tc>
+        <w:tc>
+          <w:tcPr>
+            <w:tcW w:w="1560" w:type="dxa"/>
             <w:vAlign w:val="center"/>
           </w:tcPr>
           <w:p>
@@ -11984,7 +11934,38 @@
               <w:autoSpaceDE w:val="0"/>
               <w:autoSpaceDN w:val="0"/>
               <w:adjustRightInd w:val="0"/>
-              <w:jc w:val="center"/>
+              <w:jc w:val="both"/>
+              <w:rPr>
+                <w:rFonts w:ascii="Arial Nova Cond" w:hAnsi="Arial Nova Cond" w:cs="Arial"/>
+                <w:color w:val="000000"/>
+                <w:kern w:val="0"/>
+                <w:sz w:val="20"/>
+                <w:szCs w:val="20"/>
+              </w:rPr>
+            </w:pPr>
+            <w:r>
+              <w:rPr>
+                <w:rFonts w:ascii="Arial Nova Cond" w:hAnsi="Arial Nova Cond" w:cs="Arial"/>
+                <w:color w:val="000000"/>
+                <w:kern w:val="0"/>
+                <w:sz w:val="20"/>
+                <w:szCs w:val="20"/>
+              </w:rPr>
+              <w:t>{{competencias8}}</w:t>
+            </w:r>
+          </w:p>
+        </w:tc>
+        <w:tc>
+          <w:tcPr>
+            <w:tcW w:w="1399" w:type="dxa"/>
+            <w:vAlign w:val="center"/>
+          </w:tcPr>
+          <w:p>
+            <w:pPr>
+              <w:autoSpaceDE w:val="0"/>
+              <w:autoSpaceDN w:val="0"/>
+              <w:adjustRightInd w:val="0"/>
+              <w:jc w:val="both"/>
               <w:rPr>
                 <w:rFonts w:ascii="Arial Nova Cond" w:hAnsi="Arial Nova Cond" w:cs="Arial"/>
                 <w:color w:val="000000"/>
@@ -23921,7 +23902,6 @@
               </w:rPr>
               <w:t xml:space="preserve">Minedu (2016). Programa curricular de educación secundaria. Resolución Ministerial </w:t>
             </w:r>
-            <w:proofErr w:type="spellStart"/>
             <w:r>
               <w:rPr>
                 <w:rFonts w:ascii="Arial Nova Cond Light" w:eastAsia="Calibri" w:hAnsi="Arial Nova Cond Light" w:cs="Calibri Light"/>
@@ -23932,7 +23912,6 @@
               </w:rPr>
               <w:t>N°</w:t>
             </w:r>
-            <w:proofErr w:type="spellEnd"/>
             <w:r>
               <w:rPr>
                 <w:rFonts w:ascii="Arial Nova Cond Light" w:eastAsia="Calibri" w:hAnsi="Arial Nova Cond Light" w:cs="Calibri Light"/>
@@ -23972,7 +23951,6 @@
               </w:rPr>
               <w:t xml:space="preserve">Minedu (2016). Currículo Nacional de la educación básica. Resolución Ministerial </w:t>
             </w:r>
-            <w:proofErr w:type="spellStart"/>
             <w:r>
               <w:rPr>
                 <w:rFonts w:ascii="Arial Nova Cond Light" w:eastAsia="Calibri" w:hAnsi="Arial Nova Cond Light" w:cs="Calibri Light"/>
@@ -23983,7 +23961,6 @@
               </w:rPr>
               <w:t>N°</w:t>
             </w:r>
-            <w:proofErr w:type="spellEnd"/>
             <w:r>
               <w:rPr>
                 <w:rFonts w:ascii="Arial Nova Cond Light" w:eastAsia="Calibri" w:hAnsi="Arial Nova Cond Light" w:cs="Calibri Light"/>
@@ -24764,7 +24741,7 @@
 </file>
 
 <file path=word/endnotes.xml><?xml version="1.0" encoding="utf-8"?>
-<w:endnotes xmlns:wpc="http://schemas.microsoft.com/office/word/2010/wordprocessingCanvas" xmlns:cx="http://schemas.microsoft.com/office/drawing/2014/chartex" xmlns:cx1="http://schemas.microsoft.com/office/drawing/2015/9/8/chartex" xmlns:cx2="http://schemas.microsoft.com/office/drawing/2015/10/21/chartex" xmlns:cx3="http://schemas.microsoft.com/office/drawing/2016/5/9/chartex" xmlns:cx4="http://schemas.microsoft.com/office/drawing/2016/5/10/chartex" xmlns:cx5="http://schemas.microsoft.com/office/drawing/2016/5/11/chartex" xmlns:cx6="http://schemas.microsoft.com/office/drawing/2016/5/12/chartex" xmlns:cx7="http://schemas.microsoft.com/office/drawing/2016/5/13/chartex" xmlns:cx8="http://schemas.microsoft.com/office/drawing/2016/5/14/chartex" xmlns:mc="http://schemas.openxmlformats.org/markup-compatibility/2006" xmlns:aink="http://schemas.microsoft.com/office/drawing/2016/ink" xmlns:am3d="http://schemas.microsoft.com/office/drawing/2017/model3d" xmlns:o="urn:schemas-microsoft-com:office:office" xmlns:oel="http://schemas.microsoft.com/office/2019/extlst" xmlns:r="http://schemas.openxmlformats.org/officeDocument/2006/relationships" xmlns:m="http://schemas.openxmlformats.org/officeDocument/2006/math" xmlns:v="urn:schemas-microsoft-com:vml" xmlns:wp14="http://schemas.microsoft.com/office/word/2010/wordprocessingDrawing" xmlns:wp="http://schemas.openxmlformats.org/drawingml/2006/wordprocessingDrawing" xmlns:w10="urn:schemas-microsoft-com:office:word" xmlns:w="http://schemas.openxmlformats.org/wordprocessingml/2006/main" xmlns:w14="http://schemas.microsoft.com/office/word/2010/wordml" xmlns:w15="http://schemas.microsoft.com/office/word/2012/wordml" xmlns:w16cex="http://schemas.microsoft.com/office/word/2018/wordml/cex" xmlns:w16cid="http://schemas.microsoft.com/office/word/2016/wordml/cid" xmlns:w16="http://schemas.microsoft.com/office/word/2018/wordml" xmlns:w16du="http://schemas.microsoft.com/office/word/2023/wordml/word16du" xmlns:w16sdtdh="http://schemas.microsoft.com/office/word/2020/wordml/sdtdatahash" xmlns:w16se="http://schemas.microsoft.com/office/word/2015/wordml/symex" xmlns:wpg="http://schemas.microsoft.com/office/word/2010/wordprocessingGroup" xmlns:wpi="http://schemas.microsoft.com/office/word/2010/wordprocessingInk" xmlns:wne="http://schemas.microsoft.com/office/word/2006/wordml" xmlns:wps="http://schemas.microsoft.com/office/word/2010/wordprocessingShape" mc:Ignorable="w14 w15 w16se w16cid w16 w16cex w16sdtdh w16du wp14">
+<w:endnotes xmlns:wpc="http://schemas.microsoft.com/office/word/2010/wordprocessingCanvas" xmlns:cx="http://schemas.microsoft.com/office/drawing/2014/chartex" xmlns:cx1="http://schemas.microsoft.com/office/drawing/2015/9/8/chartex" xmlns:cx2="http://schemas.microsoft.com/office/drawing/2015/10/21/chartex" xmlns:cx3="http://schemas.microsoft.com/office/drawing/2016/5/9/chartex" xmlns:cx4="http://schemas.microsoft.com/office/drawing/2016/5/10/chartex" xmlns:cx5="http://schemas.microsoft.com/office/drawing/2016/5/11/chartex" xmlns:cx6="http://schemas.microsoft.com/office/drawing/2016/5/12/chartex" xmlns:cx7="http://schemas.microsoft.com/office/drawing/2016/5/13/chartex" xmlns:cx8="http://schemas.microsoft.com/office/drawing/2016/5/14/chartex" xmlns:mc="http://schemas.openxmlformats.org/markup-compatibility/2006" xmlns:aink="http://schemas.microsoft.com/office/drawing/2016/ink" xmlns:am3d="http://schemas.microsoft.com/office/drawing/2017/model3d" xmlns:o="urn:schemas-microsoft-com:office:office" xmlns:oel="http://schemas.microsoft.com/office/2019/extlst" xmlns:r="http://schemas.openxmlformats.org/officeDocument/2006/relationships" xmlns:m="http://schemas.openxmlformats.org/officeDocument/2006/math" xmlns:v="urn:schemas-microsoft-com:vml" xmlns:wp14="http://schemas.microsoft.com/office/word/2010/wordprocessingDrawing" xmlns:wp="http://schemas.openxmlformats.org/drawingml/2006/wordprocessingDrawing" xmlns:w10="urn:schemas-microsoft-com:office:word" xmlns:w="http://schemas.openxmlformats.org/wordprocessingml/2006/main" xmlns:w14="http://schemas.microsoft.com/office/word/2010/wordml" xmlns:w15="http://schemas.microsoft.com/office/word/2012/wordml" xmlns:w16cex="http://schemas.microsoft.com/office/word/2018/wordml/cex" xmlns:w16cid="http://schemas.microsoft.com/office/word/2016/wordml/cid" xmlns:w16="http://schemas.microsoft.com/office/word/2018/wordml" xmlns:w16du="http://schemas.microsoft.com/office/word/2023/wordml/word16du" xmlns:w16sdtdh="http://schemas.microsoft.com/office/word/2020/wordml/sdtdatahash" xmlns:w16sdtfl="http://schemas.microsoft.com/office/word/2024/wordml/sdtformatlock" xmlns:w16se="http://schemas.microsoft.com/office/word/2015/wordml/symex" xmlns:wpg="http://schemas.microsoft.com/office/word/2010/wordprocessingGroup" xmlns:wpi="http://schemas.microsoft.com/office/word/2010/wordprocessingInk" xmlns:wne="http://schemas.microsoft.com/office/word/2006/wordml" xmlns:wps="http://schemas.microsoft.com/office/word/2010/wordprocessingShape" mc:Ignorable="w14 w15 w16se w16cid w16 w16cex w16sdtdh w16sdtfl w16du wp14">
   <w:endnote w:type="separator" w:id="-1">
     <w:p>
       <w:pPr>
@@ -24789,7 +24766,7 @@
 </file>
 
 <file path=word/footer1.xml><?xml version="1.0" encoding="utf-8"?>
-<w:ftr xmlns:wpc="http://schemas.microsoft.com/office/word/2010/wordprocessingCanvas" xmlns:cx="http://schemas.microsoft.com/office/drawing/2014/chartex" xmlns:cx1="http://schemas.microsoft.com/office/drawing/2015/9/8/chartex" xmlns:cx2="http://schemas.microsoft.com/office/drawing/2015/10/21/chartex" xmlns:cx3="http://schemas.microsoft.com/office/drawing/2016/5/9/chartex" xmlns:cx4="http://schemas.microsoft.com/office/drawing/2016/5/10/chartex" xmlns:cx5="http://schemas.microsoft.com/office/drawing/2016/5/11/chartex" xmlns:cx6="http://schemas.microsoft.com/office/drawing/2016/5/12/chartex" xmlns:cx7="http://schemas.microsoft.com/office/drawing/2016/5/13/chartex" xmlns:cx8="http://schemas.microsoft.com/office/drawing/2016/5/14/chartex" xmlns:mc="http://schemas.openxmlformats.org/markup-compatibility/2006" xmlns:aink="http://schemas.microsoft.com/office/drawing/2016/ink" xmlns:am3d="http://schemas.microsoft.com/office/drawing/2017/model3d" xmlns:o="urn:schemas-microsoft-com:office:office" xmlns:oel="http://schemas.microsoft.com/office/2019/extlst" xmlns:r="http://schemas.openxmlformats.org/officeDocument/2006/relationships" xmlns:m="http://schemas.openxmlformats.org/officeDocument/2006/math" xmlns:v="urn:schemas-microsoft-com:vml" xmlns:wp14="http://schemas.microsoft.com/office/word/2010/wordprocessingDrawing" xmlns:wp="http://schemas.openxmlformats.org/drawingml/2006/wordprocessingDrawing" xmlns:w10="urn:schemas-microsoft-com:office:word" xmlns:w="http://schemas.openxmlformats.org/wordprocessingml/2006/main" xmlns:w14="http://schemas.microsoft.com/office/word/2010/wordml" xmlns:w15="http://schemas.microsoft.com/office/word/2012/wordml" xmlns:w16cex="http://schemas.microsoft.com/office/word/2018/wordml/cex" xmlns:w16cid="http://schemas.microsoft.com/office/word/2016/wordml/cid" xmlns:w16="http://schemas.microsoft.com/office/word/2018/wordml" xmlns:w16du="http://schemas.microsoft.com/office/word/2023/wordml/word16du" xmlns:w16sdtdh="http://schemas.microsoft.com/office/word/2020/wordml/sdtdatahash" xmlns:w16se="http://schemas.microsoft.com/office/word/2015/wordml/symex" xmlns:wpg="http://schemas.microsoft.com/office/word/2010/wordprocessingGroup" xmlns:wpi="http://schemas.microsoft.com/office/word/2010/wordprocessingInk" xmlns:wne="http://schemas.microsoft.com/office/word/2006/wordml" xmlns:wps="http://schemas.microsoft.com/office/word/2010/wordprocessingShape" mc:Ignorable="w14 w15 w16se w16cid w16 w16cex w16sdtdh w16du wp14">
+<w:ftr xmlns:wpc="http://schemas.microsoft.com/office/word/2010/wordprocessingCanvas" xmlns:cx="http://schemas.microsoft.com/office/drawing/2014/chartex" xmlns:cx1="http://schemas.microsoft.com/office/drawing/2015/9/8/chartex" xmlns:cx2="http://schemas.microsoft.com/office/drawing/2015/10/21/chartex" xmlns:cx3="http://schemas.microsoft.com/office/drawing/2016/5/9/chartex" xmlns:cx4="http://schemas.microsoft.com/office/drawing/2016/5/10/chartex" xmlns:cx5="http://schemas.microsoft.com/office/drawing/2016/5/11/chartex" xmlns:cx6="http://schemas.microsoft.com/office/drawing/2016/5/12/chartex" xmlns:cx7="http://schemas.microsoft.com/office/drawing/2016/5/13/chartex" xmlns:cx8="http://schemas.microsoft.com/office/drawing/2016/5/14/chartex" xmlns:mc="http://schemas.openxmlformats.org/markup-compatibility/2006" xmlns:aink="http://schemas.microsoft.com/office/drawing/2016/ink" xmlns:am3d="http://schemas.microsoft.com/office/drawing/2017/model3d" xmlns:o="urn:schemas-microsoft-com:office:office" xmlns:oel="http://schemas.microsoft.com/office/2019/extlst" xmlns:r="http://schemas.openxmlformats.org/officeDocument/2006/relationships" xmlns:m="http://schemas.openxmlformats.org/officeDocument/2006/math" xmlns:v="urn:schemas-microsoft-com:vml" xmlns:wp14="http://schemas.microsoft.com/office/word/2010/wordprocessingDrawing" xmlns:wp="http://schemas.openxmlformats.org/drawingml/2006/wordprocessingDrawing" xmlns:w10="urn:schemas-microsoft-com:office:word" xmlns:w="http://schemas.openxmlformats.org/wordprocessingml/2006/main" xmlns:w14="http://schemas.microsoft.com/office/word/2010/wordml" xmlns:w15="http://schemas.microsoft.com/office/word/2012/wordml" xmlns:w16cex="http://schemas.microsoft.com/office/word/2018/wordml/cex" xmlns:w16cid="http://schemas.microsoft.com/office/word/2016/wordml/cid" xmlns:w16="http://schemas.microsoft.com/office/word/2018/wordml" xmlns:w16du="http://schemas.microsoft.com/office/word/2023/wordml/word16du" xmlns:w16sdtdh="http://schemas.microsoft.com/office/word/2020/wordml/sdtdatahash" xmlns:w16sdtfl="http://schemas.microsoft.com/office/word/2024/wordml/sdtformatlock" xmlns:w16se="http://schemas.microsoft.com/office/word/2015/wordml/symex" xmlns:wpg="http://schemas.microsoft.com/office/word/2010/wordprocessingGroup" xmlns:wpi="http://schemas.microsoft.com/office/word/2010/wordprocessingInk" xmlns:wne="http://schemas.microsoft.com/office/word/2006/wordml" xmlns:wps="http://schemas.microsoft.com/office/word/2010/wordprocessingShape" mc:Ignorable="w14 w15 w16se w16cid w16 w16cex w16sdtdh w16sdtfl w16du wp14">
   <w:p>
     <w:pPr>
       <w:pStyle w:val="Piedepgina"/>
@@ -25254,7 +25231,7 @@
 </file>
 
 <file path=word/footnotes.xml><?xml version="1.0" encoding="utf-8"?>
-<w:footnotes xmlns:wpc="http://schemas.microsoft.com/office/word/2010/wordprocessingCanvas" xmlns:cx="http://schemas.microsoft.com/office/drawing/2014/chartex" xmlns:cx1="http://schemas.microsoft.com/office/drawing/2015/9/8/chartex" xmlns:cx2="http://schemas.microsoft.com/office/drawing/2015/10/21/chartex" xmlns:cx3="http://schemas.microsoft.com/office/drawing/2016/5/9/chartex" xmlns:cx4="http://schemas.microsoft.com/office/drawing/2016/5/10/chartex" xmlns:cx5="http://schemas.microsoft.com/office/drawing/2016/5/11/chartex" xmlns:cx6="http://schemas.microsoft.com/office/drawing/2016/5/12/chartex" xmlns:cx7="http://schemas.microsoft.com/office/drawing/2016/5/13/chartex" xmlns:cx8="http://schemas.microsoft.com/office/drawing/2016/5/14/chartex" xmlns:mc="http://schemas.openxmlformats.org/markup-compatibility/2006" xmlns:aink="http://schemas.microsoft.com/office/drawing/2016/ink" xmlns:am3d="http://schemas.microsoft.com/office/drawing/2017/model3d" xmlns:o="urn:schemas-microsoft-com:office:office" xmlns:oel="http://schemas.microsoft.com/office/2019/extlst" xmlns:r="http://schemas.openxmlformats.org/officeDocument/2006/relationships" xmlns:m="http://schemas.openxmlformats.org/officeDocument/2006/math" xmlns:v="urn:schemas-microsoft-com:vml" xmlns:wp14="http://schemas.microsoft.com/office/word/2010/wordprocessingDrawing" xmlns:wp="http://schemas.openxmlformats.org/drawingml/2006/wordprocessingDrawing" xmlns:w10="urn:schemas-microsoft-com:office:word" xmlns:w="http://schemas.openxmlformats.org/wordprocessingml/2006/main" xmlns:w14="http://schemas.microsoft.com/office/word/2010/wordml" xmlns:w15="http://schemas.microsoft.com/office/word/2012/wordml" xmlns:w16cex="http://schemas.microsoft.com/office/word/2018/wordml/cex" xmlns:w16cid="http://schemas.microsoft.com/office/word/2016/wordml/cid" xmlns:w16="http://schemas.microsoft.com/office/word/2018/wordml" xmlns:w16du="http://schemas.microsoft.com/office/word/2023/wordml/word16du" xmlns:w16sdtdh="http://schemas.microsoft.com/office/word/2020/wordml/sdtdatahash" xmlns:w16se="http://schemas.microsoft.com/office/word/2015/wordml/symex" xmlns:wpg="http://schemas.microsoft.com/office/word/2010/wordprocessingGroup" xmlns:wpi="http://schemas.microsoft.com/office/word/2010/wordprocessingInk" xmlns:wne="http://schemas.microsoft.com/office/word/2006/wordml" xmlns:wps="http://schemas.microsoft.com/office/word/2010/wordprocessingShape" mc:Ignorable="w14 w15 w16se w16cid w16 w16cex w16sdtdh w16du wp14">
+<w:footnotes xmlns:wpc="http://schemas.microsoft.com/office/word/2010/wordprocessingCanvas" xmlns:cx="http://schemas.microsoft.com/office/drawing/2014/chartex" xmlns:cx1="http://schemas.microsoft.com/office/drawing/2015/9/8/chartex" xmlns:cx2="http://schemas.microsoft.com/office/drawing/2015/10/21/chartex" xmlns:cx3="http://schemas.microsoft.com/office/drawing/2016/5/9/chartex" xmlns:cx4="http://schemas.microsoft.com/office/drawing/2016/5/10/chartex" xmlns:cx5="http://schemas.microsoft.com/office/drawing/2016/5/11/chartex" xmlns:cx6="http://schemas.microsoft.com/office/drawing/2016/5/12/chartex" xmlns:cx7="http://schemas.microsoft.com/office/drawing/2016/5/13/chartex" xmlns:cx8="http://schemas.microsoft.com/office/drawing/2016/5/14/chartex" xmlns:mc="http://schemas.openxmlformats.org/markup-compatibility/2006" xmlns:aink="http://schemas.microsoft.com/office/drawing/2016/ink" xmlns:am3d="http://schemas.microsoft.com/office/drawing/2017/model3d" xmlns:o="urn:schemas-microsoft-com:office:office" xmlns:oel="http://schemas.microsoft.com/office/2019/extlst" xmlns:r="http://schemas.openxmlformats.org/officeDocument/2006/relationships" xmlns:m="http://schemas.openxmlformats.org/officeDocument/2006/math" xmlns:v="urn:schemas-microsoft-com:vml" xmlns:wp14="http://schemas.microsoft.com/office/word/2010/wordprocessingDrawing" xmlns:wp="http://schemas.openxmlformats.org/drawingml/2006/wordprocessingDrawing" xmlns:w10="urn:schemas-microsoft-com:office:word" xmlns:w="http://schemas.openxmlformats.org/wordprocessingml/2006/main" xmlns:w14="http://schemas.microsoft.com/office/word/2010/wordml" xmlns:w15="http://schemas.microsoft.com/office/word/2012/wordml" xmlns:w16cex="http://schemas.microsoft.com/office/word/2018/wordml/cex" xmlns:w16cid="http://schemas.microsoft.com/office/word/2016/wordml/cid" xmlns:w16="http://schemas.microsoft.com/office/word/2018/wordml" xmlns:w16du="http://schemas.microsoft.com/office/word/2023/wordml/word16du" xmlns:w16sdtdh="http://schemas.microsoft.com/office/word/2020/wordml/sdtdatahash" xmlns:w16sdtfl="http://schemas.microsoft.com/office/word/2024/wordml/sdtformatlock" xmlns:w16se="http://schemas.microsoft.com/office/word/2015/wordml/symex" xmlns:wpg="http://schemas.microsoft.com/office/word/2010/wordprocessingGroup" xmlns:wpi="http://schemas.microsoft.com/office/word/2010/wordprocessingInk" xmlns:wne="http://schemas.microsoft.com/office/word/2006/wordml" xmlns:wps="http://schemas.microsoft.com/office/word/2010/wordprocessingShape" mc:Ignorable="w14 w15 w16se w16cid w16 w16cex w16sdtdh w16sdtfl w16du wp14">
   <w:footnote w:type="separator" w:id="-1">
     <w:p>
       <w:pPr>
@@ -25279,7 +25256,7 @@
 </file>
 
 <file path=word/header1.xml><?xml version="1.0" encoding="utf-8"?>
-<w:hdr xmlns:wpc="http://schemas.microsoft.com/office/word/2010/wordprocessingCanvas" xmlns:cx="http://schemas.microsoft.com/office/drawing/2014/chartex" xmlns:cx1="http://schemas.microsoft.com/office/drawing/2015/9/8/chartex" xmlns:cx2="http://schemas.microsoft.com/office/drawing/2015/10/21/chartex" xmlns:cx3="http://schemas.microsoft.com/office/drawing/2016/5/9/chartex" xmlns:cx4="http://schemas.microsoft.com/office/drawing/2016/5/10/chartex" xmlns:cx5="http://schemas.microsoft.com/office/drawing/2016/5/11/chartex" xmlns:cx6="http://schemas.microsoft.com/office/drawing/2016/5/12/chartex" xmlns:cx7="http://schemas.microsoft.com/office/drawing/2016/5/13/chartex" xmlns:cx8="http://schemas.microsoft.com/office/drawing/2016/5/14/chartex" xmlns:mc="http://schemas.openxmlformats.org/markup-compatibility/2006" xmlns:aink="http://schemas.microsoft.com/office/drawing/2016/ink" xmlns:am3d="http://schemas.microsoft.com/office/drawing/2017/model3d" xmlns:o="urn:schemas-microsoft-com:office:office" xmlns:oel="http://schemas.microsoft.com/office/2019/extlst" xmlns:r="http://schemas.openxmlformats.org/officeDocument/2006/relationships" xmlns:m="http://schemas.openxmlformats.org/officeDocument/2006/math" xmlns:v="urn:schemas-microsoft-com:vml" xmlns:wp14="http://schemas.microsoft.com/office/word/2010/wordprocessingDrawing" xmlns:wp="http://schemas.openxmlformats.org/drawingml/2006/wordprocessingDrawing" xmlns:w10="urn:schemas-microsoft-com:office:word" xmlns:w="http://schemas.openxmlformats.org/wordprocessingml/2006/main" xmlns:w14="http://schemas.microsoft.com/office/word/2010/wordml" xmlns:w15="http://schemas.microsoft.com/office/word/2012/wordml" xmlns:w16cex="http://schemas.microsoft.com/office/word/2018/wordml/cex" xmlns:w16cid="http://schemas.microsoft.com/office/word/2016/wordml/cid" xmlns:w16="http://schemas.microsoft.com/office/word/2018/wordml" xmlns:w16du="http://schemas.microsoft.com/office/word/2023/wordml/word16du" xmlns:w16sdtdh="http://schemas.microsoft.com/office/word/2020/wordml/sdtdatahash" xmlns:w16se="http://schemas.microsoft.com/office/word/2015/wordml/symex" xmlns:wpg="http://schemas.microsoft.com/office/word/2010/wordprocessingGroup" xmlns:wpi="http://schemas.microsoft.com/office/word/2010/wordprocessingInk" xmlns:wne="http://schemas.microsoft.com/office/word/2006/wordml" xmlns:wps="http://schemas.microsoft.com/office/word/2010/wordprocessingShape" mc:Ignorable="w14 w15 w16se w16cid w16 w16cex w16sdtdh w16du wp14">
+<w:hdr xmlns:wpc="http://schemas.microsoft.com/office/word/2010/wordprocessingCanvas" xmlns:cx="http://schemas.microsoft.com/office/drawing/2014/chartex" xmlns:cx1="http://schemas.microsoft.com/office/drawing/2015/9/8/chartex" xmlns:cx2="http://schemas.microsoft.com/office/drawing/2015/10/21/chartex" xmlns:cx3="http://schemas.microsoft.com/office/drawing/2016/5/9/chartex" xmlns:cx4="http://schemas.microsoft.com/office/drawing/2016/5/10/chartex" xmlns:cx5="http://schemas.microsoft.com/office/drawing/2016/5/11/chartex" xmlns:cx6="http://schemas.microsoft.com/office/drawing/2016/5/12/chartex" xmlns:cx7="http://schemas.microsoft.com/office/drawing/2016/5/13/chartex" xmlns:cx8="http://schemas.microsoft.com/office/drawing/2016/5/14/chartex" xmlns:mc="http://schemas.openxmlformats.org/markup-compatibility/2006" xmlns:aink="http://schemas.microsoft.com/office/drawing/2016/ink" xmlns:am3d="http://schemas.microsoft.com/office/drawing/2017/model3d" xmlns:o="urn:schemas-microsoft-com:office:office" xmlns:oel="http://schemas.microsoft.com/office/2019/extlst" xmlns:r="http://schemas.openxmlformats.org/officeDocument/2006/relationships" xmlns:m="http://schemas.openxmlformats.org/officeDocument/2006/math" xmlns:v="urn:schemas-microsoft-com:vml" xmlns:wp14="http://schemas.microsoft.com/office/word/2010/wordprocessingDrawing" xmlns:wp="http://schemas.openxmlformats.org/drawingml/2006/wordprocessingDrawing" xmlns:w10="urn:schemas-microsoft-com:office:word" xmlns:w="http://schemas.openxmlformats.org/wordprocessingml/2006/main" xmlns:w14="http://schemas.microsoft.com/office/word/2010/wordml" xmlns:w15="http://schemas.microsoft.com/office/word/2012/wordml" xmlns:w16cex="http://schemas.microsoft.com/office/word/2018/wordml/cex" xmlns:w16cid="http://schemas.microsoft.com/office/word/2016/wordml/cid" xmlns:w16="http://schemas.microsoft.com/office/word/2018/wordml" xmlns:w16du="http://schemas.microsoft.com/office/word/2023/wordml/word16du" xmlns:w16sdtdh="http://schemas.microsoft.com/office/word/2020/wordml/sdtdatahash" xmlns:w16sdtfl="http://schemas.microsoft.com/office/word/2024/wordml/sdtformatlock" xmlns:w16se="http://schemas.microsoft.com/office/word/2015/wordml/symex" xmlns:wpg="http://schemas.microsoft.com/office/word/2010/wordprocessingGroup" xmlns:wpi="http://schemas.microsoft.com/office/word/2010/wordprocessingInk" xmlns:wne="http://schemas.microsoft.com/office/word/2006/wordml" xmlns:wps="http://schemas.microsoft.com/office/word/2010/wordprocessingShape" mc:Ignorable="w14 w15 w16se w16cid w16 w16cex w16sdtdh w16sdtfl w16du wp14">
   <w:tbl>
     <w:tblPr>
       <w:tblStyle w:val="Tablaconcuadrcula"/>
@@ -25569,7 +25546,7 @@
 </file>
 
 <file path=word/numbering.xml><?xml version="1.0" encoding="utf-8"?>
-<w:numbering xmlns:wpc="http://schemas.microsoft.com/office/word/2010/wordprocessingCanvas" xmlns:cx="http://schemas.microsoft.com/office/drawing/2014/chartex" xmlns:cx1="http://schemas.microsoft.com/office/drawing/2015/9/8/chartex" xmlns:cx2="http://schemas.microsoft.com/office/drawing/2015/10/21/chartex" xmlns:cx3="http://schemas.microsoft.com/office/drawing/2016/5/9/chartex" xmlns:cx4="http://schemas.microsoft.com/office/drawing/2016/5/10/chartex" xmlns:cx5="http://schemas.microsoft.com/office/drawing/2016/5/11/chartex" xmlns:cx6="http://schemas.microsoft.com/office/drawing/2016/5/12/chartex" xmlns:cx7="http://schemas.microsoft.com/office/drawing/2016/5/13/chartex" xmlns:cx8="http://schemas.microsoft.com/office/drawing/2016/5/14/chartex" xmlns:mc="http://schemas.openxmlformats.org/markup-compatibility/2006" xmlns:aink="http://schemas.microsoft.com/office/drawing/2016/ink" xmlns:am3d="http://schemas.microsoft.com/office/drawing/2017/model3d" xmlns:o="urn:schemas-microsoft-com:office:office" xmlns:oel="http://schemas.microsoft.com/office/2019/extlst" xmlns:r="http://schemas.openxmlformats.org/officeDocument/2006/relationships" xmlns:m="http://schemas.openxmlformats.org/officeDocument/2006/math" xmlns:v="urn:schemas-microsoft-com:vml" xmlns:wp14="http://schemas.microsoft.com/office/word/2010/wordprocessingDrawing" xmlns:wp="http://schemas.openxmlformats.org/drawingml/2006/wordprocessingDrawing" xmlns:w10="urn:schemas-microsoft-com:office:word" xmlns:w="http://schemas.openxmlformats.org/wordprocessingml/2006/main" xmlns:w14="http://schemas.microsoft.com/office/word/2010/wordml" xmlns:w15="http://schemas.microsoft.com/office/word/2012/wordml" xmlns:w16cex="http://schemas.microsoft.com/office/word/2018/wordml/cex" xmlns:w16cid="http://schemas.microsoft.com/office/word/2016/wordml/cid" xmlns:w16="http://schemas.microsoft.com/office/word/2018/wordml" xmlns:w16du="http://schemas.microsoft.com/office/word/2023/wordml/word16du" xmlns:w16sdtdh="http://schemas.microsoft.com/office/word/2020/wordml/sdtdatahash" xmlns:w16se="http://schemas.microsoft.com/office/word/2015/wordml/symex" xmlns:wpg="http://schemas.microsoft.com/office/word/2010/wordprocessingGroup" xmlns:wpi="http://schemas.microsoft.com/office/word/2010/wordprocessingInk" xmlns:wne="http://schemas.microsoft.com/office/word/2006/wordml" xmlns:wps="http://schemas.microsoft.com/office/word/2010/wordprocessingShape" mc:Ignorable="w14 w15 w16se w16cid w16 w16cex w16sdtdh w16du wp14">
+<w:numbering xmlns:wpc="http://schemas.microsoft.com/office/word/2010/wordprocessingCanvas" xmlns:cx="http://schemas.microsoft.com/office/drawing/2014/chartex" xmlns:cx1="http://schemas.microsoft.com/office/drawing/2015/9/8/chartex" xmlns:cx2="http://schemas.microsoft.com/office/drawing/2015/10/21/chartex" xmlns:cx3="http://schemas.microsoft.com/office/drawing/2016/5/9/chartex" xmlns:cx4="http://schemas.microsoft.com/office/drawing/2016/5/10/chartex" xmlns:cx5="http://schemas.microsoft.com/office/drawing/2016/5/11/chartex" xmlns:cx6="http://schemas.microsoft.com/office/drawing/2016/5/12/chartex" xmlns:cx7="http://schemas.microsoft.com/office/drawing/2016/5/13/chartex" xmlns:cx8="http://schemas.microsoft.com/office/drawing/2016/5/14/chartex" xmlns:mc="http://schemas.openxmlformats.org/markup-compatibility/2006" xmlns:aink="http://schemas.microsoft.com/office/drawing/2016/ink" xmlns:am3d="http://schemas.microsoft.com/office/drawing/2017/model3d" xmlns:o="urn:schemas-microsoft-com:office:office" xmlns:oel="http://schemas.microsoft.com/office/2019/extlst" xmlns:r="http://schemas.openxmlformats.org/officeDocument/2006/relationships" xmlns:m="http://schemas.openxmlformats.org/officeDocument/2006/math" xmlns:v="urn:schemas-microsoft-com:vml" xmlns:wp14="http://schemas.microsoft.com/office/word/2010/wordprocessingDrawing" xmlns:wp="http://schemas.openxmlformats.org/drawingml/2006/wordprocessingDrawing" xmlns:w10="urn:schemas-microsoft-com:office:word" xmlns:w="http://schemas.openxmlformats.org/wordprocessingml/2006/main" xmlns:w14="http://schemas.microsoft.com/office/word/2010/wordml" xmlns:w15="http://schemas.microsoft.com/office/word/2012/wordml" xmlns:w16cex="http://schemas.microsoft.com/office/word/2018/wordml/cex" xmlns:w16cid="http://schemas.microsoft.com/office/word/2016/wordml/cid" xmlns:w16="http://schemas.microsoft.com/office/word/2018/wordml" xmlns:w16du="http://schemas.microsoft.com/office/word/2023/wordml/word16du" xmlns:w16sdtdh="http://schemas.microsoft.com/office/word/2020/wordml/sdtdatahash" xmlns:w16sdtfl="http://schemas.microsoft.com/office/word/2024/wordml/sdtformatlock" xmlns:w16se="http://schemas.microsoft.com/office/word/2015/wordml/symex" xmlns:wpg="http://schemas.microsoft.com/office/word/2010/wordprocessingGroup" xmlns:wpi="http://schemas.microsoft.com/office/word/2010/wordprocessingInk" xmlns:wne="http://schemas.microsoft.com/office/word/2006/wordml" xmlns:wps="http://schemas.microsoft.com/office/word/2010/wordprocessingShape" mc:Ignorable="w14 w15 w16se w16cid w16 w16cex w16sdtdh w16sdtfl w16du wp14">
   <w:abstractNum w:abstractNumId="0" w15:restartNumberingAfterBreak="0">
     <w:nsid w:val="08D86D46"/>
     <w:multiLevelType w:val="hybridMultilevel"/>
@@ -29675,7 +29652,7 @@
 </file>
 
 <file path=word/styles.xml><?xml version="1.0" encoding="utf-8"?>
-<w:styles xmlns:mc="http://schemas.openxmlformats.org/markup-compatibility/2006" xmlns:r="http://schemas.openxmlformats.org/officeDocument/2006/relationships" xmlns:w="http://schemas.openxmlformats.org/wordprocessingml/2006/main" xmlns:w14="http://schemas.microsoft.com/office/word/2010/wordml" xmlns:w15="http://schemas.microsoft.com/office/word/2012/wordml" xmlns:w16cex="http://schemas.microsoft.com/office/word/2018/wordml/cex" xmlns:w16cid="http://schemas.microsoft.com/office/word/2016/wordml/cid" xmlns:w16="http://schemas.microsoft.com/office/word/2018/wordml" xmlns:w16du="http://schemas.microsoft.com/office/word/2023/wordml/word16du" xmlns:w16sdtdh="http://schemas.microsoft.com/office/word/2020/wordml/sdtdatahash" xmlns:w16se="http://schemas.microsoft.com/office/word/2015/wordml/symex" mc:Ignorable="w14 w15 w16se w16cid w16 w16cex w16sdtdh w16du">
+<w:styles xmlns:mc="http://schemas.openxmlformats.org/markup-compatibility/2006" xmlns:r="http://schemas.openxmlformats.org/officeDocument/2006/relationships" xmlns:w="http://schemas.openxmlformats.org/wordprocessingml/2006/main" xmlns:w14="http://schemas.microsoft.com/office/word/2010/wordml" xmlns:w15="http://schemas.microsoft.com/office/word/2012/wordml" xmlns:w16cex="http://schemas.microsoft.com/office/word/2018/wordml/cex" xmlns:w16cid="http://schemas.microsoft.com/office/word/2016/wordml/cid" xmlns:w16="http://schemas.microsoft.com/office/word/2018/wordml" xmlns:w16du="http://schemas.microsoft.com/office/word/2023/wordml/word16du" xmlns:w16sdtdh="http://schemas.microsoft.com/office/word/2020/wordml/sdtdatahash" xmlns:w16sdtfl="http://schemas.microsoft.com/office/word/2024/wordml/sdtformatlock" xmlns:w16se="http://schemas.microsoft.com/office/word/2015/wordml/symex" mc:Ignorable="w14 w15 w16se w16cid w16 w16cex w16sdtdh w16sdtfl w16du">
   <w:docDefaults>
     <w:rPrDefault>
       <w:rPr>
@@ -30711,7 +30688,7 @@
       <w14:ligatures w14:val="none"/>
     </w:rPr>
   </w:style>
-  <w:style w:type="character" w:styleId="Textoennegrita">
+  <w:style w:type="character" w:styleId="Fuerte">
     <w:name w:val="Strong"/>
     <w:basedOn w:val="Fuentedeprrafopredeter"/>
     <w:uiPriority w:val="22"/>
